--- a/print/place-cards.docx
+++ b/print/place-cards.docx
@@ -4,7 +4,7 @@
   <w:body>
     <w:p>
       <w:pPr>
-        <w:spacing w:before="0" w:after="60"/>
+        <w:spacing w:before="0" w:after="40"/>
         <w:jc w:val="center"/>
       </w:pPr>
       <w:r>
@@ -13,8 +13,8 @@
           <w:b w:val="0"/>
           <w:i w:val="0"/>
           <w:color w:val="2C5D63"/>
-          <w:sz w:val="15"/>
-          <w:spacing w:val="48"/>
+          <w:sz w:val="12"/>
+          <w:spacing w:val="40"/>
           <w:caps w:val="1"/>
         </w:rPr>
         <w:t>Top Table</w:t>
@@ -22,7 +22,7 @@
     </w:p>
     <w:p>
       <w:pPr>
-        <w:spacing w:before="0" w:after="60"/>
+        <w:spacing w:before="0" w:after="40"/>
         <w:jc w:val="center"/>
       </w:pPr>
       <w:r>
@@ -31,7 +31,7 @@
           <w:b/>
           <w:i w:val="0"/>
           <w:color w:val="222D2A"/>
-          <w:sz w:val="44"/>
+          <w:sz w:val="34"/>
         </w:rPr>
         <w:t>Carole Blackshaw</w:t>
       </w:r>
@@ -47,15 +47,15 @@
           <w:b w:val="0"/>
           <w:i w:val="0"/>
           <w:color w:val="2C5D63"/>
-          <w:sz w:val="16"/>
-          <w:spacing w:val="48"/>
+          <w:sz w:val="13"/>
+          <w:spacing w:val="40"/>
         </w:rPr>
         <w:t>· · ·</w:t>
       </w:r>
     </w:p>
     <w:p>
       <w:pPr>
-        <w:spacing w:before="0" w:after="60"/>
+        <w:spacing w:before="0" w:after="40"/>
         <w:jc w:val="center"/>
       </w:pPr>
       <w:r>
@@ -67,8 +67,8 @@
           <w:b w:val="0"/>
           <w:i w:val="0"/>
           <w:color w:val="2C5D63"/>
-          <w:sz w:val="15"/>
-          <w:spacing w:val="48"/>
+          <w:sz w:val="12"/>
+          <w:spacing w:val="40"/>
           <w:caps w:val="1"/>
         </w:rPr>
         <w:t>Top Table</w:t>
@@ -76,7 +76,7 @@
     </w:p>
     <w:p>
       <w:pPr>
-        <w:spacing w:before="0" w:after="60"/>
+        <w:spacing w:before="0" w:after="40"/>
         <w:jc w:val="center"/>
       </w:pPr>
       <w:r>
@@ -85,7 +85,7 @@
           <w:b/>
           <w:i w:val="0"/>
           <w:color w:val="222D2A"/>
-          <w:sz w:val="44"/>
+          <w:sz w:val="34"/>
         </w:rPr>
         <w:t>Robert Blackshaw</w:t>
       </w:r>
@@ -101,15 +101,15 @@
           <w:b w:val="0"/>
           <w:i w:val="0"/>
           <w:color w:val="2C5D63"/>
-          <w:sz w:val="16"/>
-          <w:spacing w:val="48"/>
+          <w:sz w:val="13"/>
+          <w:spacing w:val="40"/>
         </w:rPr>
         <w:t>· · ·</w:t>
       </w:r>
     </w:p>
     <w:p>
       <w:pPr>
-        <w:spacing w:before="0" w:after="60"/>
+        <w:spacing w:before="0" w:after="40"/>
         <w:jc w:val="center"/>
       </w:pPr>
       <w:r>
@@ -121,8 +121,8 @@
           <w:b w:val="0"/>
           <w:i w:val="0"/>
           <w:color w:val="2C5D63"/>
-          <w:sz w:val="15"/>
-          <w:spacing w:val="48"/>
+          <w:sz w:val="12"/>
+          <w:spacing w:val="40"/>
           <w:caps w:val="1"/>
         </w:rPr>
         <w:t>Top Table</w:t>
@@ -130,7 +130,7 @@
     </w:p>
     <w:p>
       <w:pPr>
-        <w:spacing w:before="0" w:after="60"/>
+        <w:spacing w:before="0" w:after="40"/>
         <w:jc w:val="center"/>
       </w:pPr>
       <w:r>
@@ -139,9 +139,9 @@
           <w:b/>
           <w:i w:val="0"/>
           <w:color w:val="222D2A"/>
-          <w:sz w:val="52"/>
+          <w:sz w:val="40"/>
         </w:rPr>
-        <w:t>Jase Harte</w:t>
+        <w:t>Jase</w:t>
       </w:r>
     </w:p>
     <w:p>
@@ -155,15 +155,15 @@
           <w:b w:val="0"/>
           <w:i w:val="0"/>
           <w:color w:val="2C5D63"/>
-          <w:sz w:val="16"/>
-          <w:spacing w:val="48"/>
+          <w:sz w:val="13"/>
+          <w:spacing w:val="40"/>
         </w:rPr>
         <w:t>· · ·</w:t>
       </w:r>
     </w:p>
     <w:p>
       <w:pPr>
-        <w:spacing w:before="0" w:after="60"/>
+        <w:spacing w:before="0" w:after="40"/>
         <w:jc w:val="center"/>
       </w:pPr>
       <w:r>
@@ -175,8 +175,8 @@
           <w:b w:val="0"/>
           <w:i w:val="0"/>
           <w:color w:val="2C5D63"/>
-          <w:sz w:val="15"/>
-          <w:spacing w:val="48"/>
+          <w:sz w:val="12"/>
+          <w:spacing w:val="40"/>
           <w:caps w:val="1"/>
         </w:rPr>
         <w:t>Top Table</w:t>
@@ -184,7 +184,7 @@
     </w:p>
     <w:p>
       <w:pPr>
-        <w:spacing w:before="0" w:after="60"/>
+        <w:spacing w:before="0" w:after="40"/>
         <w:jc w:val="center"/>
       </w:pPr>
       <w:r>
@@ -193,9 +193,9 @@
           <w:b/>
           <w:i w:val="0"/>
           <w:color w:val="222D2A"/>
-          <w:sz w:val="52"/>
+          <w:sz w:val="40"/>
         </w:rPr>
-        <w:t>Becki Harte</w:t>
+        <w:t>Becki</w:t>
       </w:r>
     </w:p>
     <w:p>
@@ -209,15 +209,15 @@
           <w:b w:val="0"/>
           <w:i w:val="0"/>
           <w:color w:val="2C5D63"/>
-          <w:sz w:val="16"/>
-          <w:spacing w:val="48"/>
+          <w:sz w:val="13"/>
+          <w:spacing w:val="40"/>
         </w:rPr>
         <w:t>· · ·</w:t>
       </w:r>
     </w:p>
     <w:p>
       <w:pPr>
-        <w:spacing w:before="0" w:after="60"/>
+        <w:spacing w:before="0" w:after="40"/>
         <w:jc w:val="center"/>
       </w:pPr>
       <w:r>
@@ -229,8 +229,8 @@
           <w:b w:val="0"/>
           <w:i w:val="0"/>
           <w:color w:val="2C5D63"/>
-          <w:sz w:val="15"/>
-          <w:spacing w:val="48"/>
+          <w:sz w:val="12"/>
+          <w:spacing w:val="40"/>
           <w:caps w:val="1"/>
         </w:rPr>
         <w:t>Top Table</w:t>
@@ -238,7 +238,7 @@
     </w:p>
     <w:p>
       <w:pPr>
-        <w:spacing w:before="0" w:after="60"/>
+        <w:spacing w:before="0" w:after="40"/>
         <w:jc w:val="center"/>
       </w:pPr>
       <w:r>
@@ -247,7 +247,7 @@
           <w:b/>
           <w:i w:val="0"/>
           <w:color w:val="222D2A"/>
-          <w:sz w:val="52"/>
+          <w:sz w:val="40"/>
         </w:rPr>
         <w:t>Robin</w:t>
       </w:r>
@@ -263,15 +263,15 @@
           <w:b w:val="0"/>
           <w:i w:val="0"/>
           <w:color w:val="2C5D63"/>
-          <w:sz w:val="16"/>
-          <w:spacing w:val="48"/>
+          <w:sz w:val="13"/>
+          <w:spacing w:val="40"/>
         </w:rPr>
         <w:t>· · ·</w:t>
       </w:r>
     </w:p>
     <w:p>
       <w:pPr>
-        <w:spacing w:before="0" w:after="60"/>
+        <w:spacing w:before="0" w:after="40"/>
         <w:jc w:val="center"/>
       </w:pPr>
       <w:r>
@@ -283,8 +283,8 @@
           <w:b w:val="0"/>
           <w:i w:val="0"/>
           <w:color w:val="2C5D63"/>
-          <w:sz w:val="15"/>
-          <w:spacing w:val="48"/>
+          <w:sz w:val="12"/>
+          <w:spacing w:val="40"/>
           <w:caps w:val="1"/>
         </w:rPr>
         <w:t>Top Table</w:t>
@@ -292,7 +292,7 @@
     </w:p>
     <w:p>
       <w:pPr>
-        <w:spacing w:before="0" w:after="60"/>
+        <w:spacing w:before="0" w:after="40"/>
         <w:jc w:val="center"/>
       </w:pPr>
       <w:r>
@@ -301,7 +301,7 @@
           <w:b/>
           <w:i w:val="0"/>
           <w:color w:val="222D2A"/>
-          <w:sz w:val="52"/>
+          <w:sz w:val="40"/>
         </w:rPr>
         <w:t>Archie</w:t>
       </w:r>
@@ -317,15 +317,15 @@
           <w:b w:val="0"/>
           <w:i w:val="0"/>
           <w:color w:val="2C5D63"/>
-          <w:sz w:val="16"/>
-          <w:spacing w:val="48"/>
+          <w:sz w:val="13"/>
+          <w:spacing w:val="40"/>
         </w:rPr>
         <w:t>· · ·</w:t>
       </w:r>
     </w:p>
     <w:p>
       <w:pPr>
-        <w:spacing w:before="0" w:after="60"/>
+        <w:spacing w:before="0" w:after="40"/>
         <w:jc w:val="center"/>
       </w:pPr>
       <w:r>
@@ -337,8 +337,8 @@
           <w:b w:val="0"/>
           <w:i w:val="0"/>
           <w:color w:val="2C5D63"/>
-          <w:sz w:val="15"/>
-          <w:spacing w:val="48"/>
+          <w:sz w:val="12"/>
+          <w:spacing w:val="40"/>
           <w:caps w:val="1"/>
         </w:rPr>
         <w:t>Top Table</w:t>
@@ -346,7 +346,7 @@
     </w:p>
     <w:p>
       <w:pPr>
-        <w:spacing w:before="0" w:after="60"/>
+        <w:spacing w:before="0" w:after="40"/>
         <w:jc w:val="center"/>
       </w:pPr>
       <w:r>
@@ -355,7 +355,7 @@
           <w:b/>
           <w:i w:val="0"/>
           <w:color w:val="222D2A"/>
-          <w:sz w:val="52"/>
+          <w:sz w:val="40"/>
         </w:rPr>
         <w:t>Allan Harte</w:t>
       </w:r>
@@ -371,15 +371,15 @@
           <w:b w:val="0"/>
           <w:i w:val="0"/>
           <w:color w:val="2C5D63"/>
-          <w:sz w:val="16"/>
-          <w:spacing w:val="48"/>
+          <w:sz w:val="13"/>
+          <w:spacing w:val="40"/>
         </w:rPr>
         <w:t>· · ·</w:t>
       </w:r>
     </w:p>
     <w:p>
       <w:pPr>
-        <w:spacing w:before="0" w:after="60"/>
+        <w:spacing w:before="0" w:after="40"/>
         <w:jc w:val="center"/>
       </w:pPr>
       <w:r>
@@ -391,8 +391,8 @@
           <w:b w:val="0"/>
           <w:i w:val="0"/>
           <w:color w:val="2C5D63"/>
-          <w:sz w:val="15"/>
-          <w:spacing w:val="48"/>
+          <w:sz w:val="12"/>
+          <w:spacing w:val="40"/>
           <w:caps w:val="1"/>
         </w:rPr>
         <w:t>Top Table</w:t>
@@ -400,7 +400,7 @@
     </w:p>
     <w:p>
       <w:pPr>
-        <w:spacing w:before="0" w:after="60"/>
+        <w:spacing w:before="0" w:after="40"/>
         <w:jc w:val="center"/>
       </w:pPr>
       <w:r>
@@ -409,7 +409,277 @@
           <w:b/>
           <w:i w:val="0"/>
           <w:color w:val="222D2A"/>
-          <w:sz w:val="52"/>
+          <w:sz w:val="40"/>
+        </w:rPr>
+        <w:t>Rachel Hoar</w:t>
+      </w:r>
+    </w:p>
+    <w:p>
+      <w:pPr>
+        <w:spacing w:before="0" w:after="0"/>
+        <w:jc w:val="center"/>
+      </w:pPr>
+      <w:r>
+        <w:rPr>
+          <w:rFonts w:ascii="Georgia" w:hAnsi="Georgia" w:cs="Georgia" w:eastAsia="Georgia"/>
+          <w:b w:val="0"/>
+          <w:i w:val="0"/>
+          <w:color w:val="2C5D63"/>
+          <w:sz w:val="13"/>
+          <w:spacing w:val="40"/>
+        </w:rPr>
+        <w:t>· · ·</w:t>
+      </w:r>
+    </w:p>
+    <w:p>
+      <w:pPr>
+        <w:spacing w:before="0" w:after="40"/>
+        <w:jc w:val="center"/>
+      </w:pPr>
+      <w:r>
+        <w:br w:type="page"/>
+      </w:r>
+      <w:r>
+        <w:rPr>
+          <w:rFonts w:ascii="Georgia" w:hAnsi="Georgia" w:cs="Georgia" w:eastAsia="Georgia"/>
+          <w:b w:val="0"/>
+          <w:i w:val="0"/>
+          <w:color w:val="2C5D63"/>
+          <w:sz w:val="12"/>
+          <w:spacing w:val="40"/>
+          <w:caps w:val="1"/>
+        </w:rPr>
+        <w:t>Top Table</w:t>
+      </w:r>
+    </w:p>
+    <w:p>
+      <w:pPr>
+        <w:spacing w:before="0" w:after="40"/>
+        <w:jc w:val="center"/>
+      </w:pPr>
+      <w:r>
+        <w:rPr>
+          <w:rFonts w:ascii="Georgia" w:hAnsi="Georgia" w:cs="Georgia" w:eastAsia="Georgia"/>
+          <w:b/>
+          <w:i w:val="0"/>
+          <w:color w:val="222D2A"/>
+          <w:sz w:val="40"/>
+        </w:rPr>
+        <w:t>James Hoar</w:t>
+      </w:r>
+    </w:p>
+    <w:p>
+      <w:pPr>
+        <w:spacing w:before="0" w:after="0"/>
+        <w:jc w:val="center"/>
+      </w:pPr>
+      <w:r>
+        <w:rPr>
+          <w:rFonts w:ascii="Georgia" w:hAnsi="Georgia" w:cs="Georgia" w:eastAsia="Georgia"/>
+          <w:b w:val="0"/>
+          <w:i w:val="0"/>
+          <w:color w:val="2C5D63"/>
+          <w:sz w:val="13"/>
+          <w:spacing w:val="40"/>
+        </w:rPr>
+        <w:t>· · ·</w:t>
+      </w:r>
+    </w:p>
+    <w:p>
+      <w:pPr>
+        <w:spacing w:before="0" w:after="40"/>
+        <w:jc w:val="center"/>
+      </w:pPr>
+      <w:r>
+        <w:br w:type="page"/>
+      </w:r>
+      <w:r>
+        <w:rPr>
+          <w:rFonts w:ascii="Georgia" w:hAnsi="Georgia" w:cs="Georgia" w:eastAsia="Georgia"/>
+          <w:b w:val="0"/>
+          <w:i w:val="0"/>
+          <w:color w:val="2C5D63"/>
+          <w:sz w:val="12"/>
+          <w:spacing w:val="40"/>
+          <w:caps w:val="1"/>
+        </w:rPr>
+        <w:t>Top Table</w:t>
+      </w:r>
+    </w:p>
+    <w:p>
+      <w:pPr>
+        <w:spacing w:before="0" w:after="40"/>
+        <w:jc w:val="center"/>
+      </w:pPr>
+      <w:r>
+        <w:rPr>
+          <w:rFonts w:ascii="Georgia" w:hAnsi="Georgia" w:cs="Georgia" w:eastAsia="Georgia"/>
+          <w:b/>
+          <w:i w:val="0"/>
+          <w:color w:val="222D2A"/>
+          <w:sz w:val="40"/>
+        </w:rPr>
+        <w:t>Catherine</w:t>
+      </w:r>
+    </w:p>
+    <w:p>
+      <w:pPr>
+        <w:spacing w:before="0" w:after="0"/>
+        <w:jc w:val="center"/>
+      </w:pPr>
+      <w:r>
+        <w:rPr>
+          <w:rFonts w:ascii="Georgia" w:hAnsi="Georgia" w:cs="Georgia" w:eastAsia="Georgia"/>
+          <w:b w:val="0"/>
+          <w:i w:val="0"/>
+          <w:color w:val="2C5D63"/>
+          <w:sz w:val="13"/>
+          <w:spacing w:val="40"/>
+        </w:rPr>
+        <w:t>· · ·</w:t>
+      </w:r>
+    </w:p>
+    <w:p>
+      <w:pPr>
+        <w:spacing w:before="0" w:after="40"/>
+        <w:jc w:val="center"/>
+      </w:pPr>
+      <w:r>
+        <w:br w:type="page"/>
+      </w:r>
+      <w:r>
+        <w:rPr>
+          <w:rFonts w:ascii="Georgia" w:hAnsi="Georgia" w:cs="Georgia" w:eastAsia="Georgia"/>
+          <w:b w:val="0"/>
+          <w:i w:val="0"/>
+          <w:color w:val="2C5D63"/>
+          <w:sz w:val="12"/>
+          <w:spacing w:val="40"/>
+          <w:caps w:val="1"/>
+        </w:rPr>
+        <w:t>Top Table</w:t>
+      </w:r>
+    </w:p>
+    <w:p>
+      <w:pPr>
+        <w:spacing w:before="0" w:after="40"/>
+        <w:jc w:val="center"/>
+      </w:pPr>
+      <w:r>
+        <w:rPr>
+          <w:rFonts w:ascii="Georgia" w:hAnsi="Georgia" w:cs="Georgia" w:eastAsia="Georgia"/>
+          <w:b/>
+          <w:i w:val="0"/>
+          <w:color w:val="222D2A"/>
+          <w:sz w:val="40"/>
+        </w:rPr>
+        <w:t>Harry</w:t>
+      </w:r>
+    </w:p>
+    <w:p>
+      <w:pPr>
+        <w:spacing w:before="0" w:after="0"/>
+        <w:jc w:val="center"/>
+      </w:pPr>
+      <w:r>
+        <w:rPr>
+          <w:rFonts w:ascii="Georgia" w:hAnsi="Georgia" w:cs="Georgia" w:eastAsia="Georgia"/>
+          <w:b w:val="0"/>
+          <w:i w:val="0"/>
+          <w:color w:val="2C5D63"/>
+          <w:sz w:val="13"/>
+          <w:spacing w:val="40"/>
+        </w:rPr>
+        <w:t>· · ·</w:t>
+      </w:r>
+    </w:p>
+    <w:p>
+      <w:pPr>
+        <w:spacing w:before="0" w:after="40"/>
+        <w:jc w:val="center"/>
+      </w:pPr>
+      <w:r>
+        <w:br w:type="page"/>
+      </w:r>
+      <w:r>
+        <w:rPr>
+          <w:rFonts w:ascii="Georgia" w:hAnsi="Georgia" w:cs="Georgia" w:eastAsia="Georgia"/>
+          <w:b w:val="0"/>
+          <w:i w:val="0"/>
+          <w:color w:val="2C5D63"/>
+          <w:sz w:val="12"/>
+          <w:spacing w:val="40"/>
+          <w:caps w:val="1"/>
+        </w:rPr>
+        <w:t>Top Table</w:t>
+      </w:r>
+    </w:p>
+    <w:p>
+      <w:pPr>
+        <w:spacing w:before="0" w:after="40"/>
+        <w:jc w:val="center"/>
+      </w:pPr>
+      <w:r>
+        <w:rPr>
+          <w:rFonts w:ascii="Georgia" w:hAnsi="Georgia" w:cs="Georgia" w:eastAsia="Georgia"/>
+          <w:b/>
+          <w:i w:val="0"/>
+          <w:color w:val="222D2A"/>
+          <w:sz w:val="40"/>
+        </w:rPr>
+        <w:t>Lily</w:t>
+      </w:r>
+    </w:p>
+    <w:p>
+      <w:pPr>
+        <w:spacing w:before="0" w:after="0"/>
+        <w:jc w:val="center"/>
+      </w:pPr>
+      <w:r>
+        <w:rPr>
+          <w:rFonts w:ascii="Georgia" w:hAnsi="Georgia" w:cs="Georgia" w:eastAsia="Georgia"/>
+          <w:b w:val="0"/>
+          <w:i w:val="0"/>
+          <w:color w:val="2C5D63"/>
+          <w:sz w:val="13"/>
+          <w:spacing w:val="40"/>
+        </w:rPr>
+        <w:t>· · ·</w:t>
+      </w:r>
+    </w:p>
+    <w:p>
+      <w:pPr>
+        <w:spacing w:before="0" w:after="40"/>
+        <w:jc w:val="center"/>
+      </w:pPr>
+      <w:r>
+        <w:br w:type="page"/>
+      </w:r>
+      <w:r>
+        <w:rPr>
+          <w:rFonts w:ascii="Georgia" w:hAnsi="Georgia" w:cs="Georgia" w:eastAsia="Georgia"/>
+          <w:b w:val="0"/>
+          <w:i w:val="0"/>
+          <w:color w:val="2C5D63"/>
+          <w:sz w:val="12"/>
+          <w:spacing w:val="40"/>
+          <w:caps w:val="1"/>
+        </w:rPr>
+        <w:t>Top Table</w:t>
+      </w:r>
+    </w:p>
+    <w:p>
+      <w:pPr>
+        <w:spacing w:before="0" w:after="40"/>
+        <w:jc w:val="center"/>
+      </w:pPr>
+      <w:r>
+        <w:rPr>
+          <w:rFonts w:ascii="Georgia" w:hAnsi="Georgia" w:cs="Georgia" w:eastAsia="Georgia"/>
+          <w:b/>
+          <w:i w:val="0"/>
+          <w:color w:val="222D2A"/>
+          <w:sz w:val="40"/>
         </w:rPr>
         <w:t>Helen Harte</w:t>
       </w:r>
@@ -425,15 +695,15 @@
           <w:b w:val="0"/>
           <w:i w:val="0"/>
           <w:color w:val="2C5D63"/>
-          <w:sz w:val="16"/>
-          <w:spacing w:val="48"/>
+          <w:sz w:val="13"/>
+          <w:spacing w:val="40"/>
         </w:rPr>
         <w:t>· · ·</w:t>
       </w:r>
     </w:p>
     <w:p>
       <w:pPr>
-        <w:spacing w:before="0" w:after="60"/>
+        <w:spacing w:before="0" w:after="40"/>
         <w:jc w:val="center"/>
       </w:pPr>
       <w:r>
@@ -445,8 +715,8 @@
           <w:b w:val="0"/>
           <w:i w:val="0"/>
           <w:color w:val="2C5D63"/>
-          <w:sz w:val="15"/>
-          <w:spacing w:val="48"/>
+          <w:sz w:val="12"/>
+          <w:spacing w:val="40"/>
           <w:caps w:val="1"/>
         </w:rPr>
         <w:t>Top Table</w:t>
@@ -454,7 +724,7 @@
     </w:p>
     <w:p>
       <w:pPr>
-        <w:spacing w:before="0" w:after="60"/>
+        <w:spacing w:before="0" w:after="40"/>
         <w:jc w:val="center"/>
       </w:pPr>
       <w:r>
@@ -463,7 +733,7 @@
           <w:b/>
           <w:i w:val="0"/>
           <w:color w:val="222D2A"/>
-          <w:sz w:val="52"/>
+          <w:sz w:val="40"/>
         </w:rPr>
         <w:t>Noel Harte</w:t>
       </w:r>
@@ -479,15 +749,15 @@
           <w:b w:val="0"/>
           <w:i w:val="0"/>
           <w:color w:val="2C5D63"/>
-          <w:sz w:val="16"/>
-          <w:spacing w:val="48"/>
+          <w:sz w:val="13"/>
+          <w:spacing w:val="40"/>
         </w:rPr>
         <w:t>· · ·</w:t>
       </w:r>
     </w:p>
     <w:p>
       <w:pPr>
-        <w:spacing w:before="0" w:after="60"/>
+        <w:spacing w:before="0" w:after="40"/>
         <w:jc w:val="center"/>
       </w:pPr>
       <w:r>
@@ -499,8 +769,8 @@
           <w:b w:val="0"/>
           <w:i w:val="0"/>
           <w:color w:val="2C5D63"/>
-          <w:sz w:val="15"/>
-          <w:spacing w:val="48"/>
+          <w:sz w:val="12"/>
+          <w:spacing w:val="40"/>
           <w:caps w:val="1"/>
         </w:rPr>
         <w:t>Top Table</w:t>
@@ -508,7 +778,7 @@
     </w:p>
     <w:p>
       <w:pPr>
-        <w:spacing w:before="0" w:after="60"/>
+        <w:spacing w:before="0" w:after="40"/>
         <w:jc w:val="center"/>
       </w:pPr>
       <w:r>
@@ -517,7 +787,7 @@
           <w:b/>
           <w:i w:val="0"/>
           <w:color w:val="222D2A"/>
-          <w:sz w:val="52"/>
+          <w:sz w:val="34"/>
         </w:rPr>
         <w:t>Beth Blackshaw</w:t>
       </w:r>
@@ -533,15 +803,15 @@
           <w:b w:val="0"/>
           <w:i w:val="0"/>
           <w:color w:val="2C5D63"/>
-          <w:sz w:val="16"/>
-          <w:spacing w:val="48"/>
+          <w:sz w:val="13"/>
+          <w:spacing w:val="40"/>
         </w:rPr>
         <w:t>· · ·</w:t>
       </w:r>
     </w:p>
     <w:p>
       <w:pPr>
-        <w:spacing w:before="0" w:after="60"/>
+        <w:spacing w:before="0" w:after="40"/>
         <w:jc w:val="center"/>
       </w:pPr>
       <w:r>
@@ -553,8 +823,8 @@
           <w:b w:val="0"/>
           <w:i w:val="0"/>
           <w:color w:val="2C5D63"/>
-          <w:sz w:val="15"/>
-          <w:spacing w:val="48"/>
+          <w:sz w:val="12"/>
+          <w:spacing w:val="40"/>
           <w:caps w:val="1"/>
         </w:rPr>
         <w:t>Top Table</w:t>
@@ -562,7 +832,7 @@
     </w:p>
     <w:p>
       <w:pPr>
-        <w:spacing w:before="0" w:after="60"/>
+        <w:spacing w:before="0" w:after="40"/>
         <w:jc w:val="center"/>
       </w:pPr>
       <w:r>
@@ -571,7 +841,7 @@
           <w:b/>
           <w:i w:val="0"/>
           <w:color w:val="222D2A"/>
-          <w:sz w:val="52"/>
+          <w:sz w:val="40"/>
         </w:rPr>
         <w:t>Taz Glover</w:t>
       </w:r>
@@ -587,15 +857,15 @@
           <w:b w:val="0"/>
           <w:i w:val="0"/>
           <w:color w:val="2C5D63"/>
-          <w:sz w:val="16"/>
-          <w:spacing w:val="48"/>
+          <w:sz w:val="13"/>
+          <w:spacing w:val="40"/>
         </w:rPr>
         <w:t>· · ·</w:t>
       </w:r>
     </w:p>
     <w:p>
       <w:pPr>
-        <w:spacing w:before="0" w:after="60"/>
+        <w:spacing w:before="0" w:after="40"/>
         <w:jc w:val="center"/>
       </w:pPr>
       <w:r>
@@ -607,8 +877,8 @@
           <w:b w:val="0"/>
           <w:i w:val="0"/>
           <w:color w:val="2C5D63"/>
-          <w:sz w:val="15"/>
-          <w:spacing w:val="48"/>
+          <w:sz w:val="12"/>
+          <w:spacing w:val="40"/>
           <w:caps w:val="1"/>
         </w:rPr>
         <w:t>Top Table</w:t>
@@ -616,7 +886,7 @@
     </w:p>
     <w:p>
       <w:pPr>
-        <w:spacing w:before="0" w:after="60"/>
+        <w:spacing w:before="0" w:after="40"/>
         <w:jc w:val="center"/>
       </w:pPr>
       <w:r>
@@ -625,7 +895,7 @@
           <w:b/>
           <w:i w:val="0"/>
           <w:color w:val="222D2A"/>
-          <w:sz w:val="52"/>
+          <w:sz w:val="40"/>
         </w:rPr>
         <w:t>Jojo Tzu</w:t>
       </w:r>
@@ -641,15 +911,15 @@
           <w:b w:val="0"/>
           <w:i w:val="0"/>
           <w:color w:val="2C5D63"/>
-          <w:sz w:val="16"/>
-          <w:spacing w:val="48"/>
+          <w:sz w:val="13"/>
+          <w:spacing w:val="40"/>
         </w:rPr>
         <w:t>· · ·</w:t>
       </w:r>
     </w:p>
     <w:p>
       <w:pPr>
-        <w:spacing w:before="0" w:after="60"/>
+        <w:spacing w:before="0" w:after="40"/>
         <w:jc w:val="center"/>
       </w:pPr>
       <w:r>
@@ -661,8 +931,8 @@
           <w:b w:val="0"/>
           <w:i w:val="0"/>
           <w:color w:val="2C5D63"/>
-          <w:sz w:val="15"/>
-          <w:spacing w:val="48"/>
+          <w:sz w:val="12"/>
+          <w:spacing w:val="40"/>
           <w:caps w:val="1"/>
         </w:rPr>
         <w:t>Top Table</w:t>
@@ -670,7 +940,7 @@
     </w:p>
     <w:p>
       <w:pPr>
-        <w:spacing w:before="0" w:after="60"/>
+        <w:spacing w:before="0" w:after="40"/>
         <w:jc w:val="center"/>
       </w:pPr>
       <w:r>
@@ -679,7 +949,7 @@
           <w:b/>
           <w:i w:val="0"/>
           <w:color w:val="222D2A"/>
-          <w:sz w:val="52"/>
+          <w:sz w:val="40"/>
         </w:rPr>
         <w:t>Tony Tzu</w:t>
       </w:r>
@@ -695,15 +965,15 @@
           <w:b w:val="0"/>
           <w:i w:val="0"/>
           <w:color w:val="2C5D63"/>
-          <w:sz w:val="16"/>
-          <w:spacing w:val="48"/>
+          <w:sz w:val="13"/>
+          <w:spacing w:val="40"/>
         </w:rPr>
         <w:t>· · ·</w:t>
       </w:r>
     </w:p>
     <w:p>
       <w:pPr>
-        <w:spacing w:before="0" w:after="60"/>
+        <w:spacing w:before="0" w:after="40"/>
         <w:jc w:val="center"/>
       </w:pPr>
       <w:r>
@@ -715,8 +985,8 @@
           <w:b w:val="0"/>
           <w:i w:val="0"/>
           <w:color w:val="2C5D63"/>
-          <w:sz w:val="15"/>
-          <w:spacing w:val="48"/>
+          <w:sz w:val="12"/>
+          <w:spacing w:val="40"/>
           <w:caps w:val="1"/>
         </w:rPr>
         <w:t>Top Table</w:t>
@@ -724,7 +994,7 @@
     </w:p>
     <w:p>
       <w:pPr>
-        <w:spacing w:before="0" w:after="60"/>
+        <w:spacing w:before="0" w:after="40"/>
         <w:jc w:val="center"/>
       </w:pPr>
       <w:r>
@@ -733,7 +1003,7 @@
           <w:b/>
           <w:i w:val="0"/>
           <w:color w:val="222D2A"/>
-          <w:sz w:val="52"/>
+          <w:sz w:val="40"/>
         </w:rPr>
         <w:t>Max</w:t>
       </w:r>
@@ -749,15 +1019,15 @@
           <w:b w:val="0"/>
           <w:i w:val="0"/>
           <w:color w:val="2C5D63"/>
-          <w:sz w:val="16"/>
-          <w:spacing w:val="48"/>
+          <w:sz w:val="13"/>
+          <w:spacing w:val="40"/>
         </w:rPr>
         <w:t>· · ·</w:t>
       </w:r>
     </w:p>
     <w:p>
       <w:pPr>
-        <w:spacing w:before="0" w:after="60"/>
+        <w:spacing w:before="0" w:after="40"/>
         <w:jc w:val="center"/>
       </w:pPr>
       <w:r>
@@ -769,8 +1039,8 @@
           <w:b w:val="0"/>
           <w:i w:val="0"/>
           <w:color w:val="2C5D63"/>
-          <w:sz w:val="15"/>
-          <w:spacing w:val="48"/>
+          <w:sz w:val="12"/>
+          <w:spacing w:val="40"/>
           <w:caps w:val="1"/>
         </w:rPr>
         <w:t>Top Table</w:t>
@@ -778,7 +1048,7 @@
     </w:p>
     <w:p>
       <w:pPr>
-        <w:spacing w:before="0" w:after="60"/>
+        <w:spacing w:before="0" w:after="40"/>
         <w:jc w:val="center"/>
       </w:pPr>
       <w:r>
@@ -787,7 +1057,7 @@
           <w:b/>
           <w:i w:val="0"/>
           <w:color w:val="222D2A"/>
-          <w:sz w:val="52"/>
+          <w:sz w:val="40"/>
         </w:rPr>
         <w:t>James Gould</w:t>
       </w:r>
@@ -803,15 +1073,15 @@
           <w:b w:val="0"/>
           <w:i w:val="0"/>
           <w:color w:val="2C5D63"/>
-          <w:sz w:val="16"/>
-          <w:spacing w:val="48"/>
+          <w:sz w:val="13"/>
+          <w:spacing w:val="40"/>
         </w:rPr>
         <w:t>· · ·</w:t>
       </w:r>
     </w:p>
     <w:p>
       <w:pPr>
-        <w:spacing w:before="0" w:after="60"/>
+        <w:spacing w:before="0" w:after="40"/>
         <w:jc w:val="center"/>
       </w:pPr>
       <w:r>
@@ -823,8 +1093,8 @@
           <w:b w:val="0"/>
           <w:i w:val="0"/>
           <w:color w:val="2C5D63"/>
-          <w:sz w:val="15"/>
-          <w:spacing w:val="48"/>
+          <w:sz w:val="12"/>
+          <w:spacing w:val="40"/>
           <w:caps w:val="1"/>
         </w:rPr>
         <w:t>Top Table</w:t>
@@ -832,7 +1102,7 @@
     </w:p>
     <w:p>
       <w:pPr>
-        <w:spacing w:before="0" w:after="60"/>
+        <w:spacing w:before="0" w:after="40"/>
         <w:jc w:val="center"/>
       </w:pPr>
       <w:r>
@@ -841,7 +1111,7 @@
           <w:b/>
           <w:i w:val="0"/>
           <w:color w:val="222D2A"/>
-          <w:sz w:val="52"/>
+          <w:sz w:val="40"/>
         </w:rPr>
         <w:t>Zoe Gould</w:t>
       </w:r>
@@ -857,15 +1127,15 @@
           <w:b w:val="0"/>
           <w:i w:val="0"/>
           <w:color w:val="2C5D63"/>
-          <w:sz w:val="16"/>
-          <w:spacing w:val="48"/>
+          <w:sz w:val="13"/>
+          <w:spacing w:val="40"/>
         </w:rPr>
         <w:t>· · ·</w:t>
       </w:r>
     </w:p>
     <w:p>
       <w:pPr>
-        <w:spacing w:before="0" w:after="60"/>
+        <w:spacing w:before="0" w:after="40"/>
         <w:jc w:val="center"/>
       </w:pPr>
       <w:r>
@@ -877,8 +1147,8 @@
           <w:b w:val="0"/>
           <w:i w:val="0"/>
           <w:color w:val="2C5D63"/>
-          <w:sz w:val="15"/>
-          <w:spacing w:val="48"/>
+          <w:sz w:val="12"/>
+          <w:spacing w:val="40"/>
           <w:caps w:val="1"/>
         </w:rPr>
         <w:t>Top Table</w:t>
@@ -886,7 +1156,7 @@
     </w:p>
     <w:p>
       <w:pPr>
-        <w:spacing w:before="0" w:after="60"/>
+        <w:spacing w:before="0" w:after="40"/>
         <w:jc w:val="center"/>
       </w:pPr>
       <w:r>
@@ -895,7 +1165,7 @@
           <w:b/>
           <w:i w:val="0"/>
           <w:color w:val="222D2A"/>
-          <w:sz w:val="52"/>
+          <w:sz w:val="40"/>
         </w:rPr>
         <w:t>Prim</w:t>
       </w:r>
@@ -911,15 +1181,15 @@
           <w:b w:val="0"/>
           <w:i w:val="0"/>
           <w:color w:val="2C5D63"/>
-          <w:sz w:val="16"/>
-          <w:spacing w:val="48"/>
+          <w:sz w:val="13"/>
+          <w:spacing w:val="40"/>
         </w:rPr>
         <w:t>· · ·</w:t>
       </w:r>
     </w:p>
     <w:p>
       <w:pPr>
-        <w:spacing w:before="0" w:after="60"/>
+        <w:spacing w:before="0" w:after="40"/>
         <w:jc w:val="center"/>
       </w:pPr>
       <w:r>
@@ -931,8 +1201,8 @@
           <w:b w:val="0"/>
           <w:i w:val="0"/>
           <w:color w:val="2C5D63"/>
-          <w:sz w:val="15"/>
-          <w:spacing w:val="48"/>
+          <w:sz w:val="12"/>
+          <w:spacing w:val="40"/>
           <w:caps w:val="1"/>
         </w:rPr>
         <w:t>Top Table</w:t>
@@ -940,7 +1210,7 @@
     </w:p>
     <w:p>
       <w:pPr>
-        <w:spacing w:before="0" w:after="60"/>
+        <w:spacing w:before="0" w:after="40"/>
         <w:jc w:val="center"/>
       </w:pPr>
       <w:r>
@@ -949,7 +1219,7 @@
           <w:b/>
           <w:i w:val="0"/>
           <w:color w:val="222D2A"/>
-          <w:sz w:val="52"/>
+          <w:sz w:val="40"/>
         </w:rPr>
         <w:t>Felicity</w:t>
       </w:r>
@@ -965,15 +1235,15 @@
           <w:b w:val="0"/>
           <w:i w:val="0"/>
           <w:color w:val="2C5D63"/>
-          <w:sz w:val="16"/>
-          <w:spacing w:val="48"/>
+          <w:sz w:val="13"/>
+          <w:spacing w:val="40"/>
         </w:rPr>
         <w:t>· · ·</w:t>
       </w:r>
     </w:p>
     <w:p>
       <w:pPr>
-        <w:spacing w:before="0" w:after="60"/>
+        <w:spacing w:before="0" w:after="40"/>
         <w:jc w:val="center"/>
       </w:pPr>
       <w:r>
@@ -985,8 +1255,8 @@
           <w:b w:val="0"/>
           <w:i w:val="0"/>
           <w:color w:val="2C5D63"/>
-          <w:sz w:val="15"/>
-          <w:spacing w:val="48"/>
+          <w:sz w:val="12"/>
+          <w:spacing w:val="40"/>
           <w:caps w:val="1"/>
         </w:rPr>
         <w:t>Top Table</w:t>
@@ -994,7 +1264,7 @@
     </w:p>
     <w:p>
       <w:pPr>
-        <w:spacing w:before="0" w:after="60"/>
+        <w:spacing w:before="0" w:after="40"/>
         <w:jc w:val="center"/>
       </w:pPr>
       <w:r>
@@ -1003,7 +1273,7 @@
           <w:b/>
           <w:i w:val="0"/>
           <w:color w:val="222D2A"/>
-          <w:sz w:val="52"/>
+          <w:sz w:val="34"/>
         </w:rPr>
         <w:t>Anna Carruthers</w:t>
       </w:r>
@@ -1019,15 +1289,15 @@
           <w:b w:val="0"/>
           <w:i w:val="0"/>
           <w:color w:val="2C5D63"/>
-          <w:sz w:val="16"/>
-          <w:spacing w:val="48"/>
+          <w:sz w:val="13"/>
+          <w:spacing w:val="40"/>
         </w:rPr>
         <w:t>· · ·</w:t>
       </w:r>
     </w:p>
     <w:p>
       <w:pPr>
-        <w:spacing w:before="0" w:after="60"/>
+        <w:spacing w:before="0" w:after="40"/>
         <w:jc w:val="center"/>
       </w:pPr>
       <w:r>
@@ -1039,8 +1309,8 @@
           <w:b w:val="0"/>
           <w:i w:val="0"/>
           <w:color w:val="2C5D63"/>
-          <w:sz w:val="15"/>
-          <w:spacing w:val="48"/>
+          <w:sz w:val="12"/>
+          <w:spacing w:val="40"/>
           <w:caps w:val="1"/>
         </w:rPr>
         <w:t>Top Table</w:t>
@@ -1048,7 +1318,7 @@
     </w:p>
     <w:p>
       <w:pPr>
-        <w:spacing w:before="0" w:after="60"/>
+        <w:spacing w:before="0" w:after="40"/>
         <w:jc w:val="center"/>
       </w:pPr>
       <w:r>
@@ -1057,7 +1327,7 @@
           <w:b/>
           <w:i w:val="0"/>
           <w:color w:val="222D2A"/>
-          <w:sz w:val="52"/>
+          <w:sz w:val="34"/>
         </w:rPr>
         <w:t>Craig Ferguson</w:t>
       </w:r>
@@ -1073,15 +1343,15 @@
           <w:b w:val="0"/>
           <w:i w:val="0"/>
           <w:color w:val="2C5D63"/>
-          <w:sz w:val="16"/>
-          <w:spacing w:val="48"/>
+          <w:sz w:val="13"/>
+          <w:spacing w:val="40"/>
         </w:rPr>
         <w:t>· · ·</w:t>
       </w:r>
     </w:p>
     <w:p>
       <w:pPr>
-        <w:spacing w:before="0" w:after="60"/>
+        <w:spacing w:before="0" w:after="40"/>
         <w:jc w:val="center"/>
       </w:pPr>
       <w:r>
@@ -1093,8 +1363,8 @@
           <w:b w:val="0"/>
           <w:i w:val="0"/>
           <w:color w:val="2C5D63"/>
-          <w:sz w:val="15"/>
-          <w:spacing w:val="48"/>
+          <w:sz w:val="12"/>
+          <w:spacing w:val="40"/>
           <w:caps w:val="1"/>
         </w:rPr>
         <w:t>Top Table</w:t>
@@ -1102,7 +1372,7 @@
     </w:p>
     <w:p>
       <w:pPr>
-        <w:spacing w:before="0" w:after="60"/>
+        <w:spacing w:before="0" w:after="40"/>
         <w:jc w:val="center"/>
       </w:pPr>
       <w:r>
@@ -1111,9 +1381,9 @@
           <w:b/>
           <w:i w:val="0"/>
           <w:color w:val="222D2A"/>
-          <w:sz w:val="44"/>
+          <w:sz w:val="40"/>
         </w:rPr>
-        <w:t>Thomas Carruthers</w:t>
+        <w:t>Thomas</w:t>
       </w:r>
     </w:p>
     <w:p>
@@ -1127,16 +1397,16 @@
           <w:b w:val="0"/>
           <w:i w:val="0"/>
           <w:color w:val="2C5D63"/>
-          <w:sz w:val="16"/>
-          <w:spacing w:val="48"/>
+          <w:sz w:val="13"/>
+          <w:spacing w:val="40"/>
         </w:rPr>
         <w:t>· · ·</w:t>
       </w:r>
     </w:p>
     <w:sectPr>
       <w:headerReference w:type="default" r:id="rId9"/>
-      <w:pgSz w:w="8391" w:h="11906"/>
-      <w:pgMar w:top="6633" w:right="907" w:bottom="907" w:left="907" w:header="510" w:footer="510" w:gutter="0"/>
+      <w:pgSz w:w="5953" w:h="8391"/>
+      <w:pgMar w:top="4706" w:right="737" w:bottom="454" w:left="737" w:header="510" w:footer="510" w:gutter="0"/>
       <w:cols w:space="720"/>
       <w:docGrid w:linePitch="360"/>
       <w:vAlign w:val="center"/>
@@ -1164,9 +1434,9 @@
             <wp:posOffset>0</wp:posOffset>
           </wp:positionH>
           <wp:positionV relativeFrom="page">
-            <wp:posOffset>3780000</wp:posOffset>
+            <wp:posOffset>2664000</wp:posOffset>
           </wp:positionV>
-          <wp:extent cx="5328000" cy="3780000"/>
+          <wp:extent cx="3780000" cy="2664000"/>
           <wp:effectExtent l="0" t="0" r="0" b="0"/>
           <wp:wrapNone/>
           <wp:docPr id="61" name="Trim 61"/>
@@ -1187,7 +1457,7 @@
                 <pic:spPr>
                   <a:xfrm>
                     <a:off x="0" y="0"/>
-                    <a:ext cx="5328000" cy="3780000"/>
+                    <a:ext cx="3780000" cy="2664000"/>
                   </a:xfrm>
                   <a:prstGeom prst="rect"/>
                 </pic:spPr>

--- a/print/place-cards.docx
+++ b/print/place-cards.docx
@@ -4,1412 +4,2793 @@
   <w:body>
     <w:p>
       <w:pPr>
-        <w:spacing w:before="0" w:after="40"/>
-        <w:jc w:val="center"/>
+        <w:spacing w:before="0" w:after="0" w:line="20" w:lineRule="exact"/>
+      </w:pPr>
+    </w:p>
+    <w:p>
+      <w:pPr>
+        <w:spacing w:before="0" w:after="0" w:line="20" w:lineRule="exact"/>
       </w:pPr>
       <w:r>
         <w:rPr>
-          <w:rFonts w:ascii="Georgia" w:hAnsi="Georgia" w:cs="Georgia" w:eastAsia="Georgia"/>
-          <w:b w:val="0"/>
-          <w:i w:val="0"/>
-          <w:color w:val="2C5D63"/>
-          <w:sz w:val="12"/>
-          <w:spacing w:val="40"/>
-          <w:caps w:val="1"/>
+          <w:sz w:val="2"/>
+          <w:noProof/>
         </w:rPr>
-        <w:t>Top Table</w:t>
+        <w:drawing>
+          <wp:anchor distT="0" distB="0" distL="0" distR="0" simplePos="0" relativeHeight="23" behindDoc="0" locked="0" layoutInCell="0" allowOverlap="1">
+            <wp:simplePos x="0" y="0"/>
+            <wp:positionH relativeFrom="page">
+              <wp:posOffset>4248000</wp:posOffset>
+            </wp:positionH>
+            <wp:positionV relativeFrom="page">
+              <wp:posOffset>8235000</wp:posOffset>
+            </wp:positionV>
+            <wp:extent cx="2844000" cy="2241000"/>
+            <wp:effectExtent l="0" t="0" r="0" b="0"/>
+            <wp:wrapNone/>
+            <wp:docPr id="203" name="Card 203"/>
+            <wp:cNvGraphicFramePr/>
+            <a:graphic xmlns:a="http://schemas.openxmlformats.org/drawingml/2006/main">
+              <a:graphicData uri="http://schemas.microsoft.com/office/word/2010/wordprocessingShape">
+                <wps:wsp>
+                  <wps:cNvSpPr txBox="1"/>
+                  <wps:spPr>
+                    <a:xfrm>
+                      <a:off x="0" y="0"/>
+                      <a:ext cx="2844000" cy="2241000"/>
+                    </a:xfrm>
+                    <a:prstGeom prst="rect">
+                      <a:avLst/>
+                    </a:prstGeom>
+                    <a:noFill/>
+                    <a:ln>
+                      <a:noFill/>
+                    </a:ln>
+                  </wps:spPr>
+                  <wps:txbx>
+                    <w:txbxContent>
+                      <w:p>
+                        <w:pPr>
+                          <w:spacing w:before="0" w:after="40"/>
+                          <w:jc w:val="center"/>
+                        </w:pPr>
+                        <w:r>
+                          <w:rPr>
+                            <w:rFonts w:ascii="Georgia" w:hAnsi="Georgia" w:cs="Georgia" w:eastAsia="Georgia"/>
+                            <w:b w:val="0"/>
+                            <w:i w:val="0"/>
+                            <w:color w:val="2C5D63"/>
+                            <w:sz w:val="12"/>
+                            <w:spacing w:val="40"/>
+                            <w:caps w:val="1"/>
+                          </w:rPr>
+                          <w:t>Top Table</w:t>
+                        </w:r>
+                      </w:p>
+                      <w:p>
+                        <w:pPr>
+                          <w:spacing w:before="0" w:after="40"/>
+                          <w:jc w:val="center"/>
+                        </w:pPr>
+                        <w:r>
+                          <w:rPr>
+                            <w:rFonts w:ascii="Georgia" w:hAnsi="Georgia" w:cs="Georgia" w:eastAsia="Georgia"/>
+                            <w:b/>
+                            <w:i w:val="0"/>
+                            <w:color w:val="222D2A"/>
+                            <w:sz w:val="40"/>
+                          </w:rPr>
+                          <w:t>Becki</w:t>
+                        </w:r>
+                      </w:p>
+                      <w:p>
+                        <w:pPr>
+                          <w:spacing w:before="0" w:after="0"/>
+                          <w:jc w:val="center"/>
+                        </w:pPr>
+                        <w:r>
+                          <w:rPr>
+                            <w:rFonts w:ascii="Georgia" w:hAnsi="Georgia" w:cs="Georgia" w:eastAsia="Georgia"/>
+                            <w:b w:val="0"/>
+                            <w:i w:val="0"/>
+                            <w:color w:val="2C5D63"/>
+                            <w:sz w:val="13"/>
+                            <w:spacing w:val="40"/>
+                          </w:rPr>
+                          <w:t>· · ·</w:t>
+                        </w:r>
+                      </w:p>
+                    </w:txbxContent>
+                  </wps:txbx>
+                  <wps:bodyPr rot="0" spcFirstLastPara="0" vert="horz" wrap="square" lIns="0" tIns="0" rIns="0" bIns="0" numCol="1" anchor="ctr" anchorCtr="0" upright="0">
+                    <a:noAutofit/>
+                  </wps:bodyPr>
+                </wps:wsp>
+              </a:graphicData>
+            </a:graphic>
+          </wp:anchor>
+        </w:drawing>
       </w:r>
     </w:p>
     <w:p>
       <w:pPr>
-        <w:spacing w:before="0" w:after="40"/>
-        <w:jc w:val="center"/>
+        <w:spacing w:before="0" w:after="0" w:line="20" w:lineRule="exact"/>
       </w:pPr>
       <w:r>
         <w:rPr>
-          <w:rFonts w:ascii="Georgia" w:hAnsi="Georgia" w:cs="Georgia" w:eastAsia="Georgia"/>
-          <w:b/>
-          <w:i w:val="0"/>
-          <w:color w:val="222D2A"/>
-          <w:sz w:val="34"/>
+          <w:sz w:val="2"/>
+          <w:noProof/>
         </w:rPr>
-        <w:t>Carole Blackshaw</w:t>
+        <w:drawing>
+          <wp:anchor distT="0" distB="0" distL="0" distR="0" simplePos="0" relativeHeight="22" behindDoc="0" locked="0" layoutInCell="0" allowOverlap="1">
+            <wp:simplePos x="0" y="0"/>
+            <wp:positionH relativeFrom="page">
+              <wp:posOffset>468000</wp:posOffset>
+            </wp:positionH>
+            <wp:positionV relativeFrom="page">
+              <wp:posOffset>8235000</wp:posOffset>
+            </wp:positionV>
+            <wp:extent cx="2844000" cy="2241000"/>
+            <wp:effectExtent l="0" t="0" r="0" b="0"/>
+            <wp:wrapNone/>
+            <wp:docPr id="202" name="Card 202"/>
+            <wp:cNvGraphicFramePr/>
+            <a:graphic xmlns:a="http://schemas.openxmlformats.org/drawingml/2006/main">
+              <a:graphicData uri="http://schemas.microsoft.com/office/word/2010/wordprocessingShape">
+                <wps:wsp>
+                  <wps:cNvSpPr txBox="1"/>
+                  <wps:spPr>
+                    <a:xfrm>
+                      <a:off x="0" y="0"/>
+                      <a:ext cx="2844000" cy="2241000"/>
+                    </a:xfrm>
+                    <a:prstGeom prst="rect">
+                      <a:avLst/>
+                    </a:prstGeom>
+                    <a:noFill/>
+                    <a:ln>
+                      <a:noFill/>
+                    </a:ln>
+                  </wps:spPr>
+                  <wps:txbx>
+                    <w:txbxContent>
+                      <w:p>
+                        <w:pPr>
+                          <w:spacing w:before="0" w:after="40"/>
+                          <w:jc w:val="center"/>
+                        </w:pPr>
+                        <w:r>
+                          <w:rPr>
+                            <w:rFonts w:ascii="Georgia" w:hAnsi="Georgia" w:cs="Georgia" w:eastAsia="Georgia"/>
+                            <w:b w:val="0"/>
+                            <w:i w:val="0"/>
+                            <w:color w:val="2C5D63"/>
+                            <w:sz w:val="12"/>
+                            <w:spacing w:val="40"/>
+                            <w:caps w:val="1"/>
+                          </w:rPr>
+                          <w:t>Top Table</w:t>
+                        </w:r>
+                      </w:p>
+                      <w:p>
+                        <w:pPr>
+                          <w:spacing w:before="0" w:after="40"/>
+                          <w:jc w:val="center"/>
+                        </w:pPr>
+                        <w:r>
+                          <w:rPr>
+                            <w:rFonts w:ascii="Georgia" w:hAnsi="Georgia" w:cs="Georgia" w:eastAsia="Georgia"/>
+                            <w:b/>
+                            <w:i w:val="0"/>
+                            <w:color w:val="222D2A"/>
+                            <w:sz w:val="40"/>
+                          </w:rPr>
+                          <w:t>Jase</w:t>
+                        </w:r>
+                      </w:p>
+                      <w:p>
+                        <w:pPr>
+                          <w:spacing w:before="0" w:after="0"/>
+                          <w:jc w:val="center"/>
+                        </w:pPr>
+                        <w:r>
+                          <w:rPr>
+                            <w:rFonts w:ascii="Georgia" w:hAnsi="Georgia" w:cs="Georgia" w:eastAsia="Georgia"/>
+                            <w:b w:val="0"/>
+                            <w:i w:val="0"/>
+                            <w:color w:val="2C5D63"/>
+                            <w:sz w:val="13"/>
+                            <w:spacing w:val="40"/>
+                          </w:rPr>
+                          <w:t>· · ·</w:t>
+                        </w:r>
+                      </w:p>
+                    </w:txbxContent>
+                  </wps:txbx>
+                  <wps:bodyPr rot="0" spcFirstLastPara="0" vert="horz" wrap="square" lIns="0" tIns="0" rIns="0" bIns="0" numCol="1" anchor="ctr" anchorCtr="0" upright="0">
+                    <a:noAutofit/>
+                  </wps:bodyPr>
+                </wps:wsp>
+              </a:graphicData>
+            </a:graphic>
+          </wp:anchor>
+        </w:drawing>
       </w:r>
     </w:p>
     <w:p>
       <w:pPr>
-        <w:spacing w:before="0" w:after="0"/>
-        <w:jc w:val="center"/>
+        <w:spacing w:before="0" w:after="0" w:line="20" w:lineRule="exact"/>
       </w:pPr>
       <w:r>
         <w:rPr>
-          <w:rFonts w:ascii="Georgia" w:hAnsi="Georgia" w:cs="Georgia" w:eastAsia="Georgia"/>
-          <w:b w:val="0"/>
-          <w:i w:val="0"/>
-          <w:color w:val="2C5D63"/>
-          <w:sz w:val="13"/>
-          <w:spacing w:val="40"/>
+          <w:sz w:val="2"/>
+          <w:noProof/>
         </w:rPr>
-        <w:t>· · ·</w:t>
+        <w:drawing>
+          <wp:anchor distT="0" distB="0" distL="0" distR="0" simplePos="0" relativeHeight="21" behindDoc="0" locked="0" layoutInCell="0" allowOverlap="1">
+            <wp:simplePos x="0" y="0"/>
+            <wp:positionH relativeFrom="page">
+              <wp:posOffset>4248000</wp:posOffset>
+            </wp:positionH>
+            <wp:positionV relativeFrom="page">
+              <wp:posOffset>2889000</wp:posOffset>
+            </wp:positionV>
+            <wp:extent cx="2844000" cy="2241000"/>
+            <wp:effectExtent l="0" t="0" r="0" b="0"/>
+            <wp:wrapNone/>
+            <wp:docPr id="201" name="Card 201"/>
+            <wp:cNvGraphicFramePr/>
+            <a:graphic xmlns:a="http://schemas.openxmlformats.org/drawingml/2006/main">
+              <a:graphicData uri="http://schemas.microsoft.com/office/word/2010/wordprocessingShape">
+                <wps:wsp>
+                  <wps:cNvSpPr txBox="1"/>
+                  <wps:spPr>
+                    <a:xfrm>
+                      <a:off x="0" y="0"/>
+                      <a:ext cx="2844000" cy="2241000"/>
+                    </a:xfrm>
+                    <a:prstGeom prst="rect">
+                      <a:avLst/>
+                    </a:prstGeom>
+                    <a:noFill/>
+                    <a:ln>
+                      <a:noFill/>
+                    </a:ln>
+                  </wps:spPr>
+                  <wps:txbx>
+                    <w:txbxContent>
+                      <w:p>
+                        <w:pPr>
+                          <w:spacing w:before="0" w:after="40"/>
+                          <w:jc w:val="center"/>
+                        </w:pPr>
+                        <w:r>
+                          <w:rPr>
+                            <w:rFonts w:ascii="Georgia" w:hAnsi="Georgia" w:cs="Georgia" w:eastAsia="Georgia"/>
+                            <w:b w:val="0"/>
+                            <w:i w:val="0"/>
+                            <w:color w:val="2C5D63"/>
+                            <w:sz w:val="12"/>
+                            <w:spacing w:val="40"/>
+                            <w:caps w:val="1"/>
+                          </w:rPr>
+                          <w:t>Top Table</w:t>
+                        </w:r>
+                      </w:p>
+                      <w:p>
+                        <w:pPr>
+                          <w:spacing w:before="0" w:after="40"/>
+                          <w:jc w:val="center"/>
+                        </w:pPr>
+                        <w:r>
+                          <w:rPr>
+                            <w:rFonts w:ascii="Georgia" w:hAnsi="Georgia" w:cs="Georgia" w:eastAsia="Georgia"/>
+                            <w:b/>
+                            <w:i w:val="0"/>
+                            <w:color w:val="222D2A"/>
+                            <w:sz w:val="34"/>
+                          </w:rPr>
+                          <w:t>Robert Blackshaw</w:t>
+                        </w:r>
+                      </w:p>
+                      <w:p>
+                        <w:pPr>
+                          <w:spacing w:before="0" w:after="0"/>
+                          <w:jc w:val="center"/>
+                        </w:pPr>
+                        <w:r>
+                          <w:rPr>
+                            <w:rFonts w:ascii="Georgia" w:hAnsi="Georgia" w:cs="Georgia" w:eastAsia="Georgia"/>
+                            <w:b w:val="0"/>
+                            <w:i w:val="0"/>
+                            <w:color w:val="2C5D63"/>
+                            <w:sz w:val="13"/>
+                            <w:spacing w:val="40"/>
+                          </w:rPr>
+                          <w:t>· · ·</w:t>
+                        </w:r>
+                      </w:p>
+                    </w:txbxContent>
+                  </wps:txbx>
+                  <wps:bodyPr rot="0" spcFirstLastPara="0" vert="horz" wrap="square" lIns="0" tIns="0" rIns="0" bIns="0" numCol="1" anchor="ctr" anchorCtr="0" upright="0">
+                    <a:noAutofit/>
+                  </wps:bodyPr>
+                </wps:wsp>
+              </a:graphicData>
+            </a:graphic>
+          </wp:anchor>
+        </w:drawing>
       </w:r>
     </w:p>
     <w:p>
       <w:pPr>
-        <w:spacing w:before="0" w:after="40"/>
-        <w:jc w:val="center"/>
+        <w:spacing w:before="0" w:after="0" w:line="20" w:lineRule="exact"/>
+      </w:pPr>
+      <w:r>
+        <w:rPr>
+          <w:sz w:val="2"/>
+          <w:noProof/>
+        </w:rPr>
+        <w:drawing>
+          <wp:anchor distT="0" distB="0" distL="0" distR="0" simplePos="0" relativeHeight="20" behindDoc="0" locked="0" layoutInCell="0" allowOverlap="1">
+            <wp:simplePos x="0" y="0"/>
+            <wp:positionH relativeFrom="page">
+              <wp:posOffset>468000</wp:posOffset>
+            </wp:positionH>
+            <wp:positionV relativeFrom="page">
+              <wp:posOffset>2889000</wp:posOffset>
+            </wp:positionV>
+            <wp:extent cx="2844000" cy="2241000"/>
+            <wp:effectExtent l="0" t="0" r="0" b="0"/>
+            <wp:wrapNone/>
+            <wp:docPr id="200" name="Card 200"/>
+            <wp:cNvGraphicFramePr/>
+            <a:graphic xmlns:a="http://schemas.openxmlformats.org/drawingml/2006/main">
+              <a:graphicData uri="http://schemas.microsoft.com/office/word/2010/wordprocessingShape">
+                <wps:wsp>
+                  <wps:cNvSpPr txBox="1"/>
+                  <wps:spPr>
+                    <a:xfrm>
+                      <a:off x="0" y="0"/>
+                      <a:ext cx="2844000" cy="2241000"/>
+                    </a:xfrm>
+                    <a:prstGeom prst="rect">
+                      <a:avLst/>
+                    </a:prstGeom>
+                    <a:noFill/>
+                    <a:ln>
+                      <a:noFill/>
+                    </a:ln>
+                  </wps:spPr>
+                  <wps:txbx>
+                    <w:txbxContent>
+                      <w:p>
+                        <w:pPr>
+                          <w:spacing w:before="0" w:after="40"/>
+                          <w:jc w:val="center"/>
+                        </w:pPr>
+                        <w:r>
+                          <w:rPr>
+                            <w:rFonts w:ascii="Georgia" w:hAnsi="Georgia" w:cs="Georgia" w:eastAsia="Georgia"/>
+                            <w:b w:val="0"/>
+                            <w:i w:val="0"/>
+                            <w:color w:val="2C5D63"/>
+                            <w:sz w:val="12"/>
+                            <w:spacing w:val="40"/>
+                            <w:caps w:val="1"/>
+                          </w:rPr>
+                          <w:t>Top Table</w:t>
+                        </w:r>
+                      </w:p>
+                      <w:p>
+                        <w:pPr>
+                          <w:spacing w:before="0" w:after="40"/>
+                          <w:jc w:val="center"/>
+                        </w:pPr>
+                        <w:r>
+                          <w:rPr>
+                            <w:rFonts w:ascii="Georgia" w:hAnsi="Georgia" w:cs="Georgia" w:eastAsia="Georgia"/>
+                            <w:b/>
+                            <w:i w:val="0"/>
+                            <w:color w:val="222D2A"/>
+                            <w:sz w:val="34"/>
+                          </w:rPr>
+                          <w:t>Carole Blackshaw</w:t>
+                        </w:r>
+                      </w:p>
+                      <w:p>
+                        <w:pPr>
+                          <w:spacing w:before="0" w:after="0"/>
+                          <w:jc w:val="center"/>
+                        </w:pPr>
+                        <w:r>
+                          <w:rPr>
+                            <w:rFonts w:ascii="Georgia" w:hAnsi="Georgia" w:cs="Georgia" w:eastAsia="Georgia"/>
+                            <w:b w:val="0"/>
+                            <w:i w:val="0"/>
+                            <w:color w:val="2C5D63"/>
+                            <w:sz w:val="13"/>
+                            <w:spacing w:val="40"/>
+                          </w:rPr>
+                          <w:t>· · ·</w:t>
+                        </w:r>
+                      </w:p>
+                    </w:txbxContent>
+                  </wps:txbx>
+                  <wps:bodyPr rot="0" spcFirstLastPara="0" vert="horz" wrap="square" lIns="0" tIns="0" rIns="0" bIns="0" numCol="1" anchor="ctr" anchorCtr="0" upright="0">
+                    <a:noAutofit/>
+                  </wps:bodyPr>
+                </wps:wsp>
+              </a:graphicData>
+            </a:graphic>
+          </wp:anchor>
+        </w:drawing>
+      </w:r>
+    </w:p>
+    <w:p>
+      <w:pPr>
+        <w:spacing w:before="0" w:after="0" w:line="20" w:lineRule="exact"/>
       </w:pPr>
       <w:r>
         <w:br w:type="page"/>
       </w:r>
+    </w:p>
+    <w:p>
+      <w:pPr>
+        <w:spacing w:before="0" w:after="0" w:line="20" w:lineRule="exact"/>
+      </w:pPr>
       <w:r>
         <w:rPr>
-          <w:rFonts w:ascii="Georgia" w:hAnsi="Georgia" w:cs="Georgia" w:eastAsia="Georgia"/>
-          <w:b w:val="0"/>
-          <w:i w:val="0"/>
-          <w:color w:val="2C5D63"/>
-          <w:sz w:val="12"/>
-          <w:spacing w:val="40"/>
-          <w:caps w:val="1"/>
+          <w:sz w:val="2"/>
+          <w:noProof/>
         </w:rPr>
-        <w:t>Top Table</w:t>
+        <w:drawing>
+          <wp:anchor distT="0" distB="0" distL="0" distR="0" simplePos="0" relativeHeight="23" behindDoc="0" locked="0" layoutInCell="0" allowOverlap="1">
+            <wp:simplePos x="0" y="0"/>
+            <wp:positionH relativeFrom="page">
+              <wp:posOffset>4248000</wp:posOffset>
+            </wp:positionH>
+            <wp:positionV relativeFrom="page">
+              <wp:posOffset>8235000</wp:posOffset>
+            </wp:positionV>
+            <wp:extent cx="2844000" cy="2241000"/>
+            <wp:effectExtent l="0" t="0" r="0" b="0"/>
+            <wp:wrapNone/>
+            <wp:docPr id="207" name="Card 207"/>
+            <wp:cNvGraphicFramePr/>
+            <a:graphic xmlns:a="http://schemas.openxmlformats.org/drawingml/2006/main">
+              <a:graphicData uri="http://schemas.microsoft.com/office/word/2010/wordprocessingShape">
+                <wps:wsp>
+                  <wps:cNvSpPr txBox="1"/>
+                  <wps:spPr>
+                    <a:xfrm>
+                      <a:off x="0" y="0"/>
+                      <a:ext cx="2844000" cy="2241000"/>
+                    </a:xfrm>
+                    <a:prstGeom prst="rect">
+                      <a:avLst/>
+                    </a:prstGeom>
+                    <a:noFill/>
+                    <a:ln>
+                      <a:noFill/>
+                    </a:ln>
+                  </wps:spPr>
+                  <wps:txbx>
+                    <w:txbxContent>
+                      <w:p>
+                        <w:pPr>
+                          <w:spacing w:before="0" w:after="40"/>
+                          <w:jc w:val="center"/>
+                        </w:pPr>
+                        <w:r>
+                          <w:rPr>
+                            <w:rFonts w:ascii="Georgia" w:hAnsi="Georgia" w:cs="Georgia" w:eastAsia="Georgia"/>
+                            <w:b w:val="0"/>
+                            <w:i w:val="0"/>
+                            <w:color w:val="2C5D63"/>
+                            <w:sz w:val="12"/>
+                            <w:spacing w:val="40"/>
+                            <w:caps w:val="1"/>
+                          </w:rPr>
+                          <w:t>Top Table</w:t>
+                        </w:r>
+                      </w:p>
+                      <w:p>
+                        <w:pPr>
+                          <w:spacing w:before="0" w:after="40"/>
+                          <w:jc w:val="center"/>
+                        </w:pPr>
+                        <w:r>
+                          <w:rPr>
+                            <w:rFonts w:ascii="Georgia" w:hAnsi="Georgia" w:cs="Georgia" w:eastAsia="Georgia"/>
+                            <w:b/>
+                            <w:i w:val="0"/>
+                            <w:color w:val="222D2A"/>
+                            <w:sz w:val="40"/>
+                          </w:rPr>
+                          <w:t>Rachel Hoar</w:t>
+                        </w:r>
+                      </w:p>
+                      <w:p>
+                        <w:pPr>
+                          <w:spacing w:before="0" w:after="0"/>
+                          <w:jc w:val="center"/>
+                        </w:pPr>
+                        <w:r>
+                          <w:rPr>
+                            <w:rFonts w:ascii="Georgia" w:hAnsi="Georgia" w:cs="Georgia" w:eastAsia="Georgia"/>
+                            <w:b w:val="0"/>
+                            <w:i w:val="0"/>
+                            <w:color w:val="2C5D63"/>
+                            <w:sz w:val="13"/>
+                            <w:spacing w:val="40"/>
+                          </w:rPr>
+                          <w:t>· · ·</w:t>
+                        </w:r>
+                      </w:p>
+                    </w:txbxContent>
+                  </wps:txbx>
+                  <wps:bodyPr rot="0" spcFirstLastPara="0" vert="horz" wrap="square" lIns="0" tIns="0" rIns="0" bIns="0" numCol="1" anchor="ctr" anchorCtr="0" upright="0">
+                    <a:noAutofit/>
+                  </wps:bodyPr>
+                </wps:wsp>
+              </a:graphicData>
+            </a:graphic>
+          </wp:anchor>
+        </w:drawing>
       </w:r>
     </w:p>
     <w:p>
       <w:pPr>
-        <w:spacing w:before="0" w:after="40"/>
-        <w:jc w:val="center"/>
+        <w:spacing w:before="0" w:after="0" w:line="20" w:lineRule="exact"/>
       </w:pPr>
       <w:r>
         <w:rPr>
-          <w:rFonts w:ascii="Georgia" w:hAnsi="Georgia" w:cs="Georgia" w:eastAsia="Georgia"/>
-          <w:b/>
-          <w:i w:val="0"/>
-          <w:color w:val="222D2A"/>
-          <w:sz w:val="34"/>
+          <w:sz w:val="2"/>
+          <w:noProof/>
         </w:rPr>
-        <w:t>Robert Blackshaw</w:t>
+        <w:drawing>
+          <wp:anchor distT="0" distB="0" distL="0" distR="0" simplePos="0" relativeHeight="22" behindDoc="0" locked="0" layoutInCell="0" allowOverlap="1">
+            <wp:simplePos x="0" y="0"/>
+            <wp:positionH relativeFrom="page">
+              <wp:posOffset>468000</wp:posOffset>
+            </wp:positionH>
+            <wp:positionV relativeFrom="page">
+              <wp:posOffset>8235000</wp:posOffset>
+            </wp:positionV>
+            <wp:extent cx="2844000" cy="2241000"/>
+            <wp:effectExtent l="0" t="0" r="0" b="0"/>
+            <wp:wrapNone/>
+            <wp:docPr id="206" name="Card 206"/>
+            <wp:cNvGraphicFramePr/>
+            <a:graphic xmlns:a="http://schemas.openxmlformats.org/drawingml/2006/main">
+              <a:graphicData uri="http://schemas.microsoft.com/office/word/2010/wordprocessingShape">
+                <wps:wsp>
+                  <wps:cNvSpPr txBox="1"/>
+                  <wps:spPr>
+                    <a:xfrm>
+                      <a:off x="0" y="0"/>
+                      <a:ext cx="2844000" cy="2241000"/>
+                    </a:xfrm>
+                    <a:prstGeom prst="rect">
+                      <a:avLst/>
+                    </a:prstGeom>
+                    <a:noFill/>
+                    <a:ln>
+                      <a:noFill/>
+                    </a:ln>
+                  </wps:spPr>
+                  <wps:txbx>
+                    <w:txbxContent>
+                      <w:p>
+                        <w:pPr>
+                          <w:spacing w:before="0" w:after="40"/>
+                          <w:jc w:val="center"/>
+                        </w:pPr>
+                        <w:r>
+                          <w:rPr>
+                            <w:rFonts w:ascii="Georgia" w:hAnsi="Georgia" w:cs="Georgia" w:eastAsia="Georgia"/>
+                            <w:b w:val="0"/>
+                            <w:i w:val="0"/>
+                            <w:color w:val="2C5D63"/>
+                            <w:sz w:val="12"/>
+                            <w:spacing w:val="40"/>
+                            <w:caps w:val="1"/>
+                          </w:rPr>
+                          <w:t>Top Table</w:t>
+                        </w:r>
+                      </w:p>
+                      <w:p>
+                        <w:pPr>
+                          <w:spacing w:before="0" w:after="40"/>
+                          <w:jc w:val="center"/>
+                        </w:pPr>
+                        <w:r>
+                          <w:rPr>
+                            <w:rFonts w:ascii="Georgia" w:hAnsi="Georgia" w:cs="Georgia" w:eastAsia="Georgia"/>
+                            <w:b/>
+                            <w:i w:val="0"/>
+                            <w:color w:val="222D2A"/>
+                            <w:sz w:val="40"/>
+                          </w:rPr>
+                          <w:t>Allan Harte</w:t>
+                        </w:r>
+                      </w:p>
+                      <w:p>
+                        <w:pPr>
+                          <w:spacing w:before="0" w:after="0"/>
+                          <w:jc w:val="center"/>
+                        </w:pPr>
+                        <w:r>
+                          <w:rPr>
+                            <w:rFonts w:ascii="Georgia" w:hAnsi="Georgia" w:cs="Georgia" w:eastAsia="Georgia"/>
+                            <w:b w:val="0"/>
+                            <w:i w:val="0"/>
+                            <w:color w:val="2C5D63"/>
+                            <w:sz w:val="13"/>
+                            <w:spacing w:val="40"/>
+                          </w:rPr>
+                          <w:t>· · ·</w:t>
+                        </w:r>
+                      </w:p>
+                    </w:txbxContent>
+                  </wps:txbx>
+                  <wps:bodyPr rot="0" spcFirstLastPara="0" vert="horz" wrap="square" lIns="0" tIns="0" rIns="0" bIns="0" numCol="1" anchor="ctr" anchorCtr="0" upright="0">
+                    <a:noAutofit/>
+                  </wps:bodyPr>
+                </wps:wsp>
+              </a:graphicData>
+            </a:graphic>
+          </wp:anchor>
+        </w:drawing>
       </w:r>
     </w:p>
     <w:p>
       <w:pPr>
-        <w:spacing w:before="0" w:after="0"/>
-        <w:jc w:val="center"/>
+        <w:spacing w:before="0" w:after="0" w:line="20" w:lineRule="exact"/>
       </w:pPr>
       <w:r>
         <w:rPr>
-          <w:rFonts w:ascii="Georgia" w:hAnsi="Georgia" w:cs="Georgia" w:eastAsia="Georgia"/>
-          <w:b w:val="0"/>
-          <w:i w:val="0"/>
-          <w:color w:val="2C5D63"/>
-          <w:sz w:val="13"/>
-          <w:spacing w:val="40"/>
+          <w:sz w:val="2"/>
+          <w:noProof/>
         </w:rPr>
-        <w:t>· · ·</w:t>
+        <w:drawing>
+          <wp:anchor distT="0" distB="0" distL="0" distR="0" simplePos="0" relativeHeight="21" behindDoc="0" locked="0" layoutInCell="0" allowOverlap="1">
+            <wp:simplePos x="0" y="0"/>
+            <wp:positionH relativeFrom="page">
+              <wp:posOffset>4248000</wp:posOffset>
+            </wp:positionH>
+            <wp:positionV relativeFrom="page">
+              <wp:posOffset>2889000</wp:posOffset>
+            </wp:positionV>
+            <wp:extent cx="2844000" cy="2241000"/>
+            <wp:effectExtent l="0" t="0" r="0" b="0"/>
+            <wp:wrapNone/>
+            <wp:docPr id="205" name="Card 205"/>
+            <wp:cNvGraphicFramePr/>
+            <a:graphic xmlns:a="http://schemas.openxmlformats.org/drawingml/2006/main">
+              <a:graphicData uri="http://schemas.microsoft.com/office/word/2010/wordprocessingShape">
+                <wps:wsp>
+                  <wps:cNvSpPr txBox="1"/>
+                  <wps:spPr>
+                    <a:xfrm>
+                      <a:off x="0" y="0"/>
+                      <a:ext cx="2844000" cy="2241000"/>
+                    </a:xfrm>
+                    <a:prstGeom prst="rect">
+                      <a:avLst/>
+                    </a:prstGeom>
+                    <a:noFill/>
+                    <a:ln>
+                      <a:noFill/>
+                    </a:ln>
+                  </wps:spPr>
+                  <wps:txbx>
+                    <w:txbxContent>
+                      <w:p>
+                        <w:pPr>
+                          <w:spacing w:before="0" w:after="40"/>
+                          <w:jc w:val="center"/>
+                        </w:pPr>
+                        <w:r>
+                          <w:rPr>
+                            <w:rFonts w:ascii="Georgia" w:hAnsi="Georgia" w:cs="Georgia" w:eastAsia="Georgia"/>
+                            <w:b w:val="0"/>
+                            <w:i w:val="0"/>
+                            <w:color w:val="2C5D63"/>
+                            <w:sz w:val="12"/>
+                            <w:spacing w:val="40"/>
+                            <w:caps w:val="1"/>
+                          </w:rPr>
+                          <w:t>Top Table</w:t>
+                        </w:r>
+                      </w:p>
+                      <w:p>
+                        <w:pPr>
+                          <w:spacing w:before="0" w:after="40"/>
+                          <w:jc w:val="center"/>
+                        </w:pPr>
+                        <w:r>
+                          <w:rPr>
+                            <w:rFonts w:ascii="Georgia" w:hAnsi="Georgia" w:cs="Georgia" w:eastAsia="Georgia"/>
+                            <w:b/>
+                            <w:i w:val="0"/>
+                            <w:color w:val="222D2A"/>
+                            <w:sz w:val="40"/>
+                          </w:rPr>
+                          <w:t>Archie</w:t>
+                        </w:r>
+                      </w:p>
+                      <w:p>
+                        <w:pPr>
+                          <w:spacing w:before="0" w:after="0"/>
+                          <w:jc w:val="center"/>
+                        </w:pPr>
+                        <w:r>
+                          <w:rPr>
+                            <w:rFonts w:ascii="Georgia" w:hAnsi="Georgia" w:cs="Georgia" w:eastAsia="Georgia"/>
+                            <w:b w:val="0"/>
+                            <w:i w:val="0"/>
+                            <w:color w:val="2C5D63"/>
+                            <w:sz w:val="13"/>
+                            <w:spacing w:val="40"/>
+                          </w:rPr>
+                          <w:t>· · ·</w:t>
+                        </w:r>
+                      </w:p>
+                    </w:txbxContent>
+                  </wps:txbx>
+                  <wps:bodyPr rot="0" spcFirstLastPara="0" vert="horz" wrap="square" lIns="0" tIns="0" rIns="0" bIns="0" numCol="1" anchor="ctr" anchorCtr="0" upright="0">
+                    <a:noAutofit/>
+                  </wps:bodyPr>
+                </wps:wsp>
+              </a:graphicData>
+            </a:graphic>
+          </wp:anchor>
+        </w:drawing>
       </w:r>
     </w:p>
     <w:p>
       <w:pPr>
-        <w:spacing w:before="0" w:after="40"/>
-        <w:jc w:val="center"/>
+        <w:spacing w:before="0" w:after="0" w:line="20" w:lineRule="exact"/>
+      </w:pPr>
+      <w:r>
+        <w:rPr>
+          <w:sz w:val="2"/>
+          <w:noProof/>
+        </w:rPr>
+        <w:drawing>
+          <wp:anchor distT="0" distB="0" distL="0" distR="0" simplePos="0" relativeHeight="20" behindDoc="0" locked="0" layoutInCell="0" allowOverlap="1">
+            <wp:simplePos x="0" y="0"/>
+            <wp:positionH relativeFrom="page">
+              <wp:posOffset>468000</wp:posOffset>
+            </wp:positionH>
+            <wp:positionV relativeFrom="page">
+              <wp:posOffset>2889000</wp:posOffset>
+            </wp:positionV>
+            <wp:extent cx="2844000" cy="2241000"/>
+            <wp:effectExtent l="0" t="0" r="0" b="0"/>
+            <wp:wrapNone/>
+            <wp:docPr id="204" name="Card 204"/>
+            <wp:cNvGraphicFramePr/>
+            <a:graphic xmlns:a="http://schemas.openxmlformats.org/drawingml/2006/main">
+              <a:graphicData uri="http://schemas.microsoft.com/office/word/2010/wordprocessingShape">
+                <wps:wsp>
+                  <wps:cNvSpPr txBox="1"/>
+                  <wps:spPr>
+                    <a:xfrm>
+                      <a:off x="0" y="0"/>
+                      <a:ext cx="2844000" cy="2241000"/>
+                    </a:xfrm>
+                    <a:prstGeom prst="rect">
+                      <a:avLst/>
+                    </a:prstGeom>
+                    <a:noFill/>
+                    <a:ln>
+                      <a:noFill/>
+                    </a:ln>
+                  </wps:spPr>
+                  <wps:txbx>
+                    <w:txbxContent>
+                      <w:p>
+                        <w:pPr>
+                          <w:spacing w:before="0" w:after="40"/>
+                          <w:jc w:val="center"/>
+                        </w:pPr>
+                        <w:r>
+                          <w:rPr>
+                            <w:rFonts w:ascii="Georgia" w:hAnsi="Georgia" w:cs="Georgia" w:eastAsia="Georgia"/>
+                            <w:b w:val="0"/>
+                            <w:i w:val="0"/>
+                            <w:color w:val="2C5D63"/>
+                            <w:sz w:val="12"/>
+                            <w:spacing w:val="40"/>
+                            <w:caps w:val="1"/>
+                          </w:rPr>
+                          <w:t>Top Table</w:t>
+                        </w:r>
+                      </w:p>
+                      <w:p>
+                        <w:pPr>
+                          <w:spacing w:before="0" w:after="40"/>
+                          <w:jc w:val="center"/>
+                        </w:pPr>
+                        <w:r>
+                          <w:rPr>
+                            <w:rFonts w:ascii="Georgia" w:hAnsi="Georgia" w:cs="Georgia" w:eastAsia="Georgia"/>
+                            <w:b/>
+                            <w:i w:val="0"/>
+                            <w:color w:val="222D2A"/>
+                            <w:sz w:val="40"/>
+                          </w:rPr>
+                          <w:t>Robin</w:t>
+                        </w:r>
+                      </w:p>
+                      <w:p>
+                        <w:pPr>
+                          <w:spacing w:before="0" w:after="0"/>
+                          <w:jc w:val="center"/>
+                        </w:pPr>
+                        <w:r>
+                          <w:rPr>
+                            <w:rFonts w:ascii="Georgia" w:hAnsi="Georgia" w:cs="Georgia" w:eastAsia="Georgia"/>
+                            <w:b w:val="0"/>
+                            <w:i w:val="0"/>
+                            <w:color w:val="2C5D63"/>
+                            <w:sz w:val="13"/>
+                            <w:spacing w:val="40"/>
+                          </w:rPr>
+                          <w:t>· · ·</w:t>
+                        </w:r>
+                      </w:p>
+                    </w:txbxContent>
+                  </wps:txbx>
+                  <wps:bodyPr rot="0" spcFirstLastPara="0" vert="horz" wrap="square" lIns="0" tIns="0" rIns="0" bIns="0" numCol="1" anchor="ctr" anchorCtr="0" upright="0">
+                    <a:noAutofit/>
+                  </wps:bodyPr>
+                </wps:wsp>
+              </a:graphicData>
+            </a:graphic>
+          </wp:anchor>
+        </w:drawing>
+      </w:r>
+    </w:p>
+    <w:p>
+      <w:pPr>
+        <w:spacing w:before="0" w:after="0" w:line="20" w:lineRule="exact"/>
       </w:pPr>
       <w:r>
         <w:br w:type="page"/>
       </w:r>
+    </w:p>
+    <w:p>
+      <w:pPr>
+        <w:spacing w:before="0" w:after="0" w:line="20" w:lineRule="exact"/>
+      </w:pPr>
       <w:r>
         <w:rPr>
-          <w:rFonts w:ascii="Georgia" w:hAnsi="Georgia" w:cs="Georgia" w:eastAsia="Georgia"/>
-          <w:b w:val="0"/>
-          <w:i w:val="0"/>
-          <w:color w:val="2C5D63"/>
-          <w:sz w:val="12"/>
-          <w:spacing w:val="40"/>
-          <w:caps w:val="1"/>
+          <w:sz w:val="2"/>
+          <w:noProof/>
         </w:rPr>
-        <w:t>Top Table</w:t>
+        <w:drawing>
+          <wp:anchor distT="0" distB="0" distL="0" distR="0" simplePos="0" relativeHeight="23" behindDoc="0" locked="0" layoutInCell="0" allowOverlap="1">
+            <wp:simplePos x="0" y="0"/>
+            <wp:positionH relativeFrom="page">
+              <wp:posOffset>4248000</wp:posOffset>
+            </wp:positionH>
+            <wp:positionV relativeFrom="page">
+              <wp:posOffset>8235000</wp:posOffset>
+            </wp:positionV>
+            <wp:extent cx="2844000" cy="2241000"/>
+            <wp:effectExtent l="0" t="0" r="0" b="0"/>
+            <wp:wrapNone/>
+            <wp:docPr id="211" name="Card 211"/>
+            <wp:cNvGraphicFramePr/>
+            <a:graphic xmlns:a="http://schemas.openxmlformats.org/drawingml/2006/main">
+              <a:graphicData uri="http://schemas.microsoft.com/office/word/2010/wordprocessingShape">
+                <wps:wsp>
+                  <wps:cNvSpPr txBox="1"/>
+                  <wps:spPr>
+                    <a:xfrm>
+                      <a:off x="0" y="0"/>
+                      <a:ext cx="2844000" cy="2241000"/>
+                    </a:xfrm>
+                    <a:prstGeom prst="rect">
+                      <a:avLst/>
+                    </a:prstGeom>
+                    <a:noFill/>
+                    <a:ln>
+                      <a:noFill/>
+                    </a:ln>
+                  </wps:spPr>
+                  <wps:txbx>
+                    <w:txbxContent>
+                      <w:p>
+                        <w:pPr>
+                          <w:spacing w:before="0" w:after="40"/>
+                          <w:jc w:val="center"/>
+                        </w:pPr>
+                        <w:r>
+                          <w:rPr>
+                            <w:rFonts w:ascii="Georgia" w:hAnsi="Georgia" w:cs="Georgia" w:eastAsia="Georgia"/>
+                            <w:b w:val="0"/>
+                            <w:i w:val="0"/>
+                            <w:color w:val="2C5D63"/>
+                            <w:sz w:val="12"/>
+                            <w:spacing w:val="40"/>
+                            <w:caps w:val="1"/>
+                          </w:rPr>
+                          <w:t>Top Table</w:t>
+                        </w:r>
+                      </w:p>
+                      <w:p>
+                        <w:pPr>
+                          <w:spacing w:before="0" w:after="40"/>
+                          <w:jc w:val="center"/>
+                        </w:pPr>
+                        <w:r>
+                          <w:rPr>
+                            <w:rFonts w:ascii="Georgia" w:hAnsi="Georgia" w:cs="Georgia" w:eastAsia="Georgia"/>
+                            <w:b/>
+                            <w:i w:val="0"/>
+                            <w:color w:val="222D2A"/>
+                            <w:sz w:val="40"/>
+                          </w:rPr>
+                          <w:t>Lily</w:t>
+                        </w:r>
+                      </w:p>
+                      <w:p>
+                        <w:pPr>
+                          <w:spacing w:before="0" w:after="0"/>
+                          <w:jc w:val="center"/>
+                        </w:pPr>
+                        <w:r>
+                          <w:rPr>
+                            <w:rFonts w:ascii="Georgia" w:hAnsi="Georgia" w:cs="Georgia" w:eastAsia="Georgia"/>
+                            <w:b w:val="0"/>
+                            <w:i w:val="0"/>
+                            <w:color w:val="2C5D63"/>
+                            <w:sz w:val="13"/>
+                            <w:spacing w:val="40"/>
+                          </w:rPr>
+                          <w:t>· · ·</w:t>
+                        </w:r>
+                      </w:p>
+                    </w:txbxContent>
+                  </wps:txbx>
+                  <wps:bodyPr rot="0" spcFirstLastPara="0" vert="horz" wrap="square" lIns="0" tIns="0" rIns="0" bIns="0" numCol="1" anchor="ctr" anchorCtr="0" upright="0">
+                    <a:noAutofit/>
+                  </wps:bodyPr>
+                </wps:wsp>
+              </a:graphicData>
+            </a:graphic>
+          </wp:anchor>
+        </w:drawing>
       </w:r>
     </w:p>
     <w:p>
       <w:pPr>
-        <w:spacing w:before="0" w:after="40"/>
-        <w:jc w:val="center"/>
+        <w:spacing w:before="0" w:after="0" w:line="20" w:lineRule="exact"/>
       </w:pPr>
       <w:r>
         <w:rPr>
-          <w:rFonts w:ascii="Georgia" w:hAnsi="Georgia" w:cs="Georgia" w:eastAsia="Georgia"/>
-          <w:b/>
-          <w:i w:val="0"/>
-          <w:color w:val="222D2A"/>
-          <w:sz w:val="40"/>
+          <w:sz w:val="2"/>
+          <w:noProof/>
         </w:rPr>
-        <w:t>Jase</w:t>
+        <w:drawing>
+          <wp:anchor distT="0" distB="0" distL="0" distR="0" simplePos="0" relativeHeight="22" behindDoc="0" locked="0" layoutInCell="0" allowOverlap="1">
+            <wp:simplePos x="0" y="0"/>
+            <wp:positionH relativeFrom="page">
+              <wp:posOffset>468000</wp:posOffset>
+            </wp:positionH>
+            <wp:positionV relativeFrom="page">
+              <wp:posOffset>8235000</wp:posOffset>
+            </wp:positionV>
+            <wp:extent cx="2844000" cy="2241000"/>
+            <wp:effectExtent l="0" t="0" r="0" b="0"/>
+            <wp:wrapNone/>
+            <wp:docPr id="210" name="Card 210"/>
+            <wp:cNvGraphicFramePr/>
+            <a:graphic xmlns:a="http://schemas.openxmlformats.org/drawingml/2006/main">
+              <a:graphicData uri="http://schemas.microsoft.com/office/word/2010/wordprocessingShape">
+                <wps:wsp>
+                  <wps:cNvSpPr txBox="1"/>
+                  <wps:spPr>
+                    <a:xfrm>
+                      <a:off x="0" y="0"/>
+                      <a:ext cx="2844000" cy="2241000"/>
+                    </a:xfrm>
+                    <a:prstGeom prst="rect">
+                      <a:avLst/>
+                    </a:prstGeom>
+                    <a:noFill/>
+                    <a:ln>
+                      <a:noFill/>
+                    </a:ln>
+                  </wps:spPr>
+                  <wps:txbx>
+                    <w:txbxContent>
+                      <w:p>
+                        <w:pPr>
+                          <w:spacing w:before="0" w:after="40"/>
+                          <w:jc w:val="center"/>
+                        </w:pPr>
+                        <w:r>
+                          <w:rPr>
+                            <w:rFonts w:ascii="Georgia" w:hAnsi="Georgia" w:cs="Georgia" w:eastAsia="Georgia"/>
+                            <w:b w:val="0"/>
+                            <w:i w:val="0"/>
+                            <w:color w:val="2C5D63"/>
+                            <w:sz w:val="12"/>
+                            <w:spacing w:val="40"/>
+                            <w:caps w:val="1"/>
+                          </w:rPr>
+                          <w:t>Top Table</w:t>
+                        </w:r>
+                      </w:p>
+                      <w:p>
+                        <w:pPr>
+                          <w:spacing w:before="0" w:after="40"/>
+                          <w:jc w:val="center"/>
+                        </w:pPr>
+                        <w:r>
+                          <w:rPr>
+                            <w:rFonts w:ascii="Georgia" w:hAnsi="Georgia" w:cs="Georgia" w:eastAsia="Georgia"/>
+                            <w:b/>
+                            <w:i w:val="0"/>
+                            <w:color w:val="222D2A"/>
+                            <w:sz w:val="40"/>
+                          </w:rPr>
+                          <w:t>Harry</w:t>
+                        </w:r>
+                      </w:p>
+                      <w:p>
+                        <w:pPr>
+                          <w:spacing w:before="0" w:after="0"/>
+                          <w:jc w:val="center"/>
+                        </w:pPr>
+                        <w:r>
+                          <w:rPr>
+                            <w:rFonts w:ascii="Georgia" w:hAnsi="Georgia" w:cs="Georgia" w:eastAsia="Georgia"/>
+                            <w:b w:val="0"/>
+                            <w:i w:val="0"/>
+                            <w:color w:val="2C5D63"/>
+                            <w:sz w:val="13"/>
+                            <w:spacing w:val="40"/>
+                          </w:rPr>
+                          <w:t>· · ·</w:t>
+                        </w:r>
+                      </w:p>
+                    </w:txbxContent>
+                  </wps:txbx>
+                  <wps:bodyPr rot="0" spcFirstLastPara="0" vert="horz" wrap="square" lIns="0" tIns="0" rIns="0" bIns="0" numCol="1" anchor="ctr" anchorCtr="0" upright="0">
+                    <a:noAutofit/>
+                  </wps:bodyPr>
+                </wps:wsp>
+              </a:graphicData>
+            </a:graphic>
+          </wp:anchor>
+        </w:drawing>
       </w:r>
     </w:p>
     <w:p>
       <w:pPr>
-        <w:spacing w:before="0" w:after="0"/>
-        <w:jc w:val="center"/>
+        <w:spacing w:before="0" w:after="0" w:line="20" w:lineRule="exact"/>
       </w:pPr>
       <w:r>
         <w:rPr>
-          <w:rFonts w:ascii="Georgia" w:hAnsi="Georgia" w:cs="Georgia" w:eastAsia="Georgia"/>
-          <w:b w:val="0"/>
-          <w:i w:val="0"/>
-          <w:color w:val="2C5D63"/>
-          <w:sz w:val="13"/>
-          <w:spacing w:val="40"/>
+          <w:sz w:val="2"/>
+          <w:noProof/>
         </w:rPr>
-        <w:t>· · ·</w:t>
+        <w:drawing>
+          <wp:anchor distT="0" distB="0" distL="0" distR="0" simplePos="0" relativeHeight="21" behindDoc="0" locked="0" layoutInCell="0" allowOverlap="1">
+            <wp:simplePos x="0" y="0"/>
+            <wp:positionH relativeFrom="page">
+              <wp:posOffset>4248000</wp:posOffset>
+            </wp:positionH>
+            <wp:positionV relativeFrom="page">
+              <wp:posOffset>2889000</wp:posOffset>
+            </wp:positionV>
+            <wp:extent cx="2844000" cy="2241000"/>
+            <wp:effectExtent l="0" t="0" r="0" b="0"/>
+            <wp:wrapNone/>
+            <wp:docPr id="209" name="Card 209"/>
+            <wp:cNvGraphicFramePr/>
+            <a:graphic xmlns:a="http://schemas.openxmlformats.org/drawingml/2006/main">
+              <a:graphicData uri="http://schemas.microsoft.com/office/word/2010/wordprocessingShape">
+                <wps:wsp>
+                  <wps:cNvSpPr txBox="1"/>
+                  <wps:spPr>
+                    <a:xfrm>
+                      <a:off x="0" y="0"/>
+                      <a:ext cx="2844000" cy="2241000"/>
+                    </a:xfrm>
+                    <a:prstGeom prst="rect">
+                      <a:avLst/>
+                    </a:prstGeom>
+                    <a:noFill/>
+                    <a:ln>
+                      <a:noFill/>
+                    </a:ln>
+                  </wps:spPr>
+                  <wps:txbx>
+                    <w:txbxContent>
+                      <w:p>
+                        <w:pPr>
+                          <w:spacing w:before="0" w:after="40"/>
+                          <w:jc w:val="center"/>
+                        </w:pPr>
+                        <w:r>
+                          <w:rPr>
+                            <w:rFonts w:ascii="Georgia" w:hAnsi="Georgia" w:cs="Georgia" w:eastAsia="Georgia"/>
+                            <w:b w:val="0"/>
+                            <w:i w:val="0"/>
+                            <w:color w:val="2C5D63"/>
+                            <w:sz w:val="12"/>
+                            <w:spacing w:val="40"/>
+                            <w:caps w:val="1"/>
+                          </w:rPr>
+                          <w:t>Top Table</w:t>
+                        </w:r>
+                      </w:p>
+                      <w:p>
+                        <w:pPr>
+                          <w:spacing w:before="0" w:after="40"/>
+                          <w:jc w:val="center"/>
+                        </w:pPr>
+                        <w:r>
+                          <w:rPr>
+                            <w:rFonts w:ascii="Georgia" w:hAnsi="Georgia" w:cs="Georgia" w:eastAsia="Georgia"/>
+                            <w:b/>
+                            <w:i w:val="0"/>
+                            <w:color w:val="222D2A"/>
+                            <w:sz w:val="40"/>
+                          </w:rPr>
+                          <w:t>Catherine</w:t>
+                        </w:r>
+                      </w:p>
+                      <w:p>
+                        <w:pPr>
+                          <w:spacing w:before="0" w:after="0"/>
+                          <w:jc w:val="center"/>
+                        </w:pPr>
+                        <w:r>
+                          <w:rPr>
+                            <w:rFonts w:ascii="Georgia" w:hAnsi="Georgia" w:cs="Georgia" w:eastAsia="Georgia"/>
+                            <w:b w:val="0"/>
+                            <w:i w:val="0"/>
+                            <w:color w:val="2C5D63"/>
+                            <w:sz w:val="13"/>
+                            <w:spacing w:val="40"/>
+                          </w:rPr>
+                          <w:t>· · ·</w:t>
+                        </w:r>
+                      </w:p>
+                    </w:txbxContent>
+                  </wps:txbx>
+                  <wps:bodyPr rot="0" spcFirstLastPara="0" vert="horz" wrap="square" lIns="0" tIns="0" rIns="0" bIns="0" numCol="1" anchor="ctr" anchorCtr="0" upright="0">
+                    <a:noAutofit/>
+                  </wps:bodyPr>
+                </wps:wsp>
+              </a:graphicData>
+            </a:graphic>
+          </wp:anchor>
+        </w:drawing>
       </w:r>
     </w:p>
     <w:p>
       <w:pPr>
-        <w:spacing w:before="0" w:after="40"/>
-        <w:jc w:val="center"/>
+        <w:spacing w:before="0" w:after="0" w:line="20" w:lineRule="exact"/>
+      </w:pPr>
+      <w:r>
+        <w:rPr>
+          <w:sz w:val="2"/>
+          <w:noProof/>
+        </w:rPr>
+        <w:drawing>
+          <wp:anchor distT="0" distB="0" distL="0" distR="0" simplePos="0" relativeHeight="20" behindDoc="0" locked="0" layoutInCell="0" allowOverlap="1">
+            <wp:simplePos x="0" y="0"/>
+            <wp:positionH relativeFrom="page">
+              <wp:posOffset>468000</wp:posOffset>
+            </wp:positionH>
+            <wp:positionV relativeFrom="page">
+              <wp:posOffset>2889000</wp:posOffset>
+            </wp:positionV>
+            <wp:extent cx="2844000" cy="2241000"/>
+            <wp:effectExtent l="0" t="0" r="0" b="0"/>
+            <wp:wrapNone/>
+            <wp:docPr id="208" name="Card 208"/>
+            <wp:cNvGraphicFramePr/>
+            <a:graphic xmlns:a="http://schemas.openxmlformats.org/drawingml/2006/main">
+              <a:graphicData uri="http://schemas.microsoft.com/office/word/2010/wordprocessingShape">
+                <wps:wsp>
+                  <wps:cNvSpPr txBox="1"/>
+                  <wps:spPr>
+                    <a:xfrm>
+                      <a:off x="0" y="0"/>
+                      <a:ext cx="2844000" cy="2241000"/>
+                    </a:xfrm>
+                    <a:prstGeom prst="rect">
+                      <a:avLst/>
+                    </a:prstGeom>
+                    <a:noFill/>
+                    <a:ln>
+                      <a:noFill/>
+                    </a:ln>
+                  </wps:spPr>
+                  <wps:txbx>
+                    <w:txbxContent>
+                      <w:p>
+                        <w:pPr>
+                          <w:spacing w:before="0" w:after="40"/>
+                          <w:jc w:val="center"/>
+                        </w:pPr>
+                        <w:r>
+                          <w:rPr>
+                            <w:rFonts w:ascii="Georgia" w:hAnsi="Georgia" w:cs="Georgia" w:eastAsia="Georgia"/>
+                            <w:b w:val="0"/>
+                            <w:i w:val="0"/>
+                            <w:color w:val="2C5D63"/>
+                            <w:sz w:val="12"/>
+                            <w:spacing w:val="40"/>
+                            <w:caps w:val="1"/>
+                          </w:rPr>
+                          <w:t>Top Table</w:t>
+                        </w:r>
+                      </w:p>
+                      <w:p>
+                        <w:pPr>
+                          <w:spacing w:before="0" w:after="40"/>
+                          <w:jc w:val="center"/>
+                        </w:pPr>
+                        <w:r>
+                          <w:rPr>
+                            <w:rFonts w:ascii="Georgia" w:hAnsi="Georgia" w:cs="Georgia" w:eastAsia="Georgia"/>
+                            <w:b/>
+                            <w:i w:val="0"/>
+                            <w:color w:val="222D2A"/>
+                            <w:sz w:val="40"/>
+                          </w:rPr>
+                          <w:t>James Hoar</w:t>
+                        </w:r>
+                      </w:p>
+                      <w:p>
+                        <w:pPr>
+                          <w:spacing w:before="0" w:after="0"/>
+                          <w:jc w:val="center"/>
+                        </w:pPr>
+                        <w:r>
+                          <w:rPr>
+                            <w:rFonts w:ascii="Georgia" w:hAnsi="Georgia" w:cs="Georgia" w:eastAsia="Georgia"/>
+                            <w:b w:val="0"/>
+                            <w:i w:val="0"/>
+                            <w:color w:val="2C5D63"/>
+                            <w:sz w:val="13"/>
+                            <w:spacing w:val="40"/>
+                          </w:rPr>
+                          <w:t>· · ·</w:t>
+                        </w:r>
+                      </w:p>
+                    </w:txbxContent>
+                  </wps:txbx>
+                  <wps:bodyPr rot="0" spcFirstLastPara="0" vert="horz" wrap="square" lIns="0" tIns="0" rIns="0" bIns="0" numCol="1" anchor="ctr" anchorCtr="0" upright="0">
+                    <a:noAutofit/>
+                  </wps:bodyPr>
+                </wps:wsp>
+              </a:graphicData>
+            </a:graphic>
+          </wp:anchor>
+        </w:drawing>
+      </w:r>
+    </w:p>
+    <w:p>
+      <w:pPr>
+        <w:spacing w:before="0" w:after="0" w:line="20" w:lineRule="exact"/>
       </w:pPr>
       <w:r>
         <w:br w:type="page"/>
       </w:r>
+    </w:p>
+    <w:p>
+      <w:pPr>
+        <w:spacing w:before="0" w:after="0" w:line="20" w:lineRule="exact"/>
+      </w:pPr>
       <w:r>
         <w:rPr>
-          <w:rFonts w:ascii="Georgia" w:hAnsi="Georgia" w:cs="Georgia" w:eastAsia="Georgia"/>
-          <w:b w:val="0"/>
-          <w:i w:val="0"/>
-          <w:color w:val="2C5D63"/>
-          <w:sz w:val="12"/>
-          <w:spacing w:val="40"/>
-          <w:caps w:val="1"/>
+          <w:sz w:val="2"/>
+          <w:noProof/>
         </w:rPr>
-        <w:t>Top Table</w:t>
+        <w:drawing>
+          <wp:anchor distT="0" distB="0" distL="0" distR="0" simplePos="0" relativeHeight="23" behindDoc="0" locked="0" layoutInCell="0" allowOverlap="1">
+            <wp:simplePos x="0" y="0"/>
+            <wp:positionH relativeFrom="page">
+              <wp:posOffset>4248000</wp:posOffset>
+            </wp:positionH>
+            <wp:positionV relativeFrom="page">
+              <wp:posOffset>8235000</wp:posOffset>
+            </wp:positionV>
+            <wp:extent cx="2844000" cy="2241000"/>
+            <wp:effectExtent l="0" t="0" r="0" b="0"/>
+            <wp:wrapNone/>
+            <wp:docPr id="215" name="Card 215"/>
+            <wp:cNvGraphicFramePr/>
+            <a:graphic xmlns:a="http://schemas.openxmlformats.org/drawingml/2006/main">
+              <a:graphicData uri="http://schemas.microsoft.com/office/word/2010/wordprocessingShape">
+                <wps:wsp>
+                  <wps:cNvSpPr txBox="1"/>
+                  <wps:spPr>
+                    <a:xfrm>
+                      <a:off x="0" y="0"/>
+                      <a:ext cx="2844000" cy="2241000"/>
+                    </a:xfrm>
+                    <a:prstGeom prst="rect">
+                      <a:avLst/>
+                    </a:prstGeom>
+                    <a:noFill/>
+                    <a:ln>
+                      <a:noFill/>
+                    </a:ln>
+                  </wps:spPr>
+                  <wps:txbx>
+                    <w:txbxContent>
+                      <w:p>
+                        <w:pPr>
+                          <w:spacing w:before="0" w:after="40"/>
+                          <w:jc w:val="center"/>
+                        </w:pPr>
+                        <w:r>
+                          <w:rPr>
+                            <w:rFonts w:ascii="Georgia" w:hAnsi="Georgia" w:cs="Georgia" w:eastAsia="Georgia"/>
+                            <w:b w:val="0"/>
+                            <w:i w:val="0"/>
+                            <w:color w:val="2C5D63"/>
+                            <w:sz w:val="12"/>
+                            <w:spacing w:val="40"/>
+                            <w:caps w:val="1"/>
+                          </w:rPr>
+                          <w:t>Top Table</w:t>
+                        </w:r>
+                      </w:p>
+                      <w:p>
+                        <w:pPr>
+                          <w:spacing w:before="0" w:after="40"/>
+                          <w:jc w:val="center"/>
+                        </w:pPr>
+                        <w:r>
+                          <w:rPr>
+                            <w:rFonts w:ascii="Georgia" w:hAnsi="Georgia" w:cs="Georgia" w:eastAsia="Georgia"/>
+                            <w:b/>
+                            <w:i w:val="0"/>
+                            <w:color w:val="222D2A"/>
+                            <w:sz w:val="40"/>
+                          </w:rPr>
+                          <w:t>Taz Glover</w:t>
+                        </w:r>
+                      </w:p>
+                      <w:p>
+                        <w:pPr>
+                          <w:spacing w:before="0" w:after="0"/>
+                          <w:jc w:val="center"/>
+                        </w:pPr>
+                        <w:r>
+                          <w:rPr>
+                            <w:rFonts w:ascii="Georgia" w:hAnsi="Georgia" w:cs="Georgia" w:eastAsia="Georgia"/>
+                            <w:b w:val="0"/>
+                            <w:i w:val="0"/>
+                            <w:color w:val="2C5D63"/>
+                            <w:sz w:val="13"/>
+                            <w:spacing w:val="40"/>
+                          </w:rPr>
+                          <w:t>· · ·</w:t>
+                        </w:r>
+                      </w:p>
+                    </w:txbxContent>
+                  </wps:txbx>
+                  <wps:bodyPr rot="0" spcFirstLastPara="0" vert="horz" wrap="square" lIns="0" tIns="0" rIns="0" bIns="0" numCol="1" anchor="ctr" anchorCtr="0" upright="0">
+                    <a:noAutofit/>
+                  </wps:bodyPr>
+                </wps:wsp>
+              </a:graphicData>
+            </a:graphic>
+          </wp:anchor>
+        </w:drawing>
       </w:r>
     </w:p>
     <w:p>
       <w:pPr>
-        <w:spacing w:before="0" w:after="40"/>
-        <w:jc w:val="center"/>
+        <w:spacing w:before="0" w:after="0" w:line="20" w:lineRule="exact"/>
       </w:pPr>
       <w:r>
         <w:rPr>
-          <w:rFonts w:ascii="Georgia" w:hAnsi="Georgia" w:cs="Georgia" w:eastAsia="Georgia"/>
-          <w:b/>
-          <w:i w:val="0"/>
-          <w:color w:val="222D2A"/>
-          <w:sz w:val="40"/>
+          <w:sz w:val="2"/>
+          <w:noProof/>
         </w:rPr>
-        <w:t>Becki</w:t>
+        <w:drawing>
+          <wp:anchor distT="0" distB="0" distL="0" distR="0" simplePos="0" relativeHeight="22" behindDoc="0" locked="0" layoutInCell="0" allowOverlap="1">
+            <wp:simplePos x="0" y="0"/>
+            <wp:positionH relativeFrom="page">
+              <wp:posOffset>468000</wp:posOffset>
+            </wp:positionH>
+            <wp:positionV relativeFrom="page">
+              <wp:posOffset>8235000</wp:posOffset>
+            </wp:positionV>
+            <wp:extent cx="2844000" cy="2241000"/>
+            <wp:effectExtent l="0" t="0" r="0" b="0"/>
+            <wp:wrapNone/>
+            <wp:docPr id="214" name="Card 214"/>
+            <wp:cNvGraphicFramePr/>
+            <a:graphic xmlns:a="http://schemas.openxmlformats.org/drawingml/2006/main">
+              <a:graphicData uri="http://schemas.microsoft.com/office/word/2010/wordprocessingShape">
+                <wps:wsp>
+                  <wps:cNvSpPr txBox="1"/>
+                  <wps:spPr>
+                    <a:xfrm>
+                      <a:off x="0" y="0"/>
+                      <a:ext cx="2844000" cy="2241000"/>
+                    </a:xfrm>
+                    <a:prstGeom prst="rect">
+                      <a:avLst/>
+                    </a:prstGeom>
+                    <a:noFill/>
+                    <a:ln>
+                      <a:noFill/>
+                    </a:ln>
+                  </wps:spPr>
+                  <wps:txbx>
+                    <w:txbxContent>
+                      <w:p>
+                        <w:pPr>
+                          <w:spacing w:before="0" w:after="40"/>
+                          <w:jc w:val="center"/>
+                        </w:pPr>
+                        <w:r>
+                          <w:rPr>
+                            <w:rFonts w:ascii="Georgia" w:hAnsi="Georgia" w:cs="Georgia" w:eastAsia="Georgia"/>
+                            <w:b w:val="0"/>
+                            <w:i w:val="0"/>
+                            <w:color w:val="2C5D63"/>
+                            <w:sz w:val="12"/>
+                            <w:spacing w:val="40"/>
+                            <w:caps w:val="1"/>
+                          </w:rPr>
+                          <w:t>Top Table</w:t>
+                        </w:r>
+                      </w:p>
+                      <w:p>
+                        <w:pPr>
+                          <w:spacing w:before="0" w:after="40"/>
+                          <w:jc w:val="center"/>
+                        </w:pPr>
+                        <w:r>
+                          <w:rPr>
+                            <w:rFonts w:ascii="Georgia" w:hAnsi="Georgia" w:cs="Georgia" w:eastAsia="Georgia"/>
+                            <w:b/>
+                            <w:i w:val="0"/>
+                            <w:color w:val="222D2A"/>
+                            <w:sz w:val="34"/>
+                          </w:rPr>
+                          <w:t>Beth Blackshaw</w:t>
+                        </w:r>
+                      </w:p>
+                      <w:p>
+                        <w:pPr>
+                          <w:spacing w:before="0" w:after="0"/>
+                          <w:jc w:val="center"/>
+                        </w:pPr>
+                        <w:r>
+                          <w:rPr>
+                            <w:rFonts w:ascii="Georgia" w:hAnsi="Georgia" w:cs="Georgia" w:eastAsia="Georgia"/>
+                            <w:b w:val="0"/>
+                            <w:i w:val="0"/>
+                            <w:color w:val="2C5D63"/>
+                            <w:sz w:val="13"/>
+                            <w:spacing w:val="40"/>
+                          </w:rPr>
+                          <w:t>· · ·</w:t>
+                        </w:r>
+                      </w:p>
+                    </w:txbxContent>
+                  </wps:txbx>
+                  <wps:bodyPr rot="0" spcFirstLastPara="0" vert="horz" wrap="square" lIns="0" tIns="0" rIns="0" bIns="0" numCol="1" anchor="ctr" anchorCtr="0" upright="0">
+                    <a:noAutofit/>
+                  </wps:bodyPr>
+                </wps:wsp>
+              </a:graphicData>
+            </a:graphic>
+          </wp:anchor>
+        </w:drawing>
       </w:r>
     </w:p>
     <w:p>
       <w:pPr>
-        <w:spacing w:before="0" w:after="0"/>
-        <w:jc w:val="center"/>
+        <w:spacing w:before="0" w:after="0" w:line="20" w:lineRule="exact"/>
       </w:pPr>
       <w:r>
         <w:rPr>
-          <w:rFonts w:ascii="Georgia" w:hAnsi="Georgia" w:cs="Georgia" w:eastAsia="Georgia"/>
-          <w:b w:val="0"/>
-          <w:i w:val="0"/>
-          <w:color w:val="2C5D63"/>
-          <w:sz w:val="13"/>
-          <w:spacing w:val="40"/>
+          <w:sz w:val="2"/>
+          <w:noProof/>
         </w:rPr>
-        <w:t>· · ·</w:t>
+        <w:drawing>
+          <wp:anchor distT="0" distB="0" distL="0" distR="0" simplePos="0" relativeHeight="21" behindDoc="0" locked="0" layoutInCell="0" allowOverlap="1">
+            <wp:simplePos x="0" y="0"/>
+            <wp:positionH relativeFrom="page">
+              <wp:posOffset>4248000</wp:posOffset>
+            </wp:positionH>
+            <wp:positionV relativeFrom="page">
+              <wp:posOffset>2889000</wp:posOffset>
+            </wp:positionV>
+            <wp:extent cx="2844000" cy="2241000"/>
+            <wp:effectExtent l="0" t="0" r="0" b="0"/>
+            <wp:wrapNone/>
+            <wp:docPr id="213" name="Card 213"/>
+            <wp:cNvGraphicFramePr/>
+            <a:graphic xmlns:a="http://schemas.openxmlformats.org/drawingml/2006/main">
+              <a:graphicData uri="http://schemas.microsoft.com/office/word/2010/wordprocessingShape">
+                <wps:wsp>
+                  <wps:cNvSpPr txBox="1"/>
+                  <wps:spPr>
+                    <a:xfrm>
+                      <a:off x="0" y="0"/>
+                      <a:ext cx="2844000" cy="2241000"/>
+                    </a:xfrm>
+                    <a:prstGeom prst="rect">
+                      <a:avLst/>
+                    </a:prstGeom>
+                    <a:noFill/>
+                    <a:ln>
+                      <a:noFill/>
+                    </a:ln>
+                  </wps:spPr>
+                  <wps:txbx>
+                    <w:txbxContent>
+                      <w:p>
+                        <w:pPr>
+                          <w:spacing w:before="0" w:after="40"/>
+                          <w:jc w:val="center"/>
+                        </w:pPr>
+                        <w:r>
+                          <w:rPr>
+                            <w:rFonts w:ascii="Georgia" w:hAnsi="Georgia" w:cs="Georgia" w:eastAsia="Georgia"/>
+                            <w:b w:val="0"/>
+                            <w:i w:val="0"/>
+                            <w:color w:val="2C5D63"/>
+                            <w:sz w:val="12"/>
+                            <w:spacing w:val="40"/>
+                            <w:caps w:val="1"/>
+                          </w:rPr>
+                          <w:t>Top Table</w:t>
+                        </w:r>
+                      </w:p>
+                      <w:p>
+                        <w:pPr>
+                          <w:spacing w:before="0" w:after="40"/>
+                          <w:jc w:val="center"/>
+                        </w:pPr>
+                        <w:r>
+                          <w:rPr>
+                            <w:rFonts w:ascii="Georgia" w:hAnsi="Georgia" w:cs="Georgia" w:eastAsia="Georgia"/>
+                            <w:b/>
+                            <w:i w:val="0"/>
+                            <w:color w:val="222D2A"/>
+                            <w:sz w:val="40"/>
+                          </w:rPr>
+                          <w:t>Noel Harte</w:t>
+                        </w:r>
+                      </w:p>
+                      <w:p>
+                        <w:pPr>
+                          <w:spacing w:before="0" w:after="0"/>
+                          <w:jc w:val="center"/>
+                        </w:pPr>
+                        <w:r>
+                          <w:rPr>
+                            <w:rFonts w:ascii="Georgia" w:hAnsi="Georgia" w:cs="Georgia" w:eastAsia="Georgia"/>
+                            <w:b w:val="0"/>
+                            <w:i w:val="0"/>
+                            <w:color w:val="2C5D63"/>
+                            <w:sz w:val="13"/>
+                            <w:spacing w:val="40"/>
+                          </w:rPr>
+                          <w:t>· · ·</w:t>
+                        </w:r>
+                      </w:p>
+                    </w:txbxContent>
+                  </wps:txbx>
+                  <wps:bodyPr rot="0" spcFirstLastPara="0" vert="horz" wrap="square" lIns="0" tIns="0" rIns="0" bIns="0" numCol="1" anchor="ctr" anchorCtr="0" upright="0">
+                    <a:noAutofit/>
+                  </wps:bodyPr>
+                </wps:wsp>
+              </a:graphicData>
+            </a:graphic>
+          </wp:anchor>
+        </w:drawing>
       </w:r>
     </w:p>
     <w:p>
       <w:pPr>
-        <w:spacing w:before="0" w:after="40"/>
-        <w:jc w:val="center"/>
+        <w:spacing w:before="0" w:after="0" w:line="20" w:lineRule="exact"/>
+      </w:pPr>
+      <w:r>
+        <w:rPr>
+          <w:sz w:val="2"/>
+          <w:noProof/>
+        </w:rPr>
+        <w:drawing>
+          <wp:anchor distT="0" distB="0" distL="0" distR="0" simplePos="0" relativeHeight="20" behindDoc="0" locked="0" layoutInCell="0" allowOverlap="1">
+            <wp:simplePos x="0" y="0"/>
+            <wp:positionH relativeFrom="page">
+              <wp:posOffset>468000</wp:posOffset>
+            </wp:positionH>
+            <wp:positionV relativeFrom="page">
+              <wp:posOffset>2889000</wp:posOffset>
+            </wp:positionV>
+            <wp:extent cx="2844000" cy="2241000"/>
+            <wp:effectExtent l="0" t="0" r="0" b="0"/>
+            <wp:wrapNone/>
+            <wp:docPr id="212" name="Card 212"/>
+            <wp:cNvGraphicFramePr/>
+            <a:graphic xmlns:a="http://schemas.openxmlformats.org/drawingml/2006/main">
+              <a:graphicData uri="http://schemas.microsoft.com/office/word/2010/wordprocessingShape">
+                <wps:wsp>
+                  <wps:cNvSpPr txBox="1"/>
+                  <wps:spPr>
+                    <a:xfrm>
+                      <a:off x="0" y="0"/>
+                      <a:ext cx="2844000" cy="2241000"/>
+                    </a:xfrm>
+                    <a:prstGeom prst="rect">
+                      <a:avLst/>
+                    </a:prstGeom>
+                    <a:noFill/>
+                    <a:ln>
+                      <a:noFill/>
+                    </a:ln>
+                  </wps:spPr>
+                  <wps:txbx>
+                    <w:txbxContent>
+                      <w:p>
+                        <w:pPr>
+                          <w:spacing w:before="0" w:after="40"/>
+                          <w:jc w:val="center"/>
+                        </w:pPr>
+                        <w:r>
+                          <w:rPr>
+                            <w:rFonts w:ascii="Georgia" w:hAnsi="Georgia" w:cs="Georgia" w:eastAsia="Georgia"/>
+                            <w:b w:val="0"/>
+                            <w:i w:val="0"/>
+                            <w:color w:val="2C5D63"/>
+                            <w:sz w:val="12"/>
+                            <w:spacing w:val="40"/>
+                            <w:caps w:val="1"/>
+                          </w:rPr>
+                          <w:t>Top Table</w:t>
+                        </w:r>
+                      </w:p>
+                      <w:p>
+                        <w:pPr>
+                          <w:spacing w:before="0" w:after="40"/>
+                          <w:jc w:val="center"/>
+                        </w:pPr>
+                        <w:r>
+                          <w:rPr>
+                            <w:rFonts w:ascii="Georgia" w:hAnsi="Georgia" w:cs="Georgia" w:eastAsia="Georgia"/>
+                            <w:b/>
+                            <w:i w:val="0"/>
+                            <w:color w:val="222D2A"/>
+                            <w:sz w:val="40"/>
+                          </w:rPr>
+                          <w:t>Helen Harte</w:t>
+                        </w:r>
+                      </w:p>
+                      <w:p>
+                        <w:pPr>
+                          <w:spacing w:before="0" w:after="0"/>
+                          <w:jc w:val="center"/>
+                        </w:pPr>
+                        <w:r>
+                          <w:rPr>
+                            <w:rFonts w:ascii="Georgia" w:hAnsi="Georgia" w:cs="Georgia" w:eastAsia="Georgia"/>
+                            <w:b w:val="0"/>
+                            <w:i w:val="0"/>
+                            <w:color w:val="2C5D63"/>
+                            <w:sz w:val="13"/>
+                            <w:spacing w:val="40"/>
+                          </w:rPr>
+                          <w:t>· · ·</w:t>
+                        </w:r>
+                      </w:p>
+                    </w:txbxContent>
+                  </wps:txbx>
+                  <wps:bodyPr rot="0" spcFirstLastPara="0" vert="horz" wrap="square" lIns="0" tIns="0" rIns="0" bIns="0" numCol="1" anchor="ctr" anchorCtr="0" upright="0">
+                    <a:noAutofit/>
+                  </wps:bodyPr>
+                </wps:wsp>
+              </a:graphicData>
+            </a:graphic>
+          </wp:anchor>
+        </w:drawing>
+      </w:r>
+    </w:p>
+    <w:p>
+      <w:pPr>
+        <w:spacing w:before="0" w:after="0" w:line="20" w:lineRule="exact"/>
       </w:pPr>
       <w:r>
         <w:br w:type="page"/>
       </w:r>
+    </w:p>
+    <w:p>
+      <w:pPr>
+        <w:spacing w:before="0" w:after="0" w:line="20" w:lineRule="exact"/>
+      </w:pPr>
       <w:r>
         <w:rPr>
-          <w:rFonts w:ascii="Georgia" w:hAnsi="Georgia" w:cs="Georgia" w:eastAsia="Georgia"/>
-          <w:b w:val="0"/>
-          <w:i w:val="0"/>
-          <w:color w:val="2C5D63"/>
-          <w:sz w:val="12"/>
-          <w:spacing w:val="40"/>
-          <w:caps w:val="1"/>
+          <w:sz w:val="2"/>
+          <w:noProof/>
         </w:rPr>
-        <w:t>Top Table</w:t>
+        <w:drawing>
+          <wp:anchor distT="0" distB="0" distL="0" distR="0" simplePos="0" relativeHeight="23" behindDoc="0" locked="0" layoutInCell="0" allowOverlap="1">
+            <wp:simplePos x="0" y="0"/>
+            <wp:positionH relativeFrom="page">
+              <wp:posOffset>4248000</wp:posOffset>
+            </wp:positionH>
+            <wp:positionV relativeFrom="page">
+              <wp:posOffset>8235000</wp:posOffset>
+            </wp:positionV>
+            <wp:extent cx="2844000" cy="2241000"/>
+            <wp:effectExtent l="0" t="0" r="0" b="0"/>
+            <wp:wrapNone/>
+            <wp:docPr id="219" name="Card 219"/>
+            <wp:cNvGraphicFramePr/>
+            <a:graphic xmlns:a="http://schemas.openxmlformats.org/drawingml/2006/main">
+              <a:graphicData uri="http://schemas.microsoft.com/office/word/2010/wordprocessingShape">
+                <wps:wsp>
+                  <wps:cNvSpPr txBox="1"/>
+                  <wps:spPr>
+                    <a:xfrm>
+                      <a:off x="0" y="0"/>
+                      <a:ext cx="2844000" cy="2241000"/>
+                    </a:xfrm>
+                    <a:prstGeom prst="rect">
+                      <a:avLst/>
+                    </a:prstGeom>
+                    <a:noFill/>
+                    <a:ln>
+                      <a:noFill/>
+                    </a:ln>
+                  </wps:spPr>
+                  <wps:txbx>
+                    <w:txbxContent>
+                      <w:p>
+                        <w:pPr>
+                          <w:spacing w:before="0" w:after="40"/>
+                          <w:jc w:val="center"/>
+                        </w:pPr>
+                        <w:r>
+                          <w:rPr>
+                            <w:rFonts w:ascii="Georgia" w:hAnsi="Georgia" w:cs="Georgia" w:eastAsia="Georgia"/>
+                            <w:b w:val="0"/>
+                            <w:i w:val="0"/>
+                            <w:color w:val="2C5D63"/>
+                            <w:sz w:val="12"/>
+                            <w:spacing w:val="40"/>
+                            <w:caps w:val="1"/>
+                          </w:rPr>
+                          <w:t>Top Table</w:t>
+                        </w:r>
+                      </w:p>
+                      <w:p>
+                        <w:pPr>
+                          <w:spacing w:before="0" w:after="40"/>
+                          <w:jc w:val="center"/>
+                        </w:pPr>
+                        <w:r>
+                          <w:rPr>
+                            <w:rFonts w:ascii="Georgia" w:hAnsi="Georgia" w:cs="Georgia" w:eastAsia="Georgia"/>
+                            <w:b/>
+                            <w:i w:val="0"/>
+                            <w:color w:val="222D2A"/>
+                            <w:sz w:val="40"/>
+                          </w:rPr>
+                          <w:t>James Gould</w:t>
+                        </w:r>
+                      </w:p>
+                      <w:p>
+                        <w:pPr>
+                          <w:spacing w:before="0" w:after="0"/>
+                          <w:jc w:val="center"/>
+                        </w:pPr>
+                        <w:r>
+                          <w:rPr>
+                            <w:rFonts w:ascii="Georgia" w:hAnsi="Georgia" w:cs="Georgia" w:eastAsia="Georgia"/>
+                            <w:b w:val="0"/>
+                            <w:i w:val="0"/>
+                            <w:color w:val="2C5D63"/>
+                            <w:sz w:val="13"/>
+                            <w:spacing w:val="40"/>
+                          </w:rPr>
+                          <w:t>· · ·</w:t>
+                        </w:r>
+                      </w:p>
+                    </w:txbxContent>
+                  </wps:txbx>
+                  <wps:bodyPr rot="0" spcFirstLastPara="0" vert="horz" wrap="square" lIns="0" tIns="0" rIns="0" bIns="0" numCol="1" anchor="ctr" anchorCtr="0" upright="0">
+                    <a:noAutofit/>
+                  </wps:bodyPr>
+                </wps:wsp>
+              </a:graphicData>
+            </a:graphic>
+          </wp:anchor>
+        </w:drawing>
       </w:r>
     </w:p>
     <w:p>
       <w:pPr>
-        <w:spacing w:before="0" w:after="40"/>
-        <w:jc w:val="center"/>
+        <w:spacing w:before="0" w:after="0" w:line="20" w:lineRule="exact"/>
       </w:pPr>
       <w:r>
         <w:rPr>
-          <w:rFonts w:ascii="Georgia" w:hAnsi="Georgia" w:cs="Georgia" w:eastAsia="Georgia"/>
-          <w:b/>
-          <w:i w:val="0"/>
-          <w:color w:val="222D2A"/>
-          <w:sz w:val="40"/>
+          <w:sz w:val="2"/>
+          <w:noProof/>
         </w:rPr>
-        <w:t>Robin</w:t>
+        <w:drawing>
+          <wp:anchor distT="0" distB="0" distL="0" distR="0" simplePos="0" relativeHeight="22" behindDoc="0" locked="0" layoutInCell="0" allowOverlap="1">
+            <wp:simplePos x="0" y="0"/>
+            <wp:positionH relativeFrom="page">
+              <wp:posOffset>468000</wp:posOffset>
+            </wp:positionH>
+            <wp:positionV relativeFrom="page">
+              <wp:posOffset>8235000</wp:posOffset>
+            </wp:positionV>
+            <wp:extent cx="2844000" cy="2241000"/>
+            <wp:effectExtent l="0" t="0" r="0" b="0"/>
+            <wp:wrapNone/>
+            <wp:docPr id="218" name="Card 218"/>
+            <wp:cNvGraphicFramePr/>
+            <a:graphic xmlns:a="http://schemas.openxmlformats.org/drawingml/2006/main">
+              <a:graphicData uri="http://schemas.microsoft.com/office/word/2010/wordprocessingShape">
+                <wps:wsp>
+                  <wps:cNvSpPr txBox="1"/>
+                  <wps:spPr>
+                    <a:xfrm>
+                      <a:off x="0" y="0"/>
+                      <a:ext cx="2844000" cy="2241000"/>
+                    </a:xfrm>
+                    <a:prstGeom prst="rect">
+                      <a:avLst/>
+                    </a:prstGeom>
+                    <a:noFill/>
+                    <a:ln>
+                      <a:noFill/>
+                    </a:ln>
+                  </wps:spPr>
+                  <wps:txbx>
+                    <w:txbxContent>
+                      <w:p>
+                        <w:pPr>
+                          <w:spacing w:before="0" w:after="40"/>
+                          <w:jc w:val="center"/>
+                        </w:pPr>
+                        <w:r>
+                          <w:rPr>
+                            <w:rFonts w:ascii="Georgia" w:hAnsi="Georgia" w:cs="Georgia" w:eastAsia="Georgia"/>
+                            <w:b w:val="0"/>
+                            <w:i w:val="0"/>
+                            <w:color w:val="2C5D63"/>
+                            <w:sz w:val="12"/>
+                            <w:spacing w:val="40"/>
+                            <w:caps w:val="1"/>
+                          </w:rPr>
+                          <w:t>Top Table</w:t>
+                        </w:r>
+                      </w:p>
+                      <w:p>
+                        <w:pPr>
+                          <w:spacing w:before="0" w:after="40"/>
+                          <w:jc w:val="center"/>
+                        </w:pPr>
+                        <w:r>
+                          <w:rPr>
+                            <w:rFonts w:ascii="Georgia" w:hAnsi="Georgia" w:cs="Georgia" w:eastAsia="Georgia"/>
+                            <w:b/>
+                            <w:i w:val="0"/>
+                            <w:color w:val="222D2A"/>
+                            <w:sz w:val="40"/>
+                          </w:rPr>
+                          <w:t>Max</w:t>
+                        </w:r>
+                      </w:p>
+                      <w:p>
+                        <w:pPr>
+                          <w:spacing w:before="0" w:after="0"/>
+                          <w:jc w:val="center"/>
+                        </w:pPr>
+                        <w:r>
+                          <w:rPr>
+                            <w:rFonts w:ascii="Georgia" w:hAnsi="Georgia" w:cs="Georgia" w:eastAsia="Georgia"/>
+                            <w:b w:val="0"/>
+                            <w:i w:val="0"/>
+                            <w:color w:val="2C5D63"/>
+                            <w:sz w:val="13"/>
+                            <w:spacing w:val="40"/>
+                          </w:rPr>
+                          <w:t>· · ·</w:t>
+                        </w:r>
+                      </w:p>
+                    </w:txbxContent>
+                  </wps:txbx>
+                  <wps:bodyPr rot="0" spcFirstLastPara="0" vert="horz" wrap="square" lIns="0" tIns="0" rIns="0" bIns="0" numCol="1" anchor="ctr" anchorCtr="0" upright="0">
+                    <a:noAutofit/>
+                  </wps:bodyPr>
+                </wps:wsp>
+              </a:graphicData>
+            </a:graphic>
+          </wp:anchor>
+        </w:drawing>
       </w:r>
     </w:p>
     <w:p>
       <w:pPr>
-        <w:spacing w:before="0" w:after="0"/>
-        <w:jc w:val="center"/>
+        <w:spacing w:before="0" w:after="0" w:line="20" w:lineRule="exact"/>
       </w:pPr>
       <w:r>
         <w:rPr>
-          <w:rFonts w:ascii="Georgia" w:hAnsi="Georgia" w:cs="Georgia" w:eastAsia="Georgia"/>
-          <w:b w:val="0"/>
-          <w:i w:val="0"/>
-          <w:color w:val="2C5D63"/>
-          <w:sz w:val="13"/>
-          <w:spacing w:val="40"/>
+          <w:sz w:val="2"/>
+          <w:noProof/>
         </w:rPr>
-        <w:t>· · ·</w:t>
+        <w:drawing>
+          <wp:anchor distT="0" distB="0" distL="0" distR="0" simplePos="0" relativeHeight="21" behindDoc="0" locked="0" layoutInCell="0" allowOverlap="1">
+            <wp:simplePos x="0" y="0"/>
+            <wp:positionH relativeFrom="page">
+              <wp:posOffset>4248000</wp:posOffset>
+            </wp:positionH>
+            <wp:positionV relativeFrom="page">
+              <wp:posOffset>2889000</wp:posOffset>
+            </wp:positionV>
+            <wp:extent cx="2844000" cy="2241000"/>
+            <wp:effectExtent l="0" t="0" r="0" b="0"/>
+            <wp:wrapNone/>
+            <wp:docPr id="217" name="Card 217"/>
+            <wp:cNvGraphicFramePr/>
+            <a:graphic xmlns:a="http://schemas.openxmlformats.org/drawingml/2006/main">
+              <a:graphicData uri="http://schemas.microsoft.com/office/word/2010/wordprocessingShape">
+                <wps:wsp>
+                  <wps:cNvSpPr txBox="1"/>
+                  <wps:spPr>
+                    <a:xfrm>
+                      <a:off x="0" y="0"/>
+                      <a:ext cx="2844000" cy="2241000"/>
+                    </a:xfrm>
+                    <a:prstGeom prst="rect">
+                      <a:avLst/>
+                    </a:prstGeom>
+                    <a:noFill/>
+                    <a:ln>
+                      <a:noFill/>
+                    </a:ln>
+                  </wps:spPr>
+                  <wps:txbx>
+                    <w:txbxContent>
+                      <w:p>
+                        <w:pPr>
+                          <w:spacing w:before="0" w:after="40"/>
+                          <w:jc w:val="center"/>
+                        </w:pPr>
+                        <w:r>
+                          <w:rPr>
+                            <w:rFonts w:ascii="Georgia" w:hAnsi="Georgia" w:cs="Georgia" w:eastAsia="Georgia"/>
+                            <w:b w:val="0"/>
+                            <w:i w:val="0"/>
+                            <w:color w:val="2C5D63"/>
+                            <w:sz w:val="12"/>
+                            <w:spacing w:val="40"/>
+                            <w:caps w:val="1"/>
+                          </w:rPr>
+                          <w:t>Top Table</w:t>
+                        </w:r>
+                      </w:p>
+                      <w:p>
+                        <w:pPr>
+                          <w:spacing w:before="0" w:after="40"/>
+                          <w:jc w:val="center"/>
+                        </w:pPr>
+                        <w:r>
+                          <w:rPr>
+                            <w:rFonts w:ascii="Georgia" w:hAnsi="Georgia" w:cs="Georgia" w:eastAsia="Georgia"/>
+                            <w:b/>
+                            <w:i w:val="0"/>
+                            <w:color w:val="222D2A"/>
+                            <w:sz w:val="40"/>
+                          </w:rPr>
+                          <w:t>Tony Tzu</w:t>
+                        </w:r>
+                      </w:p>
+                      <w:p>
+                        <w:pPr>
+                          <w:spacing w:before="0" w:after="0"/>
+                          <w:jc w:val="center"/>
+                        </w:pPr>
+                        <w:r>
+                          <w:rPr>
+                            <w:rFonts w:ascii="Georgia" w:hAnsi="Georgia" w:cs="Georgia" w:eastAsia="Georgia"/>
+                            <w:b w:val="0"/>
+                            <w:i w:val="0"/>
+                            <w:color w:val="2C5D63"/>
+                            <w:sz w:val="13"/>
+                            <w:spacing w:val="40"/>
+                          </w:rPr>
+                          <w:t>· · ·</w:t>
+                        </w:r>
+                      </w:p>
+                    </w:txbxContent>
+                  </wps:txbx>
+                  <wps:bodyPr rot="0" spcFirstLastPara="0" vert="horz" wrap="square" lIns="0" tIns="0" rIns="0" bIns="0" numCol="1" anchor="ctr" anchorCtr="0" upright="0">
+                    <a:noAutofit/>
+                  </wps:bodyPr>
+                </wps:wsp>
+              </a:graphicData>
+            </a:graphic>
+          </wp:anchor>
+        </w:drawing>
       </w:r>
     </w:p>
     <w:p>
       <w:pPr>
-        <w:spacing w:before="0" w:after="40"/>
-        <w:jc w:val="center"/>
+        <w:spacing w:before="0" w:after="0" w:line="20" w:lineRule="exact"/>
+      </w:pPr>
+      <w:r>
+        <w:rPr>
+          <w:sz w:val="2"/>
+          <w:noProof/>
+        </w:rPr>
+        <w:drawing>
+          <wp:anchor distT="0" distB="0" distL="0" distR="0" simplePos="0" relativeHeight="20" behindDoc="0" locked="0" layoutInCell="0" allowOverlap="1">
+            <wp:simplePos x="0" y="0"/>
+            <wp:positionH relativeFrom="page">
+              <wp:posOffset>468000</wp:posOffset>
+            </wp:positionH>
+            <wp:positionV relativeFrom="page">
+              <wp:posOffset>2889000</wp:posOffset>
+            </wp:positionV>
+            <wp:extent cx="2844000" cy="2241000"/>
+            <wp:effectExtent l="0" t="0" r="0" b="0"/>
+            <wp:wrapNone/>
+            <wp:docPr id="216" name="Card 216"/>
+            <wp:cNvGraphicFramePr/>
+            <a:graphic xmlns:a="http://schemas.openxmlformats.org/drawingml/2006/main">
+              <a:graphicData uri="http://schemas.microsoft.com/office/word/2010/wordprocessingShape">
+                <wps:wsp>
+                  <wps:cNvSpPr txBox="1"/>
+                  <wps:spPr>
+                    <a:xfrm>
+                      <a:off x="0" y="0"/>
+                      <a:ext cx="2844000" cy="2241000"/>
+                    </a:xfrm>
+                    <a:prstGeom prst="rect">
+                      <a:avLst/>
+                    </a:prstGeom>
+                    <a:noFill/>
+                    <a:ln>
+                      <a:noFill/>
+                    </a:ln>
+                  </wps:spPr>
+                  <wps:txbx>
+                    <w:txbxContent>
+                      <w:p>
+                        <w:pPr>
+                          <w:spacing w:before="0" w:after="40"/>
+                          <w:jc w:val="center"/>
+                        </w:pPr>
+                        <w:r>
+                          <w:rPr>
+                            <w:rFonts w:ascii="Georgia" w:hAnsi="Georgia" w:cs="Georgia" w:eastAsia="Georgia"/>
+                            <w:b w:val="0"/>
+                            <w:i w:val="0"/>
+                            <w:color w:val="2C5D63"/>
+                            <w:sz w:val="12"/>
+                            <w:spacing w:val="40"/>
+                            <w:caps w:val="1"/>
+                          </w:rPr>
+                          <w:t>Top Table</w:t>
+                        </w:r>
+                      </w:p>
+                      <w:p>
+                        <w:pPr>
+                          <w:spacing w:before="0" w:after="40"/>
+                          <w:jc w:val="center"/>
+                        </w:pPr>
+                        <w:r>
+                          <w:rPr>
+                            <w:rFonts w:ascii="Georgia" w:hAnsi="Georgia" w:cs="Georgia" w:eastAsia="Georgia"/>
+                            <w:b/>
+                            <w:i w:val="0"/>
+                            <w:color w:val="222D2A"/>
+                            <w:sz w:val="40"/>
+                          </w:rPr>
+                          <w:t>Jojo Tzu</w:t>
+                        </w:r>
+                      </w:p>
+                      <w:p>
+                        <w:pPr>
+                          <w:spacing w:before="0" w:after="0"/>
+                          <w:jc w:val="center"/>
+                        </w:pPr>
+                        <w:r>
+                          <w:rPr>
+                            <w:rFonts w:ascii="Georgia" w:hAnsi="Georgia" w:cs="Georgia" w:eastAsia="Georgia"/>
+                            <w:b w:val="0"/>
+                            <w:i w:val="0"/>
+                            <w:color w:val="2C5D63"/>
+                            <w:sz w:val="13"/>
+                            <w:spacing w:val="40"/>
+                          </w:rPr>
+                          <w:t>· · ·</w:t>
+                        </w:r>
+                      </w:p>
+                    </w:txbxContent>
+                  </wps:txbx>
+                  <wps:bodyPr rot="0" spcFirstLastPara="0" vert="horz" wrap="square" lIns="0" tIns="0" rIns="0" bIns="0" numCol="1" anchor="ctr" anchorCtr="0" upright="0">
+                    <a:noAutofit/>
+                  </wps:bodyPr>
+                </wps:wsp>
+              </a:graphicData>
+            </a:graphic>
+          </wp:anchor>
+        </w:drawing>
+      </w:r>
+    </w:p>
+    <w:p>
+      <w:pPr>
+        <w:spacing w:before="0" w:after="0" w:line="20" w:lineRule="exact"/>
       </w:pPr>
       <w:r>
         <w:br w:type="page"/>
       </w:r>
+    </w:p>
+    <w:p>
+      <w:pPr>
+        <w:spacing w:before="0" w:after="0" w:line="20" w:lineRule="exact"/>
+      </w:pPr>
       <w:r>
         <w:rPr>
-          <w:rFonts w:ascii="Georgia" w:hAnsi="Georgia" w:cs="Georgia" w:eastAsia="Georgia"/>
-          <w:b w:val="0"/>
-          <w:i w:val="0"/>
-          <w:color w:val="2C5D63"/>
-          <w:sz w:val="12"/>
-          <w:spacing w:val="40"/>
-          <w:caps w:val="1"/>
+          <w:sz w:val="2"/>
+          <w:noProof/>
         </w:rPr>
-        <w:t>Top Table</w:t>
+        <w:drawing>
+          <wp:anchor distT="0" distB="0" distL="0" distR="0" simplePos="0" relativeHeight="23" behindDoc="0" locked="0" layoutInCell="0" allowOverlap="1">
+            <wp:simplePos x="0" y="0"/>
+            <wp:positionH relativeFrom="page">
+              <wp:posOffset>4248000</wp:posOffset>
+            </wp:positionH>
+            <wp:positionV relativeFrom="page">
+              <wp:posOffset>8235000</wp:posOffset>
+            </wp:positionV>
+            <wp:extent cx="2844000" cy="2241000"/>
+            <wp:effectExtent l="0" t="0" r="0" b="0"/>
+            <wp:wrapNone/>
+            <wp:docPr id="223" name="Card 223"/>
+            <wp:cNvGraphicFramePr/>
+            <a:graphic xmlns:a="http://schemas.openxmlformats.org/drawingml/2006/main">
+              <a:graphicData uri="http://schemas.microsoft.com/office/word/2010/wordprocessingShape">
+                <wps:wsp>
+                  <wps:cNvSpPr txBox="1"/>
+                  <wps:spPr>
+                    <a:xfrm>
+                      <a:off x="0" y="0"/>
+                      <a:ext cx="2844000" cy="2241000"/>
+                    </a:xfrm>
+                    <a:prstGeom prst="rect">
+                      <a:avLst/>
+                    </a:prstGeom>
+                    <a:noFill/>
+                    <a:ln>
+                      <a:noFill/>
+                    </a:ln>
+                  </wps:spPr>
+                  <wps:txbx>
+                    <w:txbxContent>
+                      <w:p>
+                        <w:pPr>
+                          <w:spacing w:before="0" w:after="40"/>
+                          <w:jc w:val="center"/>
+                        </w:pPr>
+                        <w:r>
+                          <w:rPr>
+                            <w:rFonts w:ascii="Georgia" w:hAnsi="Georgia" w:cs="Georgia" w:eastAsia="Georgia"/>
+                            <w:b w:val="0"/>
+                            <w:i w:val="0"/>
+                            <w:color w:val="2C5D63"/>
+                            <w:sz w:val="12"/>
+                            <w:spacing w:val="40"/>
+                            <w:caps w:val="1"/>
+                          </w:rPr>
+                          <w:t>Top Table</w:t>
+                        </w:r>
+                      </w:p>
+                      <w:p>
+                        <w:pPr>
+                          <w:spacing w:before="0" w:after="40"/>
+                          <w:jc w:val="center"/>
+                        </w:pPr>
+                        <w:r>
+                          <w:rPr>
+                            <w:rFonts w:ascii="Georgia" w:hAnsi="Georgia" w:cs="Georgia" w:eastAsia="Georgia"/>
+                            <w:b/>
+                            <w:i w:val="0"/>
+                            <w:color w:val="222D2A"/>
+                            <w:sz w:val="34"/>
+                          </w:rPr>
+                          <w:t>Anna Carruthers</w:t>
+                        </w:r>
+                      </w:p>
+                      <w:p>
+                        <w:pPr>
+                          <w:spacing w:before="0" w:after="0"/>
+                          <w:jc w:val="center"/>
+                        </w:pPr>
+                        <w:r>
+                          <w:rPr>
+                            <w:rFonts w:ascii="Georgia" w:hAnsi="Georgia" w:cs="Georgia" w:eastAsia="Georgia"/>
+                            <w:b w:val="0"/>
+                            <w:i w:val="0"/>
+                            <w:color w:val="2C5D63"/>
+                            <w:sz w:val="13"/>
+                            <w:spacing w:val="40"/>
+                          </w:rPr>
+                          <w:t>· · ·</w:t>
+                        </w:r>
+                      </w:p>
+                    </w:txbxContent>
+                  </wps:txbx>
+                  <wps:bodyPr rot="0" spcFirstLastPara="0" vert="horz" wrap="square" lIns="0" tIns="0" rIns="0" bIns="0" numCol="1" anchor="ctr" anchorCtr="0" upright="0">
+                    <a:noAutofit/>
+                  </wps:bodyPr>
+                </wps:wsp>
+              </a:graphicData>
+            </a:graphic>
+          </wp:anchor>
+        </w:drawing>
       </w:r>
     </w:p>
     <w:p>
       <w:pPr>
-        <w:spacing w:before="0" w:after="40"/>
-        <w:jc w:val="center"/>
+        <w:spacing w:before="0" w:after="0" w:line="20" w:lineRule="exact"/>
       </w:pPr>
       <w:r>
         <w:rPr>
-          <w:rFonts w:ascii="Georgia" w:hAnsi="Georgia" w:cs="Georgia" w:eastAsia="Georgia"/>
-          <w:b/>
-          <w:i w:val="0"/>
-          <w:color w:val="222D2A"/>
-          <w:sz w:val="40"/>
+          <w:sz w:val="2"/>
+          <w:noProof/>
         </w:rPr>
-        <w:t>Archie</w:t>
+        <w:drawing>
+          <wp:anchor distT="0" distB="0" distL="0" distR="0" simplePos="0" relativeHeight="22" behindDoc="0" locked="0" layoutInCell="0" allowOverlap="1">
+            <wp:simplePos x="0" y="0"/>
+            <wp:positionH relativeFrom="page">
+              <wp:posOffset>468000</wp:posOffset>
+            </wp:positionH>
+            <wp:positionV relativeFrom="page">
+              <wp:posOffset>8235000</wp:posOffset>
+            </wp:positionV>
+            <wp:extent cx="2844000" cy="2241000"/>
+            <wp:effectExtent l="0" t="0" r="0" b="0"/>
+            <wp:wrapNone/>
+            <wp:docPr id="222" name="Card 222"/>
+            <wp:cNvGraphicFramePr/>
+            <a:graphic xmlns:a="http://schemas.openxmlformats.org/drawingml/2006/main">
+              <a:graphicData uri="http://schemas.microsoft.com/office/word/2010/wordprocessingShape">
+                <wps:wsp>
+                  <wps:cNvSpPr txBox="1"/>
+                  <wps:spPr>
+                    <a:xfrm>
+                      <a:off x="0" y="0"/>
+                      <a:ext cx="2844000" cy="2241000"/>
+                    </a:xfrm>
+                    <a:prstGeom prst="rect">
+                      <a:avLst/>
+                    </a:prstGeom>
+                    <a:noFill/>
+                    <a:ln>
+                      <a:noFill/>
+                    </a:ln>
+                  </wps:spPr>
+                  <wps:txbx>
+                    <w:txbxContent>
+                      <w:p>
+                        <w:pPr>
+                          <w:spacing w:before="0" w:after="40"/>
+                          <w:jc w:val="center"/>
+                        </w:pPr>
+                        <w:r>
+                          <w:rPr>
+                            <w:rFonts w:ascii="Georgia" w:hAnsi="Georgia" w:cs="Georgia" w:eastAsia="Georgia"/>
+                            <w:b w:val="0"/>
+                            <w:i w:val="0"/>
+                            <w:color w:val="2C5D63"/>
+                            <w:sz w:val="12"/>
+                            <w:spacing w:val="40"/>
+                            <w:caps w:val="1"/>
+                          </w:rPr>
+                          <w:t>Top Table</w:t>
+                        </w:r>
+                      </w:p>
+                      <w:p>
+                        <w:pPr>
+                          <w:spacing w:before="0" w:after="40"/>
+                          <w:jc w:val="center"/>
+                        </w:pPr>
+                        <w:r>
+                          <w:rPr>
+                            <w:rFonts w:ascii="Georgia" w:hAnsi="Georgia" w:cs="Georgia" w:eastAsia="Georgia"/>
+                            <w:b/>
+                            <w:i w:val="0"/>
+                            <w:color w:val="222D2A"/>
+                            <w:sz w:val="40"/>
+                          </w:rPr>
+                          <w:t>Felicity</w:t>
+                        </w:r>
+                      </w:p>
+                      <w:p>
+                        <w:pPr>
+                          <w:spacing w:before="0" w:after="0"/>
+                          <w:jc w:val="center"/>
+                        </w:pPr>
+                        <w:r>
+                          <w:rPr>
+                            <w:rFonts w:ascii="Georgia" w:hAnsi="Georgia" w:cs="Georgia" w:eastAsia="Georgia"/>
+                            <w:b w:val="0"/>
+                            <w:i w:val="0"/>
+                            <w:color w:val="2C5D63"/>
+                            <w:sz w:val="13"/>
+                            <w:spacing w:val="40"/>
+                          </w:rPr>
+                          <w:t>· · ·</w:t>
+                        </w:r>
+                      </w:p>
+                    </w:txbxContent>
+                  </wps:txbx>
+                  <wps:bodyPr rot="0" spcFirstLastPara="0" vert="horz" wrap="square" lIns="0" tIns="0" rIns="0" bIns="0" numCol="1" anchor="ctr" anchorCtr="0" upright="0">
+                    <a:noAutofit/>
+                  </wps:bodyPr>
+                </wps:wsp>
+              </a:graphicData>
+            </a:graphic>
+          </wp:anchor>
+        </w:drawing>
       </w:r>
     </w:p>
     <w:p>
       <w:pPr>
-        <w:spacing w:before="0" w:after="0"/>
-        <w:jc w:val="center"/>
+        <w:spacing w:before="0" w:after="0" w:line="20" w:lineRule="exact"/>
       </w:pPr>
       <w:r>
         <w:rPr>
-          <w:rFonts w:ascii="Georgia" w:hAnsi="Georgia" w:cs="Georgia" w:eastAsia="Georgia"/>
-          <w:b w:val="0"/>
-          <w:i w:val="0"/>
-          <w:color w:val="2C5D63"/>
-          <w:sz w:val="13"/>
-          <w:spacing w:val="40"/>
+          <w:sz w:val="2"/>
+          <w:noProof/>
         </w:rPr>
-        <w:t>· · ·</w:t>
+        <w:drawing>
+          <wp:anchor distT="0" distB="0" distL="0" distR="0" simplePos="0" relativeHeight="21" behindDoc="0" locked="0" layoutInCell="0" allowOverlap="1">
+            <wp:simplePos x="0" y="0"/>
+            <wp:positionH relativeFrom="page">
+              <wp:posOffset>4248000</wp:posOffset>
+            </wp:positionH>
+            <wp:positionV relativeFrom="page">
+              <wp:posOffset>2889000</wp:posOffset>
+            </wp:positionV>
+            <wp:extent cx="2844000" cy="2241000"/>
+            <wp:effectExtent l="0" t="0" r="0" b="0"/>
+            <wp:wrapNone/>
+            <wp:docPr id="221" name="Card 221"/>
+            <wp:cNvGraphicFramePr/>
+            <a:graphic xmlns:a="http://schemas.openxmlformats.org/drawingml/2006/main">
+              <a:graphicData uri="http://schemas.microsoft.com/office/word/2010/wordprocessingShape">
+                <wps:wsp>
+                  <wps:cNvSpPr txBox="1"/>
+                  <wps:spPr>
+                    <a:xfrm>
+                      <a:off x="0" y="0"/>
+                      <a:ext cx="2844000" cy="2241000"/>
+                    </a:xfrm>
+                    <a:prstGeom prst="rect">
+                      <a:avLst/>
+                    </a:prstGeom>
+                    <a:noFill/>
+                    <a:ln>
+                      <a:noFill/>
+                    </a:ln>
+                  </wps:spPr>
+                  <wps:txbx>
+                    <w:txbxContent>
+                      <w:p>
+                        <w:pPr>
+                          <w:spacing w:before="0" w:after="40"/>
+                          <w:jc w:val="center"/>
+                        </w:pPr>
+                        <w:r>
+                          <w:rPr>
+                            <w:rFonts w:ascii="Georgia" w:hAnsi="Georgia" w:cs="Georgia" w:eastAsia="Georgia"/>
+                            <w:b w:val="0"/>
+                            <w:i w:val="0"/>
+                            <w:color w:val="2C5D63"/>
+                            <w:sz w:val="12"/>
+                            <w:spacing w:val="40"/>
+                            <w:caps w:val="1"/>
+                          </w:rPr>
+                          <w:t>Top Table</w:t>
+                        </w:r>
+                      </w:p>
+                      <w:p>
+                        <w:pPr>
+                          <w:spacing w:before="0" w:after="40"/>
+                          <w:jc w:val="center"/>
+                        </w:pPr>
+                        <w:r>
+                          <w:rPr>
+                            <w:rFonts w:ascii="Georgia" w:hAnsi="Georgia" w:cs="Georgia" w:eastAsia="Georgia"/>
+                            <w:b/>
+                            <w:i w:val="0"/>
+                            <w:color w:val="222D2A"/>
+                            <w:sz w:val="40"/>
+                          </w:rPr>
+                          <w:t>Prim</w:t>
+                        </w:r>
+                      </w:p>
+                      <w:p>
+                        <w:pPr>
+                          <w:spacing w:before="0" w:after="0"/>
+                          <w:jc w:val="center"/>
+                        </w:pPr>
+                        <w:r>
+                          <w:rPr>
+                            <w:rFonts w:ascii="Georgia" w:hAnsi="Georgia" w:cs="Georgia" w:eastAsia="Georgia"/>
+                            <w:b w:val="0"/>
+                            <w:i w:val="0"/>
+                            <w:color w:val="2C5D63"/>
+                            <w:sz w:val="13"/>
+                            <w:spacing w:val="40"/>
+                          </w:rPr>
+                          <w:t>· · ·</w:t>
+                        </w:r>
+                      </w:p>
+                    </w:txbxContent>
+                  </wps:txbx>
+                  <wps:bodyPr rot="0" spcFirstLastPara="0" vert="horz" wrap="square" lIns="0" tIns="0" rIns="0" bIns="0" numCol="1" anchor="ctr" anchorCtr="0" upright="0">
+                    <a:noAutofit/>
+                  </wps:bodyPr>
+                </wps:wsp>
+              </a:graphicData>
+            </a:graphic>
+          </wp:anchor>
+        </w:drawing>
       </w:r>
     </w:p>
     <w:p>
       <w:pPr>
-        <w:spacing w:before="0" w:after="40"/>
-        <w:jc w:val="center"/>
+        <w:spacing w:before="0" w:after="0" w:line="20" w:lineRule="exact"/>
+      </w:pPr>
+      <w:r>
+        <w:rPr>
+          <w:sz w:val="2"/>
+          <w:noProof/>
+        </w:rPr>
+        <w:drawing>
+          <wp:anchor distT="0" distB="0" distL="0" distR="0" simplePos="0" relativeHeight="20" behindDoc="0" locked="0" layoutInCell="0" allowOverlap="1">
+            <wp:simplePos x="0" y="0"/>
+            <wp:positionH relativeFrom="page">
+              <wp:posOffset>468000</wp:posOffset>
+            </wp:positionH>
+            <wp:positionV relativeFrom="page">
+              <wp:posOffset>2889000</wp:posOffset>
+            </wp:positionV>
+            <wp:extent cx="2844000" cy="2241000"/>
+            <wp:effectExtent l="0" t="0" r="0" b="0"/>
+            <wp:wrapNone/>
+            <wp:docPr id="220" name="Card 220"/>
+            <wp:cNvGraphicFramePr/>
+            <a:graphic xmlns:a="http://schemas.openxmlformats.org/drawingml/2006/main">
+              <a:graphicData uri="http://schemas.microsoft.com/office/word/2010/wordprocessingShape">
+                <wps:wsp>
+                  <wps:cNvSpPr txBox="1"/>
+                  <wps:spPr>
+                    <a:xfrm>
+                      <a:off x="0" y="0"/>
+                      <a:ext cx="2844000" cy="2241000"/>
+                    </a:xfrm>
+                    <a:prstGeom prst="rect">
+                      <a:avLst/>
+                    </a:prstGeom>
+                    <a:noFill/>
+                    <a:ln>
+                      <a:noFill/>
+                    </a:ln>
+                  </wps:spPr>
+                  <wps:txbx>
+                    <w:txbxContent>
+                      <w:p>
+                        <w:pPr>
+                          <w:spacing w:before="0" w:after="40"/>
+                          <w:jc w:val="center"/>
+                        </w:pPr>
+                        <w:r>
+                          <w:rPr>
+                            <w:rFonts w:ascii="Georgia" w:hAnsi="Georgia" w:cs="Georgia" w:eastAsia="Georgia"/>
+                            <w:b w:val="0"/>
+                            <w:i w:val="0"/>
+                            <w:color w:val="2C5D63"/>
+                            <w:sz w:val="12"/>
+                            <w:spacing w:val="40"/>
+                            <w:caps w:val="1"/>
+                          </w:rPr>
+                          <w:t>Top Table</w:t>
+                        </w:r>
+                      </w:p>
+                      <w:p>
+                        <w:pPr>
+                          <w:spacing w:before="0" w:after="40"/>
+                          <w:jc w:val="center"/>
+                        </w:pPr>
+                        <w:r>
+                          <w:rPr>
+                            <w:rFonts w:ascii="Georgia" w:hAnsi="Georgia" w:cs="Georgia" w:eastAsia="Georgia"/>
+                            <w:b/>
+                            <w:i w:val="0"/>
+                            <w:color w:val="222D2A"/>
+                            <w:sz w:val="40"/>
+                          </w:rPr>
+                          <w:t>Zoe Gould</w:t>
+                        </w:r>
+                      </w:p>
+                      <w:p>
+                        <w:pPr>
+                          <w:spacing w:before="0" w:after="0"/>
+                          <w:jc w:val="center"/>
+                        </w:pPr>
+                        <w:r>
+                          <w:rPr>
+                            <w:rFonts w:ascii="Georgia" w:hAnsi="Georgia" w:cs="Georgia" w:eastAsia="Georgia"/>
+                            <w:b w:val="0"/>
+                            <w:i w:val="0"/>
+                            <w:color w:val="2C5D63"/>
+                            <w:sz w:val="13"/>
+                            <w:spacing w:val="40"/>
+                          </w:rPr>
+                          <w:t>· · ·</w:t>
+                        </w:r>
+                      </w:p>
+                    </w:txbxContent>
+                  </wps:txbx>
+                  <wps:bodyPr rot="0" spcFirstLastPara="0" vert="horz" wrap="square" lIns="0" tIns="0" rIns="0" bIns="0" numCol="1" anchor="ctr" anchorCtr="0" upright="0">
+                    <a:noAutofit/>
+                  </wps:bodyPr>
+                </wps:wsp>
+              </a:graphicData>
+            </a:graphic>
+          </wp:anchor>
+        </w:drawing>
+      </w:r>
+    </w:p>
+    <w:p>
+      <w:pPr>
+        <w:spacing w:before="0" w:after="0" w:line="20" w:lineRule="exact"/>
       </w:pPr>
       <w:r>
         <w:br w:type="page"/>
       </w:r>
+    </w:p>
+    <w:p>
+      <w:pPr>
+        <w:spacing w:before="0" w:after="0" w:line="20" w:lineRule="exact"/>
+      </w:pPr>
       <w:r>
         <w:rPr>
-          <w:rFonts w:ascii="Georgia" w:hAnsi="Georgia" w:cs="Georgia" w:eastAsia="Georgia"/>
-          <w:b w:val="0"/>
-          <w:i w:val="0"/>
-          <w:color w:val="2C5D63"/>
-          <w:sz w:val="12"/>
-          <w:spacing w:val="40"/>
-          <w:caps w:val="1"/>
+          <w:sz w:val="2"/>
+          <w:noProof/>
         </w:rPr>
-        <w:t>Top Table</w:t>
+        <w:drawing>
+          <wp:anchor distT="0" distB="0" distL="0" distR="0" simplePos="0" relativeHeight="21" behindDoc="0" locked="0" layoutInCell="0" allowOverlap="1">
+            <wp:simplePos x="0" y="0"/>
+            <wp:positionH relativeFrom="page">
+              <wp:posOffset>4248000</wp:posOffset>
+            </wp:positionH>
+            <wp:positionV relativeFrom="page">
+              <wp:posOffset>2889000</wp:posOffset>
+            </wp:positionV>
+            <wp:extent cx="2844000" cy="2241000"/>
+            <wp:effectExtent l="0" t="0" r="0" b="0"/>
+            <wp:wrapNone/>
+            <wp:docPr id="225" name="Card 225"/>
+            <wp:cNvGraphicFramePr/>
+            <a:graphic xmlns:a="http://schemas.openxmlformats.org/drawingml/2006/main">
+              <a:graphicData uri="http://schemas.microsoft.com/office/word/2010/wordprocessingShape">
+                <wps:wsp>
+                  <wps:cNvSpPr txBox="1"/>
+                  <wps:spPr>
+                    <a:xfrm>
+                      <a:off x="0" y="0"/>
+                      <a:ext cx="2844000" cy="2241000"/>
+                    </a:xfrm>
+                    <a:prstGeom prst="rect">
+                      <a:avLst/>
+                    </a:prstGeom>
+                    <a:noFill/>
+                    <a:ln>
+                      <a:noFill/>
+                    </a:ln>
+                  </wps:spPr>
+                  <wps:txbx>
+                    <w:txbxContent>
+                      <w:p>
+                        <w:pPr>
+                          <w:spacing w:before="0" w:after="40"/>
+                          <w:jc w:val="center"/>
+                        </w:pPr>
+                        <w:r>
+                          <w:rPr>
+                            <w:rFonts w:ascii="Georgia" w:hAnsi="Georgia" w:cs="Georgia" w:eastAsia="Georgia"/>
+                            <w:b w:val="0"/>
+                            <w:i w:val="0"/>
+                            <w:color w:val="2C5D63"/>
+                            <w:sz w:val="12"/>
+                            <w:spacing w:val="40"/>
+                            <w:caps w:val="1"/>
+                          </w:rPr>
+                          <w:t>Top Table</w:t>
+                        </w:r>
+                      </w:p>
+                      <w:p>
+                        <w:pPr>
+                          <w:spacing w:before="0" w:after="40"/>
+                          <w:jc w:val="center"/>
+                        </w:pPr>
+                        <w:r>
+                          <w:rPr>
+                            <w:rFonts w:ascii="Georgia" w:hAnsi="Georgia" w:cs="Georgia" w:eastAsia="Georgia"/>
+                            <w:b/>
+                            <w:i w:val="0"/>
+                            <w:color w:val="222D2A"/>
+                            <w:sz w:val="40"/>
+                          </w:rPr>
+                          <w:t>Thomas</w:t>
+                        </w:r>
+                      </w:p>
+                      <w:p>
+                        <w:pPr>
+                          <w:spacing w:before="0" w:after="0"/>
+                          <w:jc w:val="center"/>
+                        </w:pPr>
+                        <w:r>
+                          <w:rPr>
+                            <w:rFonts w:ascii="Georgia" w:hAnsi="Georgia" w:cs="Georgia" w:eastAsia="Georgia"/>
+                            <w:b w:val="0"/>
+                            <w:i w:val="0"/>
+                            <w:color w:val="2C5D63"/>
+                            <w:sz w:val="13"/>
+                            <w:spacing w:val="40"/>
+                          </w:rPr>
+                          <w:t>· · ·</w:t>
+                        </w:r>
+                      </w:p>
+                    </w:txbxContent>
+                  </wps:txbx>
+                  <wps:bodyPr rot="0" spcFirstLastPara="0" vert="horz" wrap="square" lIns="0" tIns="0" rIns="0" bIns="0" numCol="1" anchor="ctr" anchorCtr="0" upright="0">
+                    <a:noAutofit/>
+                  </wps:bodyPr>
+                </wps:wsp>
+              </a:graphicData>
+            </a:graphic>
+          </wp:anchor>
+        </w:drawing>
       </w:r>
     </w:p>
     <w:p>
       <w:pPr>
-        <w:spacing w:before="0" w:after="40"/>
-        <w:jc w:val="center"/>
+        <w:spacing w:before="0" w:after="0" w:line="20" w:lineRule="exact"/>
       </w:pPr>
       <w:r>
         <w:rPr>
-          <w:rFonts w:ascii="Georgia" w:hAnsi="Georgia" w:cs="Georgia" w:eastAsia="Georgia"/>
-          <w:b/>
-          <w:i w:val="0"/>
-          <w:color w:val="222D2A"/>
-          <w:sz w:val="40"/>
+          <w:sz w:val="2"/>
+          <w:noProof/>
         </w:rPr>
-        <w:t>Allan Harte</w:t>
-      </w:r>
-    </w:p>
-    <w:p>
-      <w:pPr>
-        <w:spacing w:before="0" w:after="0"/>
-        <w:jc w:val="center"/>
-      </w:pPr>
-      <w:r>
-        <w:rPr>
-          <w:rFonts w:ascii="Georgia" w:hAnsi="Georgia" w:cs="Georgia" w:eastAsia="Georgia"/>
-          <w:b w:val="0"/>
-          <w:i w:val="0"/>
-          <w:color w:val="2C5D63"/>
-          <w:sz w:val="13"/>
-          <w:spacing w:val="40"/>
-        </w:rPr>
-        <w:t>· · ·</w:t>
-      </w:r>
-    </w:p>
-    <w:p>
-      <w:pPr>
-        <w:spacing w:before="0" w:after="40"/>
-        <w:jc w:val="center"/>
-      </w:pPr>
-      <w:r>
-        <w:br w:type="page"/>
-      </w:r>
-      <w:r>
-        <w:rPr>
-          <w:rFonts w:ascii="Georgia" w:hAnsi="Georgia" w:cs="Georgia" w:eastAsia="Georgia"/>
-          <w:b w:val="0"/>
-          <w:i w:val="0"/>
-          <w:color w:val="2C5D63"/>
-          <w:sz w:val="12"/>
-          <w:spacing w:val="40"/>
-          <w:caps w:val="1"/>
-        </w:rPr>
-        <w:t>Top Table</w:t>
-      </w:r>
-    </w:p>
-    <w:p>
-      <w:pPr>
-        <w:spacing w:before="0" w:after="40"/>
-        <w:jc w:val="center"/>
-      </w:pPr>
-      <w:r>
-        <w:rPr>
-          <w:rFonts w:ascii="Georgia" w:hAnsi="Georgia" w:cs="Georgia" w:eastAsia="Georgia"/>
-          <w:b/>
-          <w:i w:val="0"/>
-          <w:color w:val="222D2A"/>
-          <w:sz w:val="40"/>
-        </w:rPr>
-        <w:t>Rachel Hoar</w:t>
-      </w:r>
-    </w:p>
-    <w:p>
-      <w:pPr>
-        <w:spacing w:before="0" w:after="0"/>
-        <w:jc w:val="center"/>
-      </w:pPr>
-      <w:r>
-        <w:rPr>
-          <w:rFonts w:ascii="Georgia" w:hAnsi="Georgia" w:cs="Georgia" w:eastAsia="Georgia"/>
-          <w:b w:val="0"/>
-          <w:i w:val="0"/>
-          <w:color w:val="2C5D63"/>
-          <w:sz w:val="13"/>
-          <w:spacing w:val="40"/>
-        </w:rPr>
-        <w:t>· · ·</w:t>
-      </w:r>
-    </w:p>
-    <w:p>
-      <w:pPr>
-        <w:spacing w:before="0" w:after="40"/>
-        <w:jc w:val="center"/>
-      </w:pPr>
-      <w:r>
-        <w:br w:type="page"/>
-      </w:r>
-      <w:r>
-        <w:rPr>
-          <w:rFonts w:ascii="Georgia" w:hAnsi="Georgia" w:cs="Georgia" w:eastAsia="Georgia"/>
-          <w:b w:val="0"/>
-          <w:i w:val="0"/>
-          <w:color w:val="2C5D63"/>
-          <w:sz w:val="12"/>
-          <w:spacing w:val="40"/>
-          <w:caps w:val="1"/>
-        </w:rPr>
-        <w:t>Top Table</w:t>
-      </w:r>
-    </w:p>
-    <w:p>
-      <w:pPr>
-        <w:spacing w:before="0" w:after="40"/>
-        <w:jc w:val="center"/>
-      </w:pPr>
-      <w:r>
-        <w:rPr>
-          <w:rFonts w:ascii="Georgia" w:hAnsi="Georgia" w:cs="Georgia" w:eastAsia="Georgia"/>
-          <w:b/>
-          <w:i w:val="0"/>
-          <w:color w:val="222D2A"/>
-          <w:sz w:val="40"/>
-        </w:rPr>
-        <w:t>James Hoar</w:t>
-      </w:r>
-    </w:p>
-    <w:p>
-      <w:pPr>
-        <w:spacing w:before="0" w:after="0"/>
-        <w:jc w:val="center"/>
-      </w:pPr>
-      <w:r>
-        <w:rPr>
-          <w:rFonts w:ascii="Georgia" w:hAnsi="Georgia" w:cs="Georgia" w:eastAsia="Georgia"/>
-          <w:b w:val="0"/>
-          <w:i w:val="0"/>
-          <w:color w:val="2C5D63"/>
-          <w:sz w:val="13"/>
-          <w:spacing w:val="40"/>
-        </w:rPr>
-        <w:t>· · ·</w:t>
-      </w:r>
-    </w:p>
-    <w:p>
-      <w:pPr>
-        <w:spacing w:before="0" w:after="40"/>
-        <w:jc w:val="center"/>
-      </w:pPr>
-      <w:r>
-        <w:br w:type="page"/>
-      </w:r>
-      <w:r>
-        <w:rPr>
-          <w:rFonts w:ascii="Georgia" w:hAnsi="Georgia" w:cs="Georgia" w:eastAsia="Georgia"/>
-          <w:b w:val="0"/>
-          <w:i w:val="0"/>
-          <w:color w:val="2C5D63"/>
-          <w:sz w:val="12"/>
-          <w:spacing w:val="40"/>
-          <w:caps w:val="1"/>
-        </w:rPr>
-        <w:t>Top Table</w:t>
-      </w:r>
-    </w:p>
-    <w:p>
-      <w:pPr>
-        <w:spacing w:before="0" w:after="40"/>
-        <w:jc w:val="center"/>
-      </w:pPr>
-      <w:r>
-        <w:rPr>
-          <w:rFonts w:ascii="Georgia" w:hAnsi="Georgia" w:cs="Georgia" w:eastAsia="Georgia"/>
-          <w:b/>
-          <w:i w:val="0"/>
-          <w:color w:val="222D2A"/>
-          <w:sz w:val="40"/>
-        </w:rPr>
-        <w:t>Catherine</w:t>
-      </w:r>
-    </w:p>
-    <w:p>
-      <w:pPr>
-        <w:spacing w:before="0" w:after="0"/>
-        <w:jc w:val="center"/>
-      </w:pPr>
-      <w:r>
-        <w:rPr>
-          <w:rFonts w:ascii="Georgia" w:hAnsi="Georgia" w:cs="Georgia" w:eastAsia="Georgia"/>
-          <w:b w:val="0"/>
-          <w:i w:val="0"/>
-          <w:color w:val="2C5D63"/>
-          <w:sz w:val="13"/>
-          <w:spacing w:val="40"/>
-        </w:rPr>
-        <w:t>· · ·</w:t>
-      </w:r>
-    </w:p>
-    <w:p>
-      <w:pPr>
-        <w:spacing w:before="0" w:after="40"/>
-        <w:jc w:val="center"/>
-      </w:pPr>
-      <w:r>
-        <w:br w:type="page"/>
-      </w:r>
-      <w:r>
-        <w:rPr>
-          <w:rFonts w:ascii="Georgia" w:hAnsi="Georgia" w:cs="Georgia" w:eastAsia="Georgia"/>
-          <w:b w:val="0"/>
-          <w:i w:val="0"/>
-          <w:color w:val="2C5D63"/>
-          <w:sz w:val="12"/>
-          <w:spacing w:val="40"/>
-          <w:caps w:val="1"/>
-        </w:rPr>
-        <w:t>Top Table</w:t>
-      </w:r>
-    </w:p>
-    <w:p>
-      <w:pPr>
-        <w:spacing w:before="0" w:after="40"/>
-        <w:jc w:val="center"/>
-      </w:pPr>
-      <w:r>
-        <w:rPr>
-          <w:rFonts w:ascii="Georgia" w:hAnsi="Georgia" w:cs="Georgia" w:eastAsia="Georgia"/>
-          <w:b/>
-          <w:i w:val="0"/>
-          <w:color w:val="222D2A"/>
-          <w:sz w:val="40"/>
-        </w:rPr>
-        <w:t>Harry</w:t>
-      </w:r>
-    </w:p>
-    <w:p>
-      <w:pPr>
-        <w:spacing w:before="0" w:after="0"/>
-        <w:jc w:val="center"/>
-      </w:pPr>
-      <w:r>
-        <w:rPr>
-          <w:rFonts w:ascii="Georgia" w:hAnsi="Georgia" w:cs="Georgia" w:eastAsia="Georgia"/>
-          <w:b w:val="0"/>
-          <w:i w:val="0"/>
-          <w:color w:val="2C5D63"/>
-          <w:sz w:val="13"/>
-          <w:spacing w:val="40"/>
-        </w:rPr>
-        <w:t>· · ·</w:t>
-      </w:r>
-    </w:p>
-    <w:p>
-      <w:pPr>
-        <w:spacing w:before="0" w:after="40"/>
-        <w:jc w:val="center"/>
-      </w:pPr>
-      <w:r>
-        <w:br w:type="page"/>
-      </w:r>
-      <w:r>
-        <w:rPr>
-          <w:rFonts w:ascii="Georgia" w:hAnsi="Georgia" w:cs="Georgia" w:eastAsia="Georgia"/>
-          <w:b w:val="0"/>
-          <w:i w:val="0"/>
-          <w:color w:val="2C5D63"/>
-          <w:sz w:val="12"/>
-          <w:spacing w:val="40"/>
-          <w:caps w:val="1"/>
-        </w:rPr>
-        <w:t>Top Table</w:t>
-      </w:r>
-    </w:p>
-    <w:p>
-      <w:pPr>
-        <w:spacing w:before="0" w:after="40"/>
-        <w:jc w:val="center"/>
-      </w:pPr>
-      <w:r>
-        <w:rPr>
-          <w:rFonts w:ascii="Georgia" w:hAnsi="Georgia" w:cs="Georgia" w:eastAsia="Georgia"/>
-          <w:b/>
-          <w:i w:val="0"/>
-          <w:color w:val="222D2A"/>
-          <w:sz w:val="40"/>
-        </w:rPr>
-        <w:t>Lily</w:t>
-      </w:r>
-    </w:p>
-    <w:p>
-      <w:pPr>
-        <w:spacing w:before="0" w:after="0"/>
-        <w:jc w:val="center"/>
-      </w:pPr>
-      <w:r>
-        <w:rPr>
-          <w:rFonts w:ascii="Georgia" w:hAnsi="Georgia" w:cs="Georgia" w:eastAsia="Georgia"/>
-          <w:b w:val="0"/>
-          <w:i w:val="0"/>
-          <w:color w:val="2C5D63"/>
-          <w:sz w:val="13"/>
-          <w:spacing w:val="40"/>
-        </w:rPr>
-        <w:t>· · ·</w:t>
-      </w:r>
-    </w:p>
-    <w:p>
-      <w:pPr>
-        <w:spacing w:before="0" w:after="40"/>
-        <w:jc w:val="center"/>
-      </w:pPr>
-      <w:r>
-        <w:br w:type="page"/>
-      </w:r>
-      <w:r>
-        <w:rPr>
-          <w:rFonts w:ascii="Georgia" w:hAnsi="Georgia" w:cs="Georgia" w:eastAsia="Georgia"/>
-          <w:b w:val="0"/>
-          <w:i w:val="0"/>
-          <w:color w:val="2C5D63"/>
-          <w:sz w:val="12"/>
-          <w:spacing w:val="40"/>
-          <w:caps w:val="1"/>
-        </w:rPr>
-        <w:t>Top Table</w:t>
-      </w:r>
-    </w:p>
-    <w:p>
-      <w:pPr>
-        <w:spacing w:before="0" w:after="40"/>
-        <w:jc w:val="center"/>
-      </w:pPr>
-      <w:r>
-        <w:rPr>
-          <w:rFonts w:ascii="Georgia" w:hAnsi="Georgia" w:cs="Georgia" w:eastAsia="Georgia"/>
-          <w:b/>
-          <w:i w:val="0"/>
-          <w:color w:val="222D2A"/>
-          <w:sz w:val="40"/>
-        </w:rPr>
-        <w:t>Helen Harte</w:t>
-      </w:r>
-    </w:p>
-    <w:p>
-      <w:pPr>
-        <w:spacing w:before="0" w:after="0"/>
-        <w:jc w:val="center"/>
-      </w:pPr>
-      <w:r>
-        <w:rPr>
-          <w:rFonts w:ascii="Georgia" w:hAnsi="Georgia" w:cs="Georgia" w:eastAsia="Georgia"/>
-          <w:b w:val="0"/>
-          <w:i w:val="0"/>
-          <w:color w:val="2C5D63"/>
-          <w:sz w:val="13"/>
-          <w:spacing w:val="40"/>
-        </w:rPr>
-        <w:t>· · ·</w:t>
-      </w:r>
-    </w:p>
-    <w:p>
-      <w:pPr>
-        <w:spacing w:before="0" w:after="40"/>
-        <w:jc w:val="center"/>
-      </w:pPr>
-      <w:r>
-        <w:br w:type="page"/>
-      </w:r>
-      <w:r>
-        <w:rPr>
-          <w:rFonts w:ascii="Georgia" w:hAnsi="Georgia" w:cs="Georgia" w:eastAsia="Georgia"/>
-          <w:b w:val="0"/>
-          <w:i w:val="0"/>
-          <w:color w:val="2C5D63"/>
-          <w:sz w:val="12"/>
-          <w:spacing w:val="40"/>
-          <w:caps w:val="1"/>
-        </w:rPr>
-        <w:t>Top Table</w:t>
-      </w:r>
-    </w:p>
-    <w:p>
-      <w:pPr>
-        <w:spacing w:before="0" w:after="40"/>
-        <w:jc w:val="center"/>
-      </w:pPr>
-      <w:r>
-        <w:rPr>
-          <w:rFonts w:ascii="Georgia" w:hAnsi="Georgia" w:cs="Georgia" w:eastAsia="Georgia"/>
-          <w:b/>
-          <w:i w:val="0"/>
-          <w:color w:val="222D2A"/>
-          <w:sz w:val="40"/>
-        </w:rPr>
-        <w:t>Noel Harte</w:t>
-      </w:r>
-    </w:p>
-    <w:p>
-      <w:pPr>
-        <w:spacing w:before="0" w:after="0"/>
-        <w:jc w:val="center"/>
-      </w:pPr>
-      <w:r>
-        <w:rPr>
-          <w:rFonts w:ascii="Georgia" w:hAnsi="Georgia" w:cs="Georgia" w:eastAsia="Georgia"/>
-          <w:b w:val="0"/>
-          <w:i w:val="0"/>
-          <w:color w:val="2C5D63"/>
-          <w:sz w:val="13"/>
-          <w:spacing w:val="40"/>
-        </w:rPr>
-        <w:t>· · ·</w:t>
-      </w:r>
-    </w:p>
-    <w:p>
-      <w:pPr>
-        <w:spacing w:before="0" w:after="40"/>
-        <w:jc w:val="center"/>
-      </w:pPr>
-      <w:r>
-        <w:br w:type="page"/>
-      </w:r>
-      <w:r>
-        <w:rPr>
-          <w:rFonts w:ascii="Georgia" w:hAnsi="Georgia" w:cs="Georgia" w:eastAsia="Georgia"/>
-          <w:b w:val="0"/>
-          <w:i w:val="0"/>
-          <w:color w:val="2C5D63"/>
-          <w:sz w:val="12"/>
-          <w:spacing w:val="40"/>
-          <w:caps w:val="1"/>
-        </w:rPr>
-        <w:t>Top Table</w:t>
-      </w:r>
-    </w:p>
-    <w:p>
-      <w:pPr>
-        <w:spacing w:before="0" w:after="40"/>
-        <w:jc w:val="center"/>
-      </w:pPr>
-      <w:r>
-        <w:rPr>
-          <w:rFonts w:ascii="Georgia" w:hAnsi="Georgia" w:cs="Georgia" w:eastAsia="Georgia"/>
-          <w:b/>
-          <w:i w:val="0"/>
-          <w:color w:val="222D2A"/>
-          <w:sz w:val="34"/>
-        </w:rPr>
-        <w:t>Beth Blackshaw</w:t>
-      </w:r>
-    </w:p>
-    <w:p>
-      <w:pPr>
-        <w:spacing w:before="0" w:after="0"/>
-        <w:jc w:val="center"/>
-      </w:pPr>
-      <w:r>
-        <w:rPr>
-          <w:rFonts w:ascii="Georgia" w:hAnsi="Georgia" w:cs="Georgia" w:eastAsia="Georgia"/>
-          <w:b w:val="0"/>
-          <w:i w:val="0"/>
-          <w:color w:val="2C5D63"/>
-          <w:sz w:val="13"/>
-          <w:spacing w:val="40"/>
-        </w:rPr>
-        <w:t>· · ·</w:t>
-      </w:r>
-    </w:p>
-    <w:p>
-      <w:pPr>
-        <w:spacing w:before="0" w:after="40"/>
-        <w:jc w:val="center"/>
-      </w:pPr>
-      <w:r>
-        <w:br w:type="page"/>
-      </w:r>
-      <w:r>
-        <w:rPr>
-          <w:rFonts w:ascii="Georgia" w:hAnsi="Georgia" w:cs="Georgia" w:eastAsia="Georgia"/>
-          <w:b w:val="0"/>
-          <w:i w:val="0"/>
-          <w:color w:val="2C5D63"/>
-          <w:sz w:val="12"/>
-          <w:spacing w:val="40"/>
-          <w:caps w:val="1"/>
-        </w:rPr>
-        <w:t>Top Table</w:t>
-      </w:r>
-    </w:p>
-    <w:p>
-      <w:pPr>
-        <w:spacing w:before="0" w:after="40"/>
-        <w:jc w:val="center"/>
-      </w:pPr>
-      <w:r>
-        <w:rPr>
-          <w:rFonts w:ascii="Georgia" w:hAnsi="Georgia" w:cs="Georgia" w:eastAsia="Georgia"/>
-          <w:b/>
-          <w:i w:val="0"/>
-          <w:color w:val="222D2A"/>
-          <w:sz w:val="40"/>
-        </w:rPr>
-        <w:t>Taz Glover</w:t>
-      </w:r>
-    </w:p>
-    <w:p>
-      <w:pPr>
-        <w:spacing w:before="0" w:after="0"/>
-        <w:jc w:val="center"/>
-      </w:pPr>
-      <w:r>
-        <w:rPr>
-          <w:rFonts w:ascii="Georgia" w:hAnsi="Georgia" w:cs="Georgia" w:eastAsia="Georgia"/>
-          <w:b w:val="0"/>
-          <w:i w:val="0"/>
-          <w:color w:val="2C5D63"/>
-          <w:sz w:val="13"/>
-          <w:spacing w:val="40"/>
-        </w:rPr>
-        <w:t>· · ·</w:t>
-      </w:r>
-    </w:p>
-    <w:p>
-      <w:pPr>
-        <w:spacing w:before="0" w:after="40"/>
-        <w:jc w:val="center"/>
-      </w:pPr>
-      <w:r>
-        <w:br w:type="page"/>
-      </w:r>
-      <w:r>
-        <w:rPr>
-          <w:rFonts w:ascii="Georgia" w:hAnsi="Georgia" w:cs="Georgia" w:eastAsia="Georgia"/>
-          <w:b w:val="0"/>
-          <w:i w:val="0"/>
-          <w:color w:val="2C5D63"/>
-          <w:sz w:val="12"/>
-          <w:spacing w:val="40"/>
-          <w:caps w:val="1"/>
-        </w:rPr>
-        <w:t>Top Table</w:t>
-      </w:r>
-    </w:p>
-    <w:p>
-      <w:pPr>
-        <w:spacing w:before="0" w:after="40"/>
-        <w:jc w:val="center"/>
-      </w:pPr>
-      <w:r>
-        <w:rPr>
-          <w:rFonts w:ascii="Georgia" w:hAnsi="Georgia" w:cs="Georgia" w:eastAsia="Georgia"/>
-          <w:b/>
-          <w:i w:val="0"/>
-          <w:color w:val="222D2A"/>
-          <w:sz w:val="40"/>
-        </w:rPr>
-        <w:t>Jojo Tzu</w:t>
-      </w:r>
-    </w:p>
-    <w:p>
-      <w:pPr>
-        <w:spacing w:before="0" w:after="0"/>
-        <w:jc w:val="center"/>
-      </w:pPr>
-      <w:r>
-        <w:rPr>
-          <w:rFonts w:ascii="Georgia" w:hAnsi="Georgia" w:cs="Georgia" w:eastAsia="Georgia"/>
-          <w:b w:val="0"/>
-          <w:i w:val="0"/>
-          <w:color w:val="2C5D63"/>
-          <w:sz w:val="13"/>
-          <w:spacing w:val="40"/>
-        </w:rPr>
-        <w:t>· · ·</w:t>
-      </w:r>
-    </w:p>
-    <w:p>
-      <w:pPr>
-        <w:spacing w:before="0" w:after="40"/>
-        <w:jc w:val="center"/>
-      </w:pPr>
-      <w:r>
-        <w:br w:type="page"/>
-      </w:r>
-      <w:r>
-        <w:rPr>
-          <w:rFonts w:ascii="Georgia" w:hAnsi="Georgia" w:cs="Georgia" w:eastAsia="Georgia"/>
-          <w:b w:val="0"/>
-          <w:i w:val="0"/>
-          <w:color w:val="2C5D63"/>
-          <w:sz w:val="12"/>
-          <w:spacing w:val="40"/>
-          <w:caps w:val="1"/>
-        </w:rPr>
-        <w:t>Top Table</w:t>
-      </w:r>
-    </w:p>
-    <w:p>
-      <w:pPr>
-        <w:spacing w:before="0" w:after="40"/>
-        <w:jc w:val="center"/>
-      </w:pPr>
-      <w:r>
-        <w:rPr>
-          <w:rFonts w:ascii="Georgia" w:hAnsi="Georgia" w:cs="Georgia" w:eastAsia="Georgia"/>
-          <w:b/>
-          <w:i w:val="0"/>
-          <w:color w:val="222D2A"/>
-          <w:sz w:val="40"/>
-        </w:rPr>
-        <w:t>Tony Tzu</w:t>
-      </w:r>
-    </w:p>
-    <w:p>
-      <w:pPr>
-        <w:spacing w:before="0" w:after="0"/>
-        <w:jc w:val="center"/>
-      </w:pPr>
-      <w:r>
-        <w:rPr>
-          <w:rFonts w:ascii="Georgia" w:hAnsi="Georgia" w:cs="Georgia" w:eastAsia="Georgia"/>
-          <w:b w:val="0"/>
-          <w:i w:val="0"/>
-          <w:color w:val="2C5D63"/>
-          <w:sz w:val="13"/>
-          <w:spacing w:val="40"/>
-        </w:rPr>
-        <w:t>· · ·</w:t>
-      </w:r>
-    </w:p>
-    <w:p>
-      <w:pPr>
-        <w:spacing w:before="0" w:after="40"/>
-        <w:jc w:val="center"/>
-      </w:pPr>
-      <w:r>
-        <w:br w:type="page"/>
-      </w:r>
-      <w:r>
-        <w:rPr>
-          <w:rFonts w:ascii="Georgia" w:hAnsi="Georgia" w:cs="Georgia" w:eastAsia="Georgia"/>
-          <w:b w:val="0"/>
-          <w:i w:val="0"/>
-          <w:color w:val="2C5D63"/>
-          <w:sz w:val="12"/>
-          <w:spacing w:val="40"/>
-          <w:caps w:val="1"/>
-        </w:rPr>
-        <w:t>Top Table</w:t>
-      </w:r>
-    </w:p>
-    <w:p>
-      <w:pPr>
-        <w:spacing w:before="0" w:after="40"/>
-        <w:jc w:val="center"/>
-      </w:pPr>
-      <w:r>
-        <w:rPr>
-          <w:rFonts w:ascii="Georgia" w:hAnsi="Georgia" w:cs="Georgia" w:eastAsia="Georgia"/>
-          <w:b/>
-          <w:i w:val="0"/>
-          <w:color w:val="222D2A"/>
-          <w:sz w:val="40"/>
-        </w:rPr>
-        <w:t>Max</w:t>
-      </w:r>
-    </w:p>
-    <w:p>
-      <w:pPr>
-        <w:spacing w:before="0" w:after="0"/>
-        <w:jc w:val="center"/>
-      </w:pPr>
-      <w:r>
-        <w:rPr>
-          <w:rFonts w:ascii="Georgia" w:hAnsi="Georgia" w:cs="Georgia" w:eastAsia="Georgia"/>
-          <w:b w:val="0"/>
-          <w:i w:val="0"/>
-          <w:color w:val="2C5D63"/>
-          <w:sz w:val="13"/>
-          <w:spacing w:val="40"/>
-        </w:rPr>
-        <w:t>· · ·</w:t>
-      </w:r>
-    </w:p>
-    <w:p>
-      <w:pPr>
-        <w:spacing w:before="0" w:after="40"/>
-        <w:jc w:val="center"/>
-      </w:pPr>
-      <w:r>
-        <w:br w:type="page"/>
-      </w:r>
-      <w:r>
-        <w:rPr>
-          <w:rFonts w:ascii="Georgia" w:hAnsi="Georgia" w:cs="Georgia" w:eastAsia="Georgia"/>
-          <w:b w:val="0"/>
-          <w:i w:val="0"/>
-          <w:color w:val="2C5D63"/>
-          <w:sz w:val="12"/>
-          <w:spacing w:val="40"/>
-          <w:caps w:val="1"/>
-        </w:rPr>
-        <w:t>Top Table</w:t>
-      </w:r>
-    </w:p>
-    <w:p>
-      <w:pPr>
-        <w:spacing w:before="0" w:after="40"/>
-        <w:jc w:val="center"/>
-      </w:pPr>
-      <w:r>
-        <w:rPr>
-          <w:rFonts w:ascii="Georgia" w:hAnsi="Georgia" w:cs="Georgia" w:eastAsia="Georgia"/>
-          <w:b/>
-          <w:i w:val="0"/>
-          <w:color w:val="222D2A"/>
-          <w:sz w:val="40"/>
-        </w:rPr>
-        <w:t>James Gould</w:t>
-      </w:r>
-    </w:p>
-    <w:p>
-      <w:pPr>
-        <w:spacing w:before="0" w:after="0"/>
-        <w:jc w:val="center"/>
-      </w:pPr>
-      <w:r>
-        <w:rPr>
-          <w:rFonts w:ascii="Georgia" w:hAnsi="Georgia" w:cs="Georgia" w:eastAsia="Georgia"/>
-          <w:b w:val="0"/>
-          <w:i w:val="0"/>
-          <w:color w:val="2C5D63"/>
-          <w:sz w:val="13"/>
-          <w:spacing w:val="40"/>
-        </w:rPr>
-        <w:t>· · ·</w:t>
-      </w:r>
-    </w:p>
-    <w:p>
-      <w:pPr>
-        <w:spacing w:before="0" w:after="40"/>
-        <w:jc w:val="center"/>
-      </w:pPr>
-      <w:r>
-        <w:br w:type="page"/>
-      </w:r>
-      <w:r>
-        <w:rPr>
-          <w:rFonts w:ascii="Georgia" w:hAnsi="Georgia" w:cs="Georgia" w:eastAsia="Georgia"/>
-          <w:b w:val="0"/>
-          <w:i w:val="0"/>
-          <w:color w:val="2C5D63"/>
-          <w:sz w:val="12"/>
-          <w:spacing w:val="40"/>
-          <w:caps w:val="1"/>
-        </w:rPr>
-        <w:t>Top Table</w:t>
-      </w:r>
-    </w:p>
-    <w:p>
-      <w:pPr>
-        <w:spacing w:before="0" w:after="40"/>
-        <w:jc w:val="center"/>
-      </w:pPr>
-      <w:r>
-        <w:rPr>
-          <w:rFonts w:ascii="Georgia" w:hAnsi="Georgia" w:cs="Georgia" w:eastAsia="Georgia"/>
-          <w:b/>
-          <w:i w:val="0"/>
-          <w:color w:val="222D2A"/>
-          <w:sz w:val="40"/>
-        </w:rPr>
-        <w:t>Zoe Gould</w:t>
-      </w:r>
-    </w:p>
-    <w:p>
-      <w:pPr>
-        <w:spacing w:before="0" w:after="0"/>
-        <w:jc w:val="center"/>
-      </w:pPr>
-      <w:r>
-        <w:rPr>
-          <w:rFonts w:ascii="Georgia" w:hAnsi="Georgia" w:cs="Georgia" w:eastAsia="Georgia"/>
-          <w:b w:val="0"/>
-          <w:i w:val="0"/>
-          <w:color w:val="2C5D63"/>
-          <w:sz w:val="13"/>
-          <w:spacing w:val="40"/>
-        </w:rPr>
-        <w:t>· · ·</w:t>
-      </w:r>
-    </w:p>
-    <w:p>
-      <w:pPr>
-        <w:spacing w:before="0" w:after="40"/>
-        <w:jc w:val="center"/>
-      </w:pPr>
-      <w:r>
-        <w:br w:type="page"/>
-      </w:r>
-      <w:r>
-        <w:rPr>
-          <w:rFonts w:ascii="Georgia" w:hAnsi="Georgia" w:cs="Georgia" w:eastAsia="Georgia"/>
-          <w:b w:val="0"/>
-          <w:i w:val="0"/>
-          <w:color w:val="2C5D63"/>
-          <w:sz w:val="12"/>
-          <w:spacing w:val="40"/>
-          <w:caps w:val="1"/>
-        </w:rPr>
-        <w:t>Top Table</w:t>
-      </w:r>
-    </w:p>
-    <w:p>
-      <w:pPr>
-        <w:spacing w:before="0" w:after="40"/>
-        <w:jc w:val="center"/>
-      </w:pPr>
-      <w:r>
-        <w:rPr>
-          <w:rFonts w:ascii="Georgia" w:hAnsi="Georgia" w:cs="Georgia" w:eastAsia="Georgia"/>
-          <w:b/>
-          <w:i w:val="0"/>
-          <w:color w:val="222D2A"/>
-          <w:sz w:val="40"/>
-        </w:rPr>
-        <w:t>Prim</w:t>
-      </w:r>
-    </w:p>
-    <w:p>
-      <w:pPr>
-        <w:spacing w:before="0" w:after="0"/>
-        <w:jc w:val="center"/>
-      </w:pPr>
-      <w:r>
-        <w:rPr>
-          <w:rFonts w:ascii="Georgia" w:hAnsi="Georgia" w:cs="Georgia" w:eastAsia="Georgia"/>
-          <w:b w:val="0"/>
-          <w:i w:val="0"/>
-          <w:color w:val="2C5D63"/>
-          <w:sz w:val="13"/>
-          <w:spacing w:val="40"/>
-        </w:rPr>
-        <w:t>· · ·</w:t>
-      </w:r>
-    </w:p>
-    <w:p>
-      <w:pPr>
-        <w:spacing w:before="0" w:after="40"/>
-        <w:jc w:val="center"/>
-      </w:pPr>
-      <w:r>
-        <w:br w:type="page"/>
-      </w:r>
-      <w:r>
-        <w:rPr>
-          <w:rFonts w:ascii="Georgia" w:hAnsi="Georgia" w:cs="Georgia" w:eastAsia="Georgia"/>
-          <w:b w:val="0"/>
-          <w:i w:val="0"/>
-          <w:color w:val="2C5D63"/>
-          <w:sz w:val="12"/>
-          <w:spacing w:val="40"/>
-          <w:caps w:val="1"/>
-        </w:rPr>
-        <w:t>Top Table</w:t>
-      </w:r>
-    </w:p>
-    <w:p>
-      <w:pPr>
-        <w:spacing w:before="0" w:after="40"/>
-        <w:jc w:val="center"/>
-      </w:pPr>
-      <w:r>
-        <w:rPr>
-          <w:rFonts w:ascii="Georgia" w:hAnsi="Georgia" w:cs="Georgia" w:eastAsia="Georgia"/>
-          <w:b/>
-          <w:i w:val="0"/>
-          <w:color w:val="222D2A"/>
-          <w:sz w:val="40"/>
-        </w:rPr>
-        <w:t>Felicity</w:t>
-      </w:r>
-    </w:p>
-    <w:p>
-      <w:pPr>
-        <w:spacing w:before="0" w:after="0"/>
-        <w:jc w:val="center"/>
-      </w:pPr>
-      <w:r>
-        <w:rPr>
-          <w:rFonts w:ascii="Georgia" w:hAnsi="Georgia" w:cs="Georgia" w:eastAsia="Georgia"/>
-          <w:b w:val="0"/>
-          <w:i w:val="0"/>
-          <w:color w:val="2C5D63"/>
-          <w:sz w:val="13"/>
-          <w:spacing w:val="40"/>
-        </w:rPr>
-        <w:t>· · ·</w:t>
-      </w:r>
-    </w:p>
-    <w:p>
-      <w:pPr>
-        <w:spacing w:before="0" w:after="40"/>
-        <w:jc w:val="center"/>
-      </w:pPr>
-      <w:r>
-        <w:br w:type="page"/>
-      </w:r>
-      <w:r>
-        <w:rPr>
-          <w:rFonts w:ascii="Georgia" w:hAnsi="Georgia" w:cs="Georgia" w:eastAsia="Georgia"/>
-          <w:b w:val="0"/>
-          <w:i w:val="0"/>
-          <w:color w:val="2C5D63"/>
-          <w:sz w:val="12"/>
-          <w:spacing w:val="40"/>
-          <w:caps w:val="1"/>
-        </w:rPr>
-        <w:t>Top Table</w:t>
-      </w:r>
-    </w:p>
-    <w:p>
-      <w:pPr>
-        <w:spacing w:before="0" w:after="40"/>
-        <w:jc w:val="center"/>
-      </w:pPr>
-      <w:r>
-        <w:rPr>
-          <w:rFonts w:ascii="Georgia" w:hAnsi="Georgia" w:cs="Georgia" w:eastAsia="Georgia"/>
-          <w:b/>
-          <w:i w:val="0"/>
-          <w:color w:val="222D2A"/>
-          <w:sz w:val="34"/>
-        </w:rPr>
-        <w:t>Anna Carruthers</w:t>
-      </w:r>
-    </w:p>
-    <w:p>
-      <w:pPr>
-        <w:spacing w:before="0" w:after="0"/>
-        <w:jc w:val="center"/>
-      </w:pPr>
-      <w:r>
-        <w:rPr>
-          <w:rFonts w:ascii="Georgia" w:hAnsi="Georgia" w:cs="Georgia" w:eastAsia="Georgia"/>
-          <w:b w:val="0"/>
-          <w:i w:val="0"/>
-          <w:color w:val="2C5D63"/>
-          <w:sz w:val="13"/>
-          <w:spacing w:val="40"/>
-        </w:rPr>
-        <w:t>· · ·</w:t>
-      </w:r>
-    </w:p>
-    <w:p>
-      <w:pPr>
-        <w:spacing w:before="0" w:after="40"/>
-        <w:jc w:val="center"/>
-      </w:pPr>
-      <w:r>
-        <w:br w:type="page"/>
-      </w:r>
-      <w:r>
-        <w:rPr>
-          <w:rFonts w:ascii="Georgia" w:hAnsi="Georgia" w:cs="Georgia" w:eastAsia="Georgia"/>
-          <w:b w:val="0"/>
-          <w:i w:val="0"/>
-          <w:color w:val="2C5D63"/>
-          <w:sz w:val="12"/>
-          <w:spacing w:val="40"/>
-          <w:caps w:val="1"/>
-        </w:rPr>
-        <w:t>Top Table</w:t>
-      </w:r>
-    </w:p>
-    <w:p>
-      <w:pPr>
-        <w:spacing w:before="0" w:after="40"/>
-        <w:jc w:val="center"/>
-      </w:pPr>
-      <w:r>
-        <w:rPr>
-          <w:rFonts w:ascii="Georgia" w:hAnsi="Georgia" w:cs="Georgia" w:eastAsia="Georgia"/>
-          <w:b/>
-          <w:i w:val="0"/>
-          <w:color w:val="222D2A"/>
-          <w:sz w:val="34"/>
-        </w:rPr>
-        <w:t>Craig Ferguson</w:t>
-      </w:r>
-    </w:p>
-    <w:p>
-      <w:pPr>
-        <w:spacing w:before="0" w:after="0"/>
-        <w:jc w:val="center"/>
-      </w:pPr>
-      <w:r>
-        <w:rPr>
-          <w:rFonts w:ascii="Georgia" w:hAnsi="Georgia" w:cs="Georgia" w:eastAsia="Georgia"/>
-          <w:b w:val="0"/>
-          <w:i w:val="0"/>
-          <w:color w:val="2C5D63"/>
-          <w:sz w:val="13"/>
-          <w:spacing w:val="40"/>
-        </w:rPr>
-        <w:t>· · ·</w:t>
-      </w:r>
-    </w:p>
-    <w:p>
-      <w:pPr>
-        <w:spacing w:before="0" w:after="40"/>
-        <w:jc w:val="center"/>
-      </w:pPr>
-      <w:r>
-        <w:br w:type="page"/>
-      </w:r>
-      <w:r>
-        <w:rPr>
-          <w:rFonts w:ascii="Georgia" w:hAnsi="Georgia" w:cs="Georgia" w:eastAsia="Georgia"/>
-          <w:b w:val="0"/>
-          <w:i w:val="0"/>
-          <w:color w:val="2C5D63"/>
-          <w:sz w:val="12"/>
-          <w:spacing w:val="40"/>
-          <w:caps w:val="1"/>
-        </w:rPr>
-        <w:t>Top Table</w:t>
-      </w:r>
-    </w:p>
-    <w:p>
-      <w:pPr>
-        <w:spacing w:before="0" w:after="40"/>
-        <w:jc w:val="center"/>
-      </w:pPr>
-      <w:r>
-        <w:rPr>
-          <w:rFonts w:ascii="Georgia" w:hAnsi="Georgia" w:cs="Georgia" w:eastAsia="Georgia"/>
-          <w:b/>
-          <w:i w:val="0"/>
-          <w:color w:val="222D2A"/>
-          <w:sz w:val="40"/>
-        </w:rPr>
-        <w:t>Thomas</w:t>
-      </w:r>
-    </w:p>
-    <w:p>
-      <w:pPr>
-        <w:spacing w:before="0" w:after="0"/>
-        <w:jc w:val="center"/>
-      </w:pPr>
-      <w:r>
-        <w:rPr>
-          <w:rFonts w:ascii="Georgia" w:hAnsi="Georgia" w:cs="Georgia" w:eastAsia="Georgia"/>
-          <w:b w:val="0"/>
-          <w:i w:val="0"/>
-          <w:color w:val="2C5D63"/>
-          <w:sz w:val="13"/>
-          <w:spacing w:val="40"/>
-        </w:rPr>
-        <w:t>· · ·</w:t>
+        <w:drawing>
+          <wp:anchor distT="0" distB="0" distL="0" distR="0" simplePos="0" relativeHeight="20" behindDoc="0" locked="0" layoutInCell="0" allowOverlap="1">
+            <wp:simplePos x="0" y="0"/>
+            <wp:positionH relativeFrom="page">
+              <wp:posOffset>468000</wp:posOffset>
+            </wp:positionH>
+            <wp:positionV relativeFrom="page">
+              <wp:posOffset>2889000</wp:posOffset>
+            </wp:positionV>
+            <wp:extent cx="2844000" cy="2241000"/>
+            <wp:effectExtent l="0" t="0" r="0" b="0"/>
+            <wp:wrapNone/>
+            <wp:docPr id="224" name="Card 224"/>
+            <wp:cNvGraphicFramePr/>
+            <a:graphic xmlns:a="http://schemas.openxmlformats.org/drawingml/2006/main">
+              <a:graphicData uri="http://schemas.microsoft.com/office/word/2010/wordprocessingShape">
+                <wps:wsp>
+                  <wps:cNvSpPr txBox="1"/>
+                  <wps:spPr>
+                    <a:xfrm>
+                      <a:off x="0" y="0"/>
+                      <a:ext cx="2844000" cy="2241000"/>
+                    </a:xfrm>
+                    <a:prstGeom prst="rect">
+                      <a:avLst/>
+                    </a:prstGeom>
+                    <a:noFill/>
+                    <a:ln>
+                      <a:noFill/>
+                    </a:ln>
+                  </wps:spPr>
+                  <wps:txbx>
+                    <w:txbxContent>
+                      <w:p>
+                        <w:pPr>
+                          <w:spacing w:before="0" w:after="40"/>
+                          <w:jc w:val="center"/>
+                        </w:pPr>
+                        <w:r>
+                          <w:rPr>
+                            <w:rFonts w:ascii="Georgia" w:hAnsi="Georgia" w:cs="Georgia" w:eastAsia="Georgia"/>
+                            <w:b w:val="0"/>
+                            <w:i w:val="0"/>
+                            <w:color w:val="2C5D63"/>
+                            <w:sz w:val="12"/>
+                            <w:spacing w:val="40"/>
+                            <w:caps w:val="1"/>
+                          </w:rPr>
+                          <w:t>Top Table</w:t>
+                        </w:r>
+                      </w:p>
+                      <w:p>
+                        <w:pPr>
+                          <w:spacing w:before="0" w:after="40"/>
+                          <w:jc w:val="center"/>
+                        </w:pPr>
+                        <w:r>
+                          <w:rPr>
+                            <w:rFonts w:ascii="Georgia" w:hAnsi="Georgia" w:cs="Georgia" w:eastAsia="Georgia"/>
+                            <w:b/>
+                            <w:i w:val="0"/>
+                            <w:color w:val="222D2A"/>
+                            <w:sz w:val="34"/>
+                          </w:rPr>
+                          <w:t>Craig Ferguson</w:t>
+                        </w:r>
+                      </w:p>
+                      <w:p>
+                        <w:pPr>
+                          <w:spacing w:before="0" w:after="0"/>
+                          <w:jc w:val="center"/>
+                        </w:pPr>
+                        <w:r>
+                          <w:rPr>
+                            <w:rFonts w:ascii="Georgia" w:hAnsi="Georgia" w:cs="Georgia" w:eastAsia="Georgia"/>
+                            <w:b w:val="0"/>
+                            <w:i w:val="0"/>
+                            <w:color w:val="2C5D63"/>
+                            <w:sz w:val="13"/>
+                            <w:spacing w:val="40"/>
+                          </w:rPr>
+                          <w:t>· · ·</w:t>
+                        </w:r>
+                      </w:p>
+                    </w:txbxContent>
+                  </wps:txbx>
+                  <wps:bodyPr rot="0" spcFirstLastPara="0" vert="horz" wrap="square" lIns="0" tIns="0" rIns="0" bIns="0" numCol="1" anchor="ctr" anchorCtr="0" upright="0">
+                    <a:noAutofit/>
+                  </wps:bodyPr>
+                </wps:wsp>
+              </a:graphicData>
+            </a:graphic>
+          </wp:anchor>
+        </w:drawing>
       </w:r>
     </w:p>
     <w:sectPr>
       <w:headerReference w:type="default" r:id="rId9"/>
-      <w:pgSz w:w="5953" w:h="8391"/>
-      <w:pgMar w:top="4706" w:right="737" w:bottom="454" w:left="737" w:header="510" w:footer="510" w:gutter="0"/>
+      <w:pgSz w:w="11906" w:h="16838"/>
+      <w:pgMar w:top="0" w:right="0" w:bottom="0" w:left="0" w:header="510" w:footer="510" w:gutter="0"/>
       <w:cols w:space="720"/>
       <w:docGrid w:linePitch="360"/>
-      <w:vAlign w:val="center"/>
     </w:sectPr>
   </w:body>
 </w:document>
@@ -1434,9 +2815,9 @@
             <wp:posOffset>0</wp:posOffset>
           </wp:positionH>
           <wp:positionV relativeFrom="page">
-            <wp:posOffset>2664000</wp:posOffset>
+            <wp:posOffset>2673000</wp:posOffset>
           </wp:positionV>
-          <wp:extent cx="3780000" cy="2664000"/>
+          <wp:extent cx="3780000" cy="2673000"/>
           <wp:effectExtent l="0" t="0" r="0" b="0"/>
           <wp:wrapNone/>
           <wp:docPr id="61" name="Trim 61"/>
@@ -1457,7 +2838,183 @@
                 <pic:spPr>
                   <a:xfrm>
                     <a:off x="0" y="0"/>
-                    <a:ext cx="3780000" cy="2664000"/>
+                    <a:ext cx="3780000" cy="2673000"/>
+                  </a:xfrm>
+                  <a:prstGeom prst="rect"/>
+                </pic:spPr>
+              </pic:pic>
+            </a:graphicData>
+          </a:graphic>
+        </wp:anchor>
+      </w:drawing>
+    </w:r>
+    <w:r>
+      <w:rPr>
+        <w:sz w:val="2"/>
+      </w:rPr>
+      <w:drawing>
+        <wp:anchor distT="0" distB="0" distL="0" distR="0" simplePos="0" relativeHeight="0" behindDoc="1" locked="0" layoutInCell="1" allowOverlap="1">
+          <wp:simplePos x="0" y="0"/>
+          <wp:positionH relativeFrom="page">
+            <wp:posOffset>3780000</wp:posOffset>
+          </wp:positionH>
+          <wp:positionV relativeFrom="page">
+            <wp:posOffset>2673000</wp:posOffset>
+          </wp:positionV>
+          <wp:extent cx="3780000" cy="2673000"/>
+          <wp:effectExtent l="0" t="0" r="0" b="0"/>
+          <wp:wrapNone/>
+          <wp:docPr id="62" name="Trim 62"/>
+          <wp:cNvGraphicFramePr/>
+          <a:graphic xmlns:a="http://schemas.openxmlformats.org/drawingml/2006/main" xmlns:pic="http://schemas.openxmlformats.org/drawingml/2006/picture">
+            <a:graphicData uri="http://schemas.openxmlformats.org/drawingml/2006/picture">
+              <pic:pic>
+                <pic:nvPicPr>
+                  <pic:cNvPr id="0" name="image.png"/>
+                  <pic:cNvPicPr/>
+                </pic:nvPicPr>
+                <pic:blipFill>
+                  <a:blip r:embed="rId1"/>
+                  <a:stretch>
+                    <a:fillRect/>
+                  </a:stretch>
+                </pic:blipFill>
+                <pic:spPr>
+                  <a:xfrm>
+                    <a:off x="0" y="0"/>
+                    <a:ext cx="3780000" cy="2673000"/>
+                  </a:xfrm>
+                  <a:prstGeom prst="rect"/>
+                </pic:spPr>
+              </pic:pic>
+            </a:graphicData>
+          </a:graphic>
+        </wp:anchor>
+      </w:drawing>
+    </w:r>
+    <w:r>
+      <w:rPr>
+        <w:sz w:val="2"/>
+      </w:rPr>
+      <w:drawing>
+        <wp:anchor distT="0" distB="0" distL="0" distR="0" simplePos="0" relativeHeight="0" behindDoc="1" locked="0" layoutInCell="1" allowOverlap="1">
+          <wp:simplePos x="0" y="0"/>
+          <wp:positionH relativeFrom="page">
+            <wp:posOffset>0</wp:posOffset>
+          </wp:positionH>
+          <wp:positionV relativeFrom="page">
+            <wp:posOffset>8019000</wp:posOffset>
+          </wp:positionV>
+          <wp:extent cx="3780000" cy="2673000"/>
+          <wp:effectExtent l="0" t="0" r="0" b="0"/>
+          <wp:wrapNone/>
+          <wp:docPr id="63" name="Trim 63"/>
+          <wp:cNvGraphicFramePr/>
+          <a:graphic xmlns:a="http://schemas.openxmlformats.org/drawingml/2006/main" xmlns:pic="http://schemas.openxmlformats.org/drawingml/2006/picture">
+            <a:graphicData uri="http://schemas.openxmlformats.org/drawingml/2006/picture">
+              <pic:pic>
+                <pic:nvPicPr>
+                  <pic:cNvPr id="0" name="image.png"/>
+                  <pic:cNvPicPr/>
+                </pic:nvPicPr>
+                <pic:blipFill>
+                  <a:blip r:embed="rId1"/>
+                  <a:stretch>
+                    <a:fillRect/>
+                  </a:stretch>
+                </pic:blipFill>
+                <pic:spPr>
+                  <a:xfrm>
+                    <a:off x="0" y="0"/>
+                    <a:ext cx="3780000" cy="2673000"/>
+                  </a:xfrm>
+                  <a:prstGeom prst="rect"/>
+                </pic:spPr>
+              </pic:pic>
+            </a:graphicData>
+          </a:graphic>
+        </wp:anchor>
+      </w:drawing>
+    </w:r>
+    <w:r>
+      <w:rPr>
+        <w:sz w:val="2"/>
+      </w:rPr>
+      <w:drawing>
+        <wp:anchor distT="0" distB="0" distL="0" distR="0" simplePos="0" relativeHeight="0" behindDoc="1" locked="0" layoutInCell="1" allowOverlap="1">
+          <wp:simplePos x="0" y="0"/>
+          <wp:positionH relativeFrom="page">
+            <wp:posOffset>3780000</wp:posOffset>
+          </wp:positionH>
+          <wp:positionV relativeFrom="page">
+            <wp:posOffset>8019000</wp:posOffset>
+          </wp:positionV>
+          <wp:extent cx="3780000" cy="2673000"/>
+          <wp:effectExtent l="0" t="0" r="0" b="0"/>
+          <wp:wrapNone/>
+          <wp:docPr id="64" name="Trim 64"/>
+          <wp:cNvGraphicFramePr/>
+          <a:graphic xmlns:a="http://schemas.openxmlformats.org/drawingml/2006/main" xmlns:pic="http://schemas.openxmlformats.org/drawingml/2006/picture">
+            <a:graphicData uri="http://schemas.openxmlformats.org/drawingml/2006/picture">
+              <pic:pic>
+                <pic:nvPicPr>
+                  <pic:cNvPr id="0" name="image.png"/>
+                  <pic:cNvPicPr/>
+                </pic:nvPicPr>
+                <pic:blipFill>
+                  <a:blip r:embed="rId1"/>
+                  <a:stretch>
+                    <a:fillRect/>
+                  </a:stretch>
+                </pic:blipFill>
+                <pic:spPr>
+                  <a:xfrm>
+                    <a:off x="0" y="0"/>
+                    <a:ext cx="3780000" cy="2673000"/>
+                  </a:xfrm>
+                  <a:prstGeom prst="rect"/>
+                </pic:spPr>
+              </pic:pic>
+            </a:graphicData>
+          </a:graphic>
+        </wp:anchor>
+      </w:drawing>
+    </w:r>
+    <w:r>
+      <w:rPr>
+        <w:sz w:val="2"/>
+      </w:rPr>
+      <w:drawing>
+        <wp:anchor distT="0" distB="0" distL="0" distR="0" simplePos="0" relativeHeight="0" behindDoc="1" locked="0" layoutInCell="1" allowOverlap="1">
+          <wp:simplePos x="0" y="0"/>
+          <wp:positionH relativeFrom="page">
+            <wp:posOffset>0</wp:posOffset>
+          </wp:positionH>
+          <wp:positionV relativeFrom="page">
+            <wp:posOffset>0</wp:posOffset>
+          </wp:positionV>
+          <wp:extent cx="7560000" cy="10692000"/>
+          <wp:effectExtent l="0" t="0" r="0" b="0"/>
+          <wp:wrapNone/>
+          <wp:docPr id="69" name="Trim 69"/>
+          <wp:cNvGraphicFramePr/>
+          <a:graphic xmlns:a="http://schemas.openxmlformats.org/drawingml/2006/main" xmlns:pic="http://schemas.openxmlformats.org/drawingml/2006/picture">
+            <a:graphicData uri="http://schemas.openxmlformats.org/drawingml/2006/picture">
+              <pic:pic>
+                <pic:nvPicPr>
+                  <pic:cNvPr id="0" name="image.png"/>
+                  <pic:cNvPicPr/>
+                </pic:nvPicPr>
+                <pic:blipFill>
+                  <a:blip r:embed="rId2"/>
+                  <a:stretch>
+                    <a:fillRect/>
+                  </a:stretch>
+                </pic:blipFill>
+                <pic:spPr>
+                  <a:xfrm>
+                    <a:off x="0" y="0"/>
+                    <a:ext cx="7560000" cy="10692000"/>
                   </a:xfrm>
                   <a:prstGeom prst="rect"/>
                 </pic:spPr>

--- a/print/place-cards.docx
+++ b/print/place-cards.docx
@@ -2002,7 +2002,7 @@
                             <w:color w:val="222D2A"/>
                             <w:sz w:val="40"/>
                           </w:rPr>
-                          <w:t>Tony Tzu</w:t>
+                          <w:t>Tony Zhou</w:t>
                         </w:r>
                       </w:p>
                       <w:p>
@@ -2107,7 +2107,7 @@
                             <w:color w:val="222D2A"/>
                             <w:sz w:val="40"/>
                           </w:rPr>
-                          <w:t>Jojo Tzu</w:t>
+                          <w:t>Jojo Zhou</w:t>
                         </w:r>
                       </w:p>
                       <w:p>

--- a/print/place-cards.docx
+++ b/print/place-cards.docx
@@ -20,12 +20,12 @@
           <wp:anchor distT="0" distB="0" distL="0" distR="0" simplePos="0" relativeHeight="23" behindDoc="0" locked="0" layoutInCell="0" allowOverlap="1">
             <wp:simplePos x="0" y="0"/>
             <wp:positionH relativeFrom="page">
-              <wp:posOffset>4248000</wp:posOffset>
+              <wp:posOffset>4572000</wp:posOffset>
             </wp:positionH>
             <wp:positionV relativeFrom="page">
-              <wp:posOffset>8235000</wp:posOffset>
+              <wp:posOffset>8343000</wp:posOffset>
             </wp:positionV>
-            <wp:extent cx="2844000" cy="2241000"/>
+            <wp:extent cx="2196000" cy="2025000"/>
             <wp:effectExtent l="0" t="0" r="0" b="0"/>
             <wp:wrapNone/>
             <wp:docPr id="203" name="Card 203"/>
@@ -37,7 +37,7 @@
                   <wps:spPr>
                     <a:xfrm>
                       <a:off x="0" y="0"/>
-                      <a:ext cx="2844000" cy="2241000"/>
+                      <a:ext cx="2196000" cy="2025000"/>
                     </a:xfrm>
                     <a:prstGeom prst="rect">
                       <a:avLst/>
@@ -125,12 +125,12 @@
           <wp:anchor distT="0" distB="0" distL="0" distR="0" simplePos="0" relativeHeight="22" behindDoc="0" locked="0" layoutInCell="0" allowOverlap="1">
             <wp:simplePos x="0" y="0"/>
             <wp:positionH relativeFrom="page">
-              <wp:posOffset>468000</wp:posOffset>
+              <wp:posOffset>792000</wp:posOffset>
             </wp:positionH>
             <wp:positionV relativeFrom="page">
-              <wp:posOffset>8235000</wp:posOffset>
+              <wp:posOffset>8343000</wp:posOffset>
             </wp:positionV>
-            <wp:extent cx="2844000" cy="2241000"/>
+            <wp:extent cx="2196000" cy="2025000"/>
             <wp:effectExtent l="0" t="0" r="0" b="0"/>
             <wp:wrapNone/>
             <wp:docPr id="202" name="Card 202"/>
@@ -142,7 +142,7 @@
                   <wps:spPr>
                     <a:xfrm>
                       <a:off x="0" y="0"/>
-                      <a:ext cx="2844000" cy="2241000"/>
+                      <a:ext cx="2196000" cy="2025000"/>
                     </a:xfrm>
                     <a:prstGeom prst="rect">
                       <a:avLst/>
@@ -230,12 +230,12 @@
           <wp:anchor distT="0" distB="0" distL="0" distR="0" simplePos="0" relativeHeight="21" behindDoc="0" locked="0" layoutInCell="0" allowOverlap="1">
             <wp:simplePos x="0" y="0"/>
             <wp:positionH relativeFrom="page">
-              <wp:posOffset>4248000</wp:posOffset>
+              <wp:posOffset>4572000</wp:posOffset>
             </wp:positionH>
             <wp:positionV relativeFrom="page">
-              <wp:posOffset>2889000</wp:posOffset>
+              <wp:posOffset>2997000</wp:posOffset>
             </wp:positionV>
-            <wp:extent cx="2844000" cy="2241000"/>
+            <wp:extent cx="2196000" cy="2025000"/>
             <wp:effectExtent l="0" t="0" r="0" b="0"/>
             <wp:wrapNone/>
             <wp:docPr id="201" name="Card 201"/>
@@ -247,7 +247,7 @@
                   <wps:spPr>
                     <a:xfrm>
                       <a:off x="0" y="0"/>
-                      <a:ext cx="2844000" cy="2241000"/>
+                      <a:ext cx="2196000" cy="2025000"/>
                     </a:xfrm>
                     <a:prstGeom prst="rect">
                       <a:avLst/>
@@ -335,12 +335,12 @@
           <wp:anchor distT="0" distB="0" distL="0" distR="0" simplePos="0" relativeHeight="20" behindDoc="0" locked="0" layoutInCell="0" allowOverlap="1">
             <wp:simplePos x="0" y="0"/>
             <wp:positionH relativeFrom="page">
-              <wp:posOffset>468000</wp:posOffset>
+              <wp:posOffset>792000</wp:posOffset>
             </wp:positionH>
             <wp:positionV relativeFrom="page">
-              <wp:posOffset>2889000</wp:posOffset>
+              <wp:posOffset>2997000</wp:posOffset>
             </wp:positionV>
-            <wp:extent cx="2844000" cy="2241000"/>
+            <wp:extent cx="2196000" cy="2025000"/>
             <wp:effectExtent l="0" t="0" r="0" b="0"/>
             <wp:wrapNone/>
             <wp:docPr id="200" name="Card 200"/>
@@ -352,7 +352,7 @@
                   <wps:spPr>
                     <a:xfrm>
                       <a:off x="0" y="0"/>
-                      <a:ext cx="2844000" cy="2241000"/>
+                      <a:ext cx="2196000" cy="2025000"/>
                     </a:xfrm>
                     <a:prstGeom prst="rect">
                       <a:avLst/>
@@ -448,12 +448,12 @@
           <wp:anchor distT="0" distB="0" distL="0" distR="0" simplePos="0" relativeHeight="23" behindDoc="0" locked="0" layoutInCell="0" allowOverlap="1">
             <wp:simplePos x="0" y="0"/>
             <wp:positionH relativeFrom="page">
-              <wp:posOffset>4248000</wp:posOffset>
+              <wp:posOffset>4572000</wp:posOffset>
             </wp:positionH>
             <wp:positionV relativeFrom="page">
-              <wp:posOffset>8235000</wp:posOffset>
+              <wp:posOffset>8343000</wp:posOffset>
             </wp:positionV>
-            <wp:extent cx="2844000" cy="2241000"/>
+            <wp:extent cx="2196000" cy="2025000"/>
             <wp:effectExtent l="0" t="0" r="0" b="0"/>
             <wp:wrapNone/>
             <wp:docPr id="207" name="Card 207"/>
@@ -465,7 +465,7 @@
                   <wps:spPr>
                     <a:xfrm>
                       <a:off x="0" y="0"/>
-                      <a:ext cx="2844000" cy="2241000"/>
+                      <a:ext cx="2196000" cy="2025000"/>
                     </a:xfrm>
                     <a:prstGeom prst="rect">
                       <a:avLst/>
@@ -553,12 +553,12 @@
           <wp:anchor distT="0" distB="0" distL="0" distR="0" simplePos="0" relativeHeight="22" behindDoc="0" locked="0" layoutInCell="0" allowOverlap="1">
             <wp:simplePos x="0" y="0"/>
             <wp:positionH relativeFrom="page">
-              <wp:posOffset>468000</wp:posOffset>
+              <wp:posOffset>792000</wp:posOffset>
             </wp:positionH>
             <wp:positionV relativeFrom="page">
-              <wp:posOffset>8235000</wp:posOffset>
+              <wp:posOffset>8343000</wp:posOffset>
             </wp:positionV>
-            <wp:extent cx="2844000" cy="2241000"/>
+            <wp:extent cx="2196000" cy="2025000"/>
             <wp:effectExtent l="0" t="0" r="0" b="0"/>
             <wp:wrapNone/>
             <wp:docPr id="206" name="Card 206"/>
@@ -570,7 +570,7 @@
                   <wps:spPr>
                     <a:xfrm>
                       <a:off x="0" y="0"/>
-                      <a:ext cx="2844000" cy="2241000"/>
+                      <a:ext cx="2196000" cy="2025000"/>
                     </a:xfrm>
                     <a:prstGeom prst="rect">
                       <a:avLst/>
@@ -658,12 +658,12 @@
           <wp:anchor distT="0" distB="0" distL="0" distR="0" simplePos="0" relativeHeight="21" behindDoc="0" locked="0" layoutInCell="0" allowOverlap="1">
             <wp:simplePos x="0" y="0"/>
             <wp:positionH relativeFrom="page">
-              <wp:posOffset>4248000</wp:posOffset>
+              <wp:posOffset>4572000</wp:posOffset>
             </wp:positionH>
             <wp:positionV relativeFrom="page">
-              <wp:posOffset>2889000</wp:posOffset>
+              <wp:posOffset>2997000</wp:posOffset>
             </wp:positionV>
-            <wp:extent cx="2844000" cy="2241000"/>
+            <wp:extent cx="2196000" cy="2025000"/>
             <wp:effectExtent l="0" t="0" r="0" b="0"/>
             <wp:wrapNone/>
             <wp:docPr id="205" name="Card 205"/>
@@ -675,7 +675,7 @@
                   <wps:spPr>
                     <a:xfrm>
                       <a:off x="0" y="0"/>
-                      <a:ext cx="2844000" cy="2241000"/>
+                      <a:ext cx="2196000" cy="2025000"/>
                     </a:xfrm>
                     <a:prstGeom prst="rect">
                       <a:avLst/>
@@ -763,12 +763,12 @@
           <wp:anchor distT="0" distB="0" distL="0" distR="0" simplePos="0" relativeHeight="20" behindDoc="0" locked="0" layoutInCell="0" allowOverlap="1">
             <wp:simplePos x="0" y="0"/>
             <wp:positionH relativeFrom="page">
-              <wp:posOffset>468000</wp:posOffset>
+              <wp:posOffset>792000</wp:posOffset>
             </wp:positionH>
             <wp:positionV relativeFrom="page">
-              <wp:posOffset>2889000</wp:posOffset>
+              <wp:posOffset>2997000</wp:posOffset>
             </wp:positionV>
-            <wp:extent cx="2844000" cy="2241000"/>
+            <wp:extent cx="2196000" cy="2025000"/>
             <wp:effectExtent l="0" t="0" r="0" b="0"/>
             <wp:wrapNone/>
             <wp:docPr id="204" name="Card 204"/>
@@ -780,7 +780,7 @@
                   <wps:spPr>
                     <a:xfrm>
                       <a:off x="0" y="0"/>
-                      <a:ext cx="2844000" cy="2241000"/>
+                      <a:ext cx="2196000" cy="2025000"/>
                     </a:xfrm>
                     <a:prstGeom prst="rect">
                       <a:avLst/>
@@ -876,12 +876,12 @@
           <wp:anchor distT="0" distB="0" distL="0" distR="0" simplePos="0" relativeHeight="23" behindDoc="0" locked="0" layoutInCell="0" allowOverlap="1">
             <wp:simplePos x="0" y="0"/>
             <wp:positionH relativeFrom="page">
-              <wp:posOffset>4248000</wp:posOffset>
+              <wp:posOffset>4572000</wp:posOffset>
             </wp:positionH>
             <wp:positionV relativeFrom="page">
-              <wp:posOffset>8235000</wp:posOffset>
+              <wp:posOffset>8343000</wp:posOffset>
             </wp:positionV>
-            <wp:extent cx="2844000" cy="2241000"/>
+            <wp:extent cx="2196000" cy="2025000"/>
             <wp:effectExtent l="0" t="0" r="0" b="0"/>
             <wp:wrapNone/>
             <wp:docPr id="211" name="Card 211"/>
@@ -893,7 +893,7 @@
                   <wps:spPr>
                     <a:xfrm>
                       <a:off x="0" y="0"/>
-                      <a:ext cx="2844000" cy="2241000"/>
+                      <a:ext cx="2196000" cy="2025000"/>
                     </a:xfrm>
                     <a:prstGeom prst="rect">
                       <a:avLst/>
@@ -981,12 +981,12 @@
           <wp:anchor distT="0" distB="0" distL="0" distR="0" simplePos="0" relativeHeight="22" behindDoc="0" locked="0" layoutInCell="0" allowOverlap="1">
             <wp:simplePos x="0" y="0"/>
             <wp:positionH relativeFrom="page">
-              <wp:posOffset>468000</wp:posOffset>
+              <wp:posOffset>792000</wp:posOffset>
             </wp:positionH>
             <wp:positionV relativeFrom="page">
-              <wp:posOffset>8235000</wp:posOffset>
+              <wp:posOffset>8343000</wp:posOffset>
             </wp:positionV>
-            <wp:extent cx="2844000" cy="2241000"/>
+            <wp:extent cx="2196000" cy="2025000"/>
             <wp:effectExtent l="0" t="0" r="0" b="0"/>
             <wp:wrapNone/>
             <wp:docPr id="210" name="Card 210"/>
@@ -998,7 +998,7 @@
                   <wps:spPr>
                     <a:xfrm>
                       <a:off x="0" y="0"/>
-                      <a:ext cx="2844000" cy="2241000"/>
+                      <a:ext cx="2196000" cy="2025000"/>
                     </a:xfrm>
                     <a:prstGeom prst="rect">
                       <a:avLst/>
@@ -1086,12 +1086,12 @@
           <wp:anchor distT="0" distB="0" distL="0" distR="0" simplePos="0" relativeHeight="21" behindDoc="0" locked="0" layoutInCell="0" allowOverlap="1">
             <wp:simplePos x="0" y="0"/>
             <wp:positionH relativeFrom="page">
-              <wp:posOffset>4248000</wp:posOffset>
+              <wp:posOffset>4572000</wp:posOffset>
             </wp:positionH>
             <wp:positionV relativeFrom="page">
-              <wp:posOffset>2889000</wp:posOffset>
+              <wp:posOffset>2997000</wp:posOffset>
             </wp:positionV>
-            <wp:extent cx="2844000" cy="2241000"/>
+            <wp:extent cx="2196000" cy="2025000"/>
             <wp:effectExtent l="0" t="0" r="0" b="0"/>
             <wp:wrapNone/>
             <wp:docPr id="209" name="Card 209"/>
@@ -1103,7 +1103,7 @@
                   <wps:spPr>
                     <a:xfrm>
                       <a:off x="0" y="0"/>
-                      <a:ext cx="2844000" cy="2241000"/>
+                      <a:ext cx="2196000" cy="2025000"/>
                     </a:xfrm>
                     <a:prstGeom prst="rect">
                       <a:avLst/>
@@ -1191,12 +1191,12 @@
           <wp:anchor distT="0" distB="0" distL="0" distR="0" simplePos="0" relativeHeight="20" behindDoc="0" locked="0" layoutInCell="0" allowOverlap="1">
             <wp:simplePos x="0" y="0"/>
             <wp:positionH relativeFrom="page">
-              <wp:posOffset>468000</wp:posOffset>
+              <wp:posOffset>792000</wp:posOffset>
             </wp:positionH>
             <wp:positionV relativeFrom="page">
-              <wp:posOffset>2889000</wp:posOffset>
+              <wp:posOffset>2997000</wp:posOffset>
             </wp:positionV>
-            <wp:extent cx="2844000" cy="2241000"/>
+            <wp:extent cx="2196000" cy="2025000"/>
             <wp:effectExtent l="0" t="0" r="0" b="0"/>
             <wp:wrapNone/>
             <wp:docPr id="208" name="Card 208"/>
@@ -1208,7 +1208,7 @@
                   <wps:spPr>
                     <a:xfrm>
                       <a:off x="0" y="0"/>
-                      <a:ext cx="2844000" cy="2241000"/>
+                      <a:ext cx="2196000" cy="2025000"/>
                     </a:xfrm>
                     <a:prstGeom prst="rect">
                       <a:avLst/>
@@ -1304,12 +1304,12 @@
           <wp:anchor distT="0" distB="0" distL="0" distR="0" simplePos="0" relativeHeight="23" behindDoc="0" locked="0" layoutInCell="0" allowOverlap="1">
             <wp:simplePos x="0" y="0"/>
             <wp:positionH relativeFrom="page">
-              <wp:posOffset>4248000</wp:posOffset>
+              <wp:posOffset>4572000</wp:posOffset>
             </wp:positionH>
             <wp:positionV relativeFrom="page">
-              <wp:posOffset>8235000</wp:posOffset>
+              <wp:posOffset>8343000</wp:posOffset>
             </wp:positionV>
-            <wp:extent cx="2844000" cy="2241000"/>
+            <wp:extent cx="2196000" cy="2025000"/>
             <wp:effectExtent l="0" t="0" r="0" b="0"/>
             <wp:wrapNone/>
             <wp:docPr id="215" name="Card 215"/>
@@ -1321,7 +1321,7 @@
                   <wps:spPr>
                     <a:xfrm>
                       <a:off x="0" y="0"/>
-                      <a:ext cx="2844000" cy="2241000"/>
+                      <a:ext cx="2196000" cy="2025000"/>
                     </a:xfrm>
                     <a:prstGeom prst="rect">
                       <a:avLst/>
@@ -1409,12 +1409,12 @@
           <wp:anchor distT="0" distB="0" distL="0" distR="0" simplePos="0" relativeHeight="22" behindDoc="0" locked="0" layoutInCell="0" allowOverlap="1">
             <wp:simplePos x="0" y="0"/>
             <wp:positionH relativeFrom="page">
-              <wp:posOffset>468000</wp:posOffset>
+              <wp:posOffset>792000</wp:posOffset>
             </wp:positionH>
             <wp:positionV relativeFrom="page">
-              <wp:posOffset>8235000</wp:posOffset>
+              <wp:posOffset>8343000</wp:posOffset>
             </wp:positionV>
-            <wp:extent cx="2844000" cy="2241000"/>
+            <wp:extent cx="2196000" cy="2025000"/>
             <wp:effectExtent l="0" t="0" r="0" b="0"/>
             <wp:wrapNone/>
             <wp:docPr id="214" name="Card 214"/>
@@ -1426,7 +1426,7 @@
                   <wps:spPr>
                     <a:xfrm>
                       <a:off x="0" y="0"/>
-                      <a:ext cx="2844000" cy="2241000"/>
+                      <a:ext cx="2196000" cy="2025000"/>
                     </a:xfrm>
                     <a:prstGeom prst="rect">
                       <a:avLst/>
@@ -1514,12 +1514,12 @@
           <wp:anchor distT="0" distB="0" distL="0" distR="0" simplePos="0" relativeHeight="21" behindDoc="0" locked="0" layoutInCell="0" allowOverlap="1">
             <wp:simplePos x="0" y="0"/>
             <wp:positionH relativeFrom="page">
-              <wp:posOffset>4248000</wp:posOffset>
+              <wp:posOffset>4572000</wp:posOffset>
             </wp:positionH>
             <wp:positionV relativeFrom="page">
-              <wp:posOffset>2889000</wp:posOffset>
+              <wp:posOffset>2997000</wp:posOffset>
             </wp:positionV>
-            <wp:extent cx="2844000" cy="2241000"/>
+            <wp:extent cx="2196000" cy="2025000"/>
             <wp:effectExtent l="0" t="0" r="0" b="0"/>
             <wp:wrapNone/>
             <wp:docPr id="213" name="Card 213"/>
@@ -1531,7 +1531,7 @@
                   <wps:spPr>
                     <a:xfrm>
                       <a:off x="0" y="0"/>
-                      <a:ext cx="2844000" cy="2241000"/>
+                      <a:ext cx="2196000" cy="2025000"/>
                     </a:xfrm>
                     <a:prstGeom prst="rect">
                       <a:avLst/>
@@ -1619,12 +1619,12 @@
           <wp:anchor distT="0" distB="0" distL="0" distR="0" simplePos="0" relativeHeight="20" behindDoc="0" locked="0" layoutInCell="0" allowOverlap="1">
             <wp:simplePos x="0" y="0"/>
             <wp:positionH relativeFrom="page">
-              <wp:posOffset>468000</wp:posOffset>
+              <wp:posOffset>792000</wp:posOffset>
             </wp:positionH>
             <wp:positionV relativeFrom="page">
-              <wp:posOffset>2889000</wp:posOffset>
+              <wp:posOffset>2997000</wp:posOffset>
             </wp:positionV>
-            <wp:extent cx="2844000" cy="2241000"/>
+            <wp:extent cx="2196000" cy="2025000"/>
             <wp:effectExtent l="0" t="0" r="0" b="0"/>
             <wp:wrapNone/>
             <wp:docPr id="212" name="Card 212"/>
@@ -1636,7 +1636,7 @@
                   <wps:spPr>
                     <a:xfrm>
                       <a:off x="0" y="0"/>
-                      <a:ext cx="2844000" cy="2241000"/>
+                      <a:ext cx="2196000" cy="2025000"/>
                     </a:xfrm>
                     <a:prstGeom prst="rect">
                       <a:avLst/>
@@ -1732,12 +1732,12 @@
           <wp:anchor distT="0" distB="0" distL="0" distR="0" simplePos="0" relativeHeight="23" behindDoc="0" locked="0" layoutInCell="0" allowOverlap="1">
             <wp:simplePos x="0" y="0"/>
             <wp:positionH relativeFrom="page">
-              <wp:posOffset>4248000</wp:posOffset>
+              <wp:posOffset>4572000</wp:posOffset>
             </wp:positionH>
             <wp:positionV relativeFrom="page">
-              <wp:posOffset>8235000</wp:posOffset>
+              <wp:posOffset>8343000</wp:posOffset>
             </wp:positionV>
-            <wp:extent cx="2844000" cy="2241000"/>
+            <wp:extent cx="2196000" cy="2025000"/>
             <wp:effectExtent l="0" t="0" r="0" b="0"/>
             <wp:wrapNone/>
             <wp:docPr id="219" name="Card 219"/>
@@ -1749,7 +1749,7 @@
                   <wps:spPr>
                     <a:xfrm>
                       <a:off x="0" y="0"/>
-                      <a:ext cx="2844000" cy="2241000"/>
+                      <a:ext cx="2196000" cy="2025000"/>
                     </a:xfrm>
                     <a:prstGeom prst="rect">
                       <a:avLst/>
@@ -1837,12 +1837,12 @@
           <wp:anchor distT="0" distB="0" distL="0" distR="0" simplePos="0" relativeHeight="22" behindDoc="0" locked="0" layoutInCell="0" allowOverlap="1">
             <wp:simplePos x="0" y="0"/>
             <wp:positionH relativeFrom="page">
-              <wp:posOffset>468000</wp:posOffset>
+              <wp:posOffset>792000</wp:posOffset>
             </wp:positionH>
             <wp:positionV relativeFrom="page">
-              <wp:posOffset>8235000</wp:posOffset>
+              <wp:posOffset>8343000</wp:posOffset>
             </wp:positionV>
-            <wp:extent cx="2844000" cy="2241000"/>
+            <wp:extent cx="2196000" cy="2025000"/>
             <wp:effectExtent l="0" t="0" r="0" b="0"/>
             <wp:wrapNone/>
             <wp:docPr id="218" name="Card 218"/>
@@ -1854,7 +1854,7 @@
                   <wps:spPr>
                     <a:xfrm>
                       <a:off x="0" y="0"/>
-                      <a:ext cx="2844000" cy="2241000"/>
+                      <a:ext cx="2196000" cy="2025000"/>
                     </a:xfrm>
                     <a:prstGeom prst="rect">
                       <a:avLst/>
@@ -1897,7 +1897,7 @@
                             <w:color w:val="222D2A"/>
                             <w:sz w:val="40"/>
                           </w:rPr>
-                          <w:t>Max</w:t>
+                          <w:t>Max Zhou</w:t>
                         </w:r>
                       </w:p>
                       <w:p>
@@ -1942,12 +1942,12 @@
           <wp:anchor distT="0" distB="0" distL="0" distR="0" simplePos="0" relativeHeight="21" behindDoc="0" locked="0" layoutInCell="0" allowOverlap="1">
             <wp:simplePos x="0" y="0"/>
             <wp:positionH relativeFrom="page">
-              <wp:posOffset>4248000</wp:posOffset>
+              <wp:posOffset>4572000</wp:posOffset>
             </wp:positionH>
             <wp:positionV relativeFrom="page">
-              <wp:posOffset>2889000</wp:posOffset>
+              <wp:posOffset>2997000</wp:posOffset>
             </wp:positionV>
-            <wp:extent cx="2844000" cy="2241000"/>
+            <wp:extent cx="2196000" cy="2025000"/>
             <wp:effectExtent l="0" t="0" r="0" b="0"/>
             <wp:wrapNone/>
             <wp:docPr id="217" name="Card 217"/>
@@ -1959,7 +1959,7 @@
                   <wps:spPr>
                     <a:xfrm>
                       <a:off x="0" y="0"/>
-                      <a:ext cx="2844000" cy="2241000"/>
+                      <a:ext cx="2196000" cy="2025000"/>
                     </a:xfrm>
                     <a:prstGeom prst="rect">
                       <a:avLst/>
@@ -2047,12 +2047,12 @@
           <wp:anchor distT="0" distB="0" distL="0" distR="0" simplePos="0" relativeHeight="20" behindDoc="0" locked="0" layoutInCell="0" allowOverlap="1">
             <wp:simplePos x="0" y="0"/>
             <wp:positionH relativeFrom="page">
-              <wp:posOffset>468000</wp:posOffset>
+              <wp:posOffset>792000</wp:posOffset>
             </wp:positionH>
             <wp:positionV relativeFrom="page">
-              <wp:posOffset>2889000</wp:posOffset>
+              <wp:posOffset>2997000</wp:posOffset>
             </wp:positionV>
-            <wp:extent cx="2844000" cy="2241000"/>
+            <wp:extent cx="2196000" cy="2025000"/>
             <wp:effectExtent l="0" t="0" r="0" b="0"/>
             <wp:wrapNone/>
             <wp:docPr id="216" name="Card 216"/>
@@ -2064,7 +2064,7 @@
                   <wps:spPr>
                     <a:xfrm>
                       <a:off x="0" y="0"/>
-                      <a:ext cx="2844000" cy="2241000"/>
+                      <a:ext cx="2196000" cy="2025000"/>
                     </a:xfrm>
                     <a:prstGeom prst="rect">
                       <a:avLst/>
@@ -2160,12 +2160,12 @@
           <wp:anchor distT="0" distB="0" distL="0" distR="0" simplePos="0" relativeHeight="23" behindDoc="0" locked="0" layoutInCell="0" allowOverlap="1">
             <wp:simplePos x="0" y="0"/>
             <wp:positionH relativeFrom="page">
-              <wp:posOffset>4248000</wp:posOffset>
+              <wp:posOffset>4572000</wp:posOffset>
             </wp:positionH>
             <wp:positionV relativeFrom="page">
-              <wp:posOffset>8235000</wp:posOffset>
+              <wp:posOffset>8343000</wp:posOffset>
             </wp:positionV>
-            <wp:extent cx="2844000" cy="2241000"/>
+            <wp:extent cx="2196000" cy="2025000"/>
             <wp:effectExtent l="0" t="0" r="0" b="0"/>
             <wp:wrapNone/>
             <wp:docPr id="223" name="Card 223"/>
@@ -2177,7 +2177,7 @@
                   <wps:spPr>
                     <a:xfrm>
                       <a:off x="0" y="0"/>
-                      <a:ext cx="2844000" cy="2241000"/>
+                      <a:ext cx="2196000" cy="2025000"/>
                     </a:xfrm>
                     <a:prstGeom prst="rect">
                       <a:avLst/>
@@ -2265,12 +2265,12 @@
           <wp:anchor distT="0" distB="0" distL="0" distR="0" simplePos="0" relativeHeight="22" behindDoc="0" locked="0" layoutInCell="0" allowOverlap="1">
             <wp:simplePos x="0" y="0"/>
             <wp:positionH relativeFrom="page">
-              <wp:posOffset>468000</wp:posOffset>
+              <wp:posOffset>792000</wp:posOffset>
             </wp:positionH>
             <wp:positionV relativeFrom="page">
-              <wp:posOffset>8235000</wp:posOffset>
+              <wp:posOffset>8343000</wp:posOffset>
             </wp:positionV>
-            <wp:extent cx="2844000" cy="2241000"/>
+            <wp:extent cx="2196000" cy="2025000"/>
             <wp:effectExtent l="0" t="0" r="0" b="0"/>
             <wp:wrapNone/>
             <wp:docPr id="222" name="Card 222"/>
@@ -2282,7 +2282,7 @@
                   <wps:spPr>
                     <a:xfrm>
                       <a:off x="0" y="0"/>
-                      <a:ext cx="2844000" cy="2241000"/>
+                      <a:ext cx="2196000" cy="2025000"/>
                     </a:xfrm>
                     <a:prstGeom prst="rect">
                       <a:avLst/>
@@ -2370,12 +2370,12 @@
           <wp:anchor distT="0" distB="0" distL="0" distR="0" simplePos="0" relativeHeight="21" behindDoc="0" locked="0" layoutInCell="0" allowOverlap="1">
             <wp:simplePos x="0" y="0"/>
             <wp:positionH relativeFrom="page">
-              <wp:posOffset>4248000</wp:posOffset>
+              <wp:posOffset>4572000</wp:posOffset>
             </wp:positionH>
             <wp:positionV relativeFrom="page">
-              <wp:posOffset>2889000</wp:posOffset>
+              <wp:posOffset>2997000</wp:posOffset>
             </wp:positionV>
-            <wp:extent cx="2844000" cy="2241000"/>
+            <wp:extent cx="2196000" cy="2025000"/>
             <wp:effectExtent l="0" t="0" r="0" b="0"/>
             <wp:wrapNone/>
             <wp:docPr id="221" name="Card 221"/>
@@ -2387,7 +2387,7 @@
                   <wps:spPr>
                     <a:xfrm>
                       <a:off x="0" y="0"/>
-                      <a:ext cx="2844000" cy="2241000"/>
+                      <a:ext cx="2196000" cy="2025000"/>
                     </a:xfrm>
                     <a:prstGeom prst="rect">
                       <a:avLst/>
@@ -2475,12 +2475,12 @@
           <wp:anchor distT="0" distB="0" distL="0" distR="0" simplePos="0" relativeHeight="20" behindDoc="0" locked="0" layoutInCell="0" allowOverlap="1">
             <wp:simplePos x="0" y="0"/>
             <wp:positionH relativeFrom="page">
-              <wp:posOffset>468000</wp:posOffset>
+              <wp:posOffset>792000</wp:posOffset>
             </wp:positionH>
             <wp:positionV relativeFrom="page">
-              <wp:posOffset>2889000</wp:posOffset>
+              <wp:posOffset>2997000</wp:posOffset>
             </wp:positionV>
-            <wp:extent cx="2844000" cy="2241000"/>
+            <wp:extent cx="2196000" cy="2025000"/>
             <wp:effectExtent l="0" t="0" r="0" b="0"/>
             <wp:wrapNone/>
             <wp:docPr id="220" name="Card 220"/>
@@ -2492,7 +2492,7 @@
                   <wps:spPr>
                     <a:xfrm>
                       <a:off x="0" y="0"/>
-                      <a:ext cx="2844000" cy="2241000"/>
+                      <a:ext cx="2196000" cy="2025000"/>
                     </a:xfrm>
                     <a:prstGeom prst="rect">
                       <a:avLst/>
@@ -2588,12 +2588,12 @@
           <wp:anchor distT="0" distB="0" distL="0" distR="0" simplePos="0" relativeHeight="21" behindDoc="0" locked="0" layoutInCell="0" allowOverlap="1">
             <wp:simplePos x="0" y="0"/>
             <wp:positionH relativeFrom="page">
-              <wp:posOffset>4248000</wp:posOffset>
+              <wp:posOffset>4572000</wp:posOffset>
             </wp:positionH>
             <wp:positionV relativeFrom="page">
-              <wp:posOffset>2889000</wp:posOffset>
+              <wp:posOffset>2997000</wp:posOffset>
             </wp:positionV>
-            <wp:extent cx="2844000" cy="2241000"/>
+            <wp:extent cx="2196000" cy="2025000"/>
             <wp:effectExtent l="0" t="0" r="0" b="0"/>
             <wp:wrapNone/>
             <wp:docPr id="225" name="Card 225"/>
@@ -2605,7 +2605,7 @@
                   <wps:spPr>
                     <a:xfrm>
                       <a:off x="0" y="0"/>
-                      <a:ext cx="2844000" cy="2241000"/>
+                      <a:ext cx="2196000" cy="2025000"/>
                     </a:xfrm>
                     <a:prstGeom prst="rect">
                       <a:avLst/>
@@ -2693,12 +2693,12 @@
           <wp:anchor distT="0" distB="0" distL="0" distR="0" simplePos="0" relativeHeight="20" behindDoc="0" locked="0" layoutInCell="0" allowOverlap="1">
             <wp:simplePos x="0" y="0"/>
             <wp:positionH relativeFrom="page">
-              <wp:posOffset>468000</wp:posOffset>
+              <wp:posOffset>792000</wp:posOffset>
             </wp:positionH>
             <wp:positionV relativeFrom="page">
-              <wp:posOffset>2889000</wp:posOffset>
+              <wp:posOffset>2997000</wp:posOffset>
             </wp:positionV>
-            <wp:extent cx="2844000" cy="2241000"/>
+            <wp:extent cx="2196000" cy="2025000"/>
             <wp:effectExtent l="0" t="0" r="0" b="0"/>
             <wp:wrapNone/>
             <wp:docPr id="224" name="Card 224"/>
@@ -2710,7 +2710,7 @@
                   <wps:spPr>
                     <a:xfrm>
                       <a:off x="0" y="0"/>
-                      <a:ext cx="2844000" cy="2241000"/>
+                      <a:ext cx="2196000" cy="2025000"/>
                     </a:xfrm>
                     <a:prstGeom prst="rect">
                       <a:avLst/>
